--- a/docs/ejemplos/propuesta_alborada_ejemplo.docx
+++ b/docs/ejemplos/propuesta_alborada_ejemplo.docx
@@ -2438,7 +2438,7 @@
           </w:tcPr>
           <w:p>
             <w:r>
-              <w:t xml:space="preserve">Instituto Oftalmico Tramuntana</w:t>
+              <w:t xml:space="preserve">Instituto Oftálmico Tramuntana</w:t>
             </w:r>
           </w:p>
         </w:tc>
@@ -2522,7 +2522,7 @@
           </w:tcPr>
           <w:p>
             <w:r>
-              <w:t xml:space="preserve">Laser Nitida</w:t>
+              <w:t xml:space="preserve">Láser Nítida</w:t>
             </w:r>
           </w:p>
         </w:tc>
@@ -2564,7 +2564,7 @@
           </w:tcPr>
           <w:p>
             <w:r>
-              <w:t xml:space="preserve">Clinica Del Ojo Cervantes</w:t>
+              <w:t xml:space="preserve">Clínica del Ojo Cervantes</w:t>
             </w:r>
           </w:p>
         </w:tc>
@@ -2648,7 +2648,7 @@
           </w:tcPr>
           <w:p>
             <w:r>
-              <w:t xml:space="preserve">Vistalia Oftalmologia</w:t>
+              <w:t xml:space="preserve">Vistalia Oftalmología</w:t>
             </w:r>
           </w:p>
         </w:tc>
@@ -2732,7 +2732,7 @@
           </w:tcPr>
           <w:p>
             <w:r>
-              <w:t xml:space="preserve">Visionar Clinicas</w:t>
+              <w:t xml:space="preserve">Visionar Clínicas</w:t>
             </w:r>
           </w:p>
         </w:tc>
@@ -2774,7 +2774,7 @@
           </w:tcPr>
           <w:p>
             <w:r>
-              <w:t xml:space="preserve">Centro Lasik Peninsula</w:t>
+              <w:t xml:space="preserve">Centro Lasik Península</w:t>
             </w:r>
           </w:p>
         </w:tc>
@@ -4423,7 +4423,7 @@
           </w:tcPr>
           <w:p>
             <w:r>
-              <w:t xml:space="preserve">0,15</w:t>
+              <w:t xml:space="preserve">15,0 %</w:t>
             </w:r>
           </w:p>
         </w:tc>
@@ -4580,7 +4580,7 @@
           </w:tcPr>
           <w:p>
             <w:r>
-              <w:t xml:space="preserve">0,0417</w:t>
+              <w:t xml:space="preserve">4,2 %</w:t>
             </w:r>
           </w:p>
         </w:tc>
@@ -4737,7 +4737,7 @@
           </w:tcPr>
           <w:p>
             <w:r>
-              <w:t xml:space="preserve">40,53</w:t>
+              <w:t xml:space="preserve">40,53 puntos</w:t>
             </w:r>
           </w:p>
         </w:tc>
@@ -4894,7 +4894,7 @@
           </w:tcPr>
           <w:p>
             <w:r>
-              <w:t xml:space="preserve">0,197</w:t>
+              <w:t xml:space="preserve">19,7 %</w:t>
             </w:r>
           </w:p>
         </w:tc>
@@ -5208,7 +5208,7 @@
           </w:tcPr>
           <w:p>
             <w:r>
-              <w:t xml:space="preserve">0,6125</w:t>
+              <w:t xml:space="preserve">61,3 %</w:t>
             </w:r>
           </w:p>
         </w:tc>
@@ -5365,7 +5365,7 @@
           </w:tcPr>
           <w:p>
             <w:r>
-              <w:t xml:space="preserve">1,011</w:t>
+              <w:t xml:space="preserve">1,01 puntos</w:t>
             </w:r>
           </w:p>
         </w:tc>

--- a/docs/ejemplos/propuesta_alborada_ejemplo.docx
+++ b/docs/ejemplos/propuesta_alborada_ejemplo.docx
@@ -38,12 +38,17 @@
     </w:p>
     <w:p>
       <w:r>
-        <w:t xml:space="preserve">Alborada aparece poco cuando nadie la nombra.</w:t>
+        <w:t xml:space="preserve">Clínica Alborada Visión cuenta con un sólido reconocimiento asistido en los asistentes de IA analizados, alcanzando una presencia del 100 % cuando los usuarios consultan directamente por la marca.</w:t>
       </w:r>
     </w:p>
     <w:p>
       <w:r>
-        <w:t xml:space="preserve">Proponemos un plan por fases.</w:t>
+        <w:t xml:space="preserve">Sin embargo, ante consultas abiertas y espontáneas sobre cirugía refractiva y control de miopía infantil, la recomendación desciende significativamente, situándose por detrás del líder del sector (Grupo Hospitalario Valdecruz).</w:t>
+      </w:r>
+    </w:p>
+    <w:p>
+      <w:r>
+        <w:t xml:space="preserve">Se propone un plan estratégico por fases orientado a reforzar la presencia en fuentes sanitarias de referencia, generar contenido especializado para momentos de decisión y recuperar visibilidad en Barcelona, respetando escrupulosamente la normativa de publicidad sanitaria y los recursos del equipo.</w:t>
       </w:r>
     </w:p>
     <w:p>
@@ -1166,7 +1171,7 @@
         <w:pStyle w:val="ListBullet"/>
       </w:pPr>
       <w:r>
-        <w:t xml:space="preserve">Datos sintéticos del kit</w:t>
+        <w:t xml:space="preserve">Datos sintéticos del kit del reto: reproducen con fidelidad la estructura de un estudio GEO, pero no reflejan cuotas reales de mercado.</w:t>
       </w:r>
     </w:p>
     <w:p>
@@ -1174,7 +1179,7 @@
         <w:pStyle w:val="ListBullet"/>
       </w:pPr>
       <w:r>
-        <w:t xml:space="preserve">Los motores no son deterministas</w:t>
+        <w:t xml:space="preserve">Naturaleza probabilística de los modelos de lenguaje: las respuestas varían en el tiempo y requieren seguimiento periódico.</w:t>
       </w:r>
     </w:p>
     <w:p>
@@ -1182,7 +1187,7 @@
         <w:pStyle w:val="ListBullet"/>
       </w:pPr>
       <w:r>
-        <w:t xml:space="preserve">No se garantizan resultados</w:t>
+        <w:t xml:space="preserve">Publicidad sanitaria regulada (RD 1907/1996): el plan no promete resultados ni hace comparativas denigratorias, y cada contenido necesita revisión médica y jurídica de la clínica antes de publicarse. Las mejoras de visibilidad son hipótesis técnicas y no garantizan resultados clínicos ni comerciales.</w:t>
       </w:r>
     </w:p>
     <w:p>
@@ -1195,7 +1200,7 @@
     </w:p>
     <w:p>
       <w:r>
-        <w:t xml:space="preserve">Diagnóstico sobre la visibilidad espontánea.</w:t>
+        <w:t xml:space="preserve">Diagnóstico detallado sobre la visibilidad espontánea y asistida por motor, fase del embudo y ciudad.</w:t>
       </w:r>
     </w:p>
     <w:tbl>
@@ -3247,7 +3252,7 @@
     </w:p>
     <w:p>
       <w:r>
-        <w:t xml:space="preserve">El líder concentra las recomendaciones.</w:t>
+        <w:t xml:space="preserve">Análisis comparativo de posicionamiento y brecha de fuentes frente al líder del mercado y competidores.</w:t>
       </w:r>
     </w:p>
     <w:p>
@@ -6425,7 +6430,7 @@
     </w:p>
     <w:p>
       <w:r>
-        <w:t xml:space="preserve">Ganar recomendación espontánea en Madrid y Barcelona.</w:t>
+        <w:t xml:space="preserve">Estrategia orientada a consolidar la prescripción espontánea en Madrid y Barcelona, impulsando la autoridad en fuentes médicas clave.</w:t>
       </w:r>
     </w:p>
     <w:p>
@@ -7307,7 +7312,7 @@
           </w:tcPr>
           <w:p>
             <w:r>
-              <w:t xml:space="preserve">Cambios de modelo</w:t>
+              <w:t xml:space="preserve">Variabilidad de fuentes y modelos de IA</w:t>
             </w:r>
           </w:p>
         </w:tc>
@@ -7317,7 +7322,29 @@
           </w:tcPr>
           <w:p>
             <w:r>
-              <w:t xml:space="preserve">Re-medición periódica</w:t>
+              <w:t xml:space="preserve">Protocolo de re-medición periódica para monitorizar cambios algorítmicos</w:t>
+            </w:r>
+          </w:p>
+        </w:tc>
+      </w:tr>
+      <w:tr>
+        <w:tc>
+          <w:tcPr>
+            <w:tcW w:type="dxa" w:w="4320"/>
+          </w:tcPr>
+          <w:p>
+            <w:r>
+              <w:t xml:space="preserve">Marco regulatorio en publicidad sanitaria</w:t>
+            </w:r>
+          </w:p>
+        </w:tc>
+        <w:tc>
+          <w:tcPr>
+            <w:tcW w:type="dxa" w:w="4320"/>
+          </w:tcPr>
+          <w:p>
+            <w:r>
+              <w:t xml:space="preserve">Revisión médica previa de todo contenido divulgativo sin promesas de resultados</w:t>
             </w:r>
           </w:p>
         </w:tc>
@@ -7531,7 +7558,7 @@
           </w:tcPr>
           <w:p>
             <w:r>
-              <w:t xml:space="preserve">Comité mensual</w:t>
+              <w:t xml:space="preserve">Comité mensual de seguimiento y presentación de informe evolutivo al comité de dirección</w:t>
             </w:r>
           </w:p>
         </w:tc>

--- a/docs/ejemplos/propuesta_alborada_ejemplo.docx
+++ b/docs/ejemplos/propuesta_alborada_ejemplo.docx
@@ -51,7 +51,940 @@
         <w:pStyle w:val="Heading1"/>
       </w:pPr>
       <w:r>
-        <w:t>2. Contexto y alcance</w:t>
+        <w:t>2. Lo que nos habéis pedido</w:t>
+      </w:r>
+    </w:p>
+    <w:p>
+      <w:r>
+        <w:t xml:space="preserve">Esto es lo que nos pedisteis en el brief, tal cual, y dónde lo trata esta propuesta. La cobertura la comprueba el sistema contra el plan y los hallazgos, no la redacción.</w:t>
+      </w:r>
+    </w:p>
+    <w:p>
+      <w:pPr>
+        <w:pStyle w:val="Heading2"/>
+      </w:pPr>
+      <w:r>
+        <w:t xml:space="preserve">Objetivos</w:t>
+      </w:r>
+    </w:p>
+    <w:p>
+      <w:pPr>
+        <w:pStyle w:val="ListBullet"/>
+      </w:pPr>
+      <w:r>
+        <w:t xml:space="preserve">Recomendación espontánea en asistentes de IA en Madrid y Barcelona</w:t>
+      </w:r>
+    </w:p>
+    <w:p>
+      <w:pPr>
+        <w:pStyle w:val="ListBullet"/>
+      </w:pPr>
+      <w:r>
+        <w:t xml:space="preserve">+25 % de primeras visitas de cirugía refractiva en 12 meses</w:t>
+      </w:r>
+    </w:p>
+    <w:p>
+      <w:pPr>
+        <w:pStyle w:val="Heading2"/>
+      </w:pPr>
+      <w:r>
+        <w:t xml:space="preserve">Restricciones</w:t>
+      </w:r>
+    </w:p>
+    <w:p>
+      <w:pPr>
+        <w:pStyle w:val="ListBullet"/>
+      </w:pPr>
+      <w:r>
+        <w:t xml:space="preserve">Publicidad sanitaria regulada: no prometer resultados</w:t>
+      </w:r>
+    </w:p>
+    <w:p>
+      <w:pPr>
+        <w:pStyle w:val="ListBullet"/>
+      </w:pPr>
+      <w:r>
+        <w:t xml:space="preserve">Sin comparativas denigratorias</w:t>
+      </w:r>
+    </w:p>
+    <w:p>
+      <w:pPr>
+        <w:pStyle w:val="Heading2"/>
+      </w:pPr>
+      <w:r>
+        <w:t xml:space="preserve">Servicios prioritarios</w:t>
+      </w:r>
+    </w:p>
+    <w:p>
+      <w:pPr>
+        <w:pStyle w:val="ListBullet"/>
+      </w:pPr>
+      <w:r>
+        <w:t xml:space="preserve">Cirugía refractiva</w:t>
+      </w:r>
+    </w:p>
+    <w:p>
+      <w:pPr>
+        <w:pStyle w:val="ListBullet"/>
+      </w:pPr>
+      <w:r>
+        <w:t xml:space="preserve">Control de miopía infantil</w:t>
+      </w:r>
+    </w:p>
+    <w:p>
+      <w:pPr>
+        <w:pStyle w:val="Heading2"/>
+      </w:pPr>
+      <w:r>
+        <w:t xml:space="preserve">Ciudades</w:t>
+      </w:r>
+    </w:p>
+    <w:p>
+      <w:pPr>
+        <w:pStyle w:val="ListBullet"/>
+      </w:pPr>
+      <w:r>
+        <w:t xml:space="preserve">Madrid</w:t>
+      </w:r>
+    </w:p>
+    <w:p>
+      <w:pPr>
+        <w:pStyle w:val="ListBullet"/>
+      </w:pPr>
+      <w:r>
+        <w:t xml:space="preserve">Barcelona</w:t>
+      </w:r>
+    </w:p>
+    <w:p>
+      <w:pPr>
+        <w:pStyle w:val="Heading2"/>
+      </w:pPr>
+      <w:r>
+        <w:t xml:space="preserve">Públicos</w:t>
+      </w:r>
+    </w:p>
+    <w:p>
+      <w:pPr>
+        <w:pStyle w:val="ListBullet"/>
+      </w:pPr>
+      <w:r>
+        <w:t xml:space="preserve">Adultos de 25 a 50 años con miopía o astigmatismo</w:t>
+      </w:r>
+    </w:p>
+    <w:p>
+      <w:pPr>
+        <w:pStyle w:val="ListBullet"/>
+      </w:pPr>
+      <w:r>
+        <w:t xml:space="preserve">Mayores de 60 años con cataratas y sus hijos</w:t>
+      </w:r>
+    </w:p>
+    <w:p>
+      <w:pPr>
+        <w:pStyle w:val="ListBullet"/>
+      </w:pPr>
+      <w:r>
+        <w:t xml:space="preserve">Padres de niños con miopía progresiva</w:t>
+      </w:r>
+    </w:p>
+    <w:p>
+      <w:pPr>
+        <w:pStyle w:val="ListBullet"/>
+      </w:pPr>
+      <w:r>
+        <w:t xml:space="preserve">Profesionales con requisitos específicos (pilotos)</w:t>
+      </w:r>
+    </w:p>
+    <w:p>
+      <w:pPr>
+        <w:pStyle w:val="Heading2"/>
+      </w:pPr>
+      <w:r>
+        <w:t xml:space="preserve">Competidores declarados</w:t>
+      </w:r>
+    </w:p>
+    <w:p>
+      <w:pPr>
+        <w:pStyle w:val="ListBullet"/>
+      </w:pPr>
+      <w:r>
+        <w:t xml:space="preserve">Instituto Oftálmico Tramuntana</w:t>
+      </w:r>
+    </w:p>
+    <w:p>
+      <w:pPr>
+        <w:pStyle w:val="ListBullet"/>
+      </w:pPr>
+      <w:r>
+        <w:t xml:space="preserve">Láser Nítida</w:t>
+      </w:r>
+    </w:p>
+    <w:p>
+      <w:pPr>
+        <w:pStyle w:val="ListBullet"/>
+      </w:pPr>
+      <w:r>
+        <w:t xml:space="preserve">Grupo Hospitalario Valdecruz</w:t>
+      </w:r>
+    </w:p>
+    <w:p>
+      <w:pPr>
+        <w:pStyle w:val="Heading2"/>
+      </w:pPr>
+      <w:r>
+        <w:t xml:space="preserve">Presupuesto</w:t>
+      </w:r>
+    </w:p>
+    <w:p>
+      <w:pPr>
+        <w:pStyle w:val="ListBullet"/>
+      </w:pPr>
+      <w:r>
+        <w:t xml:space="preserve">18.000–27.000 € al año</w:t>
+      </w:r>
+    </w:p>
+    <w:p>
+      <w:pPr>
+        <w:pStyle w:val="Heading2"/>
+      </w:pPr>
+      <w:r>
+        <w:t>Dónde se trata cada punto</w:t>
+      </w:r>
+    </w:p>
+    <w:tbl>
+      <w:tblPr>
+        <w:tblStyle w:val="LightGrid-Accent1"/>
+        <w:tblW w:type="auto" w:w="0"/>
+        <w:tblLook w:firstColumn="1" w:firstRow="1" w:lastColumn="0" w:lastRow="0" w:noHBand="0" w:noVBand="1" w:val="04A0"/>
+      </w:tblPr>
+      <w:tblGrid>
+        <w:gridCol w:w="2160"/>
+        <w:gridCol w:w="2160"/>
+        <w:gridCol w:w="2160"/>
+        <w:gridCol w:w="2160"/>
+      </w:tblGrid>
+      <w:tr>
+        <w:tc>
+          <w:tcPr>
+            <w:tcW w:type="dxa" w:w="2160"/>
+          </w:tcPr>
+          <w:p>
+            <w:r>
+              <w:t>Punto</w:t>
+            </w:r>
+          </w:p>
+        </w:tc>
+        <w:tc>
+          <w:tcPr>
+            <w:tcW w:type="dxa" w:w="2160"/>
+          </w:tcPr>
+          <w:p>
+            <w:r>
+              <w:t>Lo que pedisteis</w:t>
+            </w:r>
+          </w:p>
+        </w:tc>
+        <w:tc>
+          <w:tcPr>
+            <w:tcW w:type="dxa" w:w="2160"/>
+          </w:tcPr>
+          <w:p>
+            <w:r>
+              <w:t>Dónde se trata</w:t>
+            </w:r>
+          </w:p>
+        </w:tc>
+        <w:tc>
+          <w:tcPr>
+            <w:tcW w:type="dxa" w:w="2160"/>
+          </w:tcPr>
+          <w:p>
+            <w:r>
+              <w:t>Estado</w:t>
+            </w:r>
+          </w:p>
+        </w:tc>
+      </w:tr>
+      <w:tr>
+        <w:tc>
+          <w:tcPr>
+            <w:tcW w:type="dxa" w:w="2160"/>
+          </w:tcPr>
+          <w:p>
+            <w:r>
+              <w:t xml:space="preserve">Objetivo</w:t>
+            </w:r>
+          </w:p>
+        </w:tc>
+        <w:tc>
+          <w:tcPr>
+            <w:tcW w:type="dxa" w:w="2160"/>
+          </w:tcPr>
+          <w:p>
+            <w:r>
+              <w:t xml:space="preserve">Recomendación espontánea en asistentes de IA en Madrid y Barcelona</w:t>
+            </w:r>
+          </w:p>
+        </w:tc>
+        <w:tc>
+          <w:tcPr>
+            <w:tcW w:type="dxa" w:w="2160"/>
+          </w:tcPr>
+          <w:p>
+            <w:r>
+              <w:t xml:space="preserve">Acciones A1, A2</w:t>
+            </w:r>
+          </w:p>
+        </w:tc>
+        <w:tc>
+          <w:tcPr>
+            <w:tcW w:type="dxa" w:w="2160"/>
+          </w:tcPr>
+          <w:p>
+            <w:r>
+              <w:t xml:space="preserve">Cubierto</w:t>
+            </w:r>
+          </w:p>
+        </w:tc>
+      </w:tr>
+      <w:tr>
+        <w:tc>
+          <w:tcPr>
+            <w:tcW w:type="dxa" w:w="2160"/>
+          </w:tcPr>
+          <w:p>
+            <w:r>
+              <w:t xml:space="preserve">Objetivo</w:t>
+            </w:r>
+          </w:p>
+        </w:tc>
+        <w:tc>
+          <w:tcPr>
+            <w:tcW w:type="dxa" w:w="2160"/>
+          </w:tcPr>
+          <w:p>
+            <w:r>
+              <w:t xml:space="preserve">+25 % de primeras visitas de cirugía refractiva en 12 meses</w:t>
+            </w:r>
+          </w:p>
+        </w:tc>
+        <w:tc>
+          <w:tcPr>
+            <w:tcW w:type="dxa" w:w="2160"/>
+          </w:tcPr>
+          <w:p>
+            <w:r>
+              <w:t xml:space="preserve">Acciones A1, A2</w:t>
+            </w:r>
+          </w:p>
+        </w:tc>
+        <w:tc>
+          <w:tcPr>
+            <w:tcW w:type="dxa" w:w="2160"/>
+          </w:tcPr>
+          <w:p>
+            <w:r>
+              <w:t xml:space="preserve">Cubierto</w:t>
+            </w:r>
+          </w:p>
+        </w:tc>
+      </w:tr>
+      <w:tr>
+        <w:tc>
+          <w:tcPr>
+            <w:tcW w:type="dxa" w:w="2160"/>
+          </w:tcPr>
+          <w:p>
+            <w:r>
+              <w:t xml:space="preserve">Restricción</w:t>
+            </w:r>
+          </w:p>
+        </w:tc>
+        <w:tc>
+          <w:tcPr>
+            <w:tcW w:type="dxa" w:w="2160"/>
+          </w:tcPr>
+          <w:p>
+            <w:r>
+              <w:t xml:space="preserve">Publicidad sanitaria regulada: no prometer resultados</w:t>
+            </w:r>
+          </w:p>
+        </w:tc>
+        <w:tc>
+          <w:tcPr>
+            <w:tcW w:type="dxa" w:w="2160"/>
+          </w:tcPr>
+          <w:p>
+            <w:r>
+              <w:t xml:space="preserve">La declaran todas las acciones del plan.</w:t>
+            </w:r>
+          </w:p>
+        </w:tc>
+        <w:tc>
+          <w:tcPr>
+            <w:tcW w:type="dxa" w:w="2160"/>
+          </w:tcPr>
+          <w:p>
+            <w:r>
+              <w:t xml:space="preserve">Cubierto</w:t>
+            </w:r>
+          </w:p>
+        </w:tc>
+      </w:tr>
+      <w:tr>
+        <w:tc>
+          <w:tcPr>
+            <w:tcW w:type="dxa" w:w="2160"/>
+          </w:tcPr>
+          <w:p>
+            <w:r>
+              <w:t xml:space="preserve">Restricción</w:t>
+            </w:r>
+          </w:p>
+        </w:tc>
+        <w:tc>
+          <w:tcPr>
+            <w:tcW w:type="dxa" w:w="2160"/>
+          </w:tcPr>
+          <w:p>
+            <w:r>
+              <w:t xml:space="preserve">Sin comparativas denigratorias</w:t>
+            </w:r>
+          </w:p>
+        </w:tc>
+        <w:tc>
+          <w:tcPr>
+            <w:tcW w:type="dxa" w:w="2160"/>
+          </w:tcPr>
+          <w:p>
+            <w:r>
+              <w:t xml:space="preserve">La declaran todas las acciones del plan.</w:t>
+            </w:r>
+          </w:p>
+        </w:tc>
+        <w:tc>
+          <w:tcPr>
+            <w:tcW w:type="dxa" w:w="2160"/>
+          </w:tcPr>
+          <w:p>
+            <w:r>
+              <w:t xml:space="preserve">Cubierto</w:t>
+            </w:r>
+          </w:p>
+        </w:tc>
+      </w:tr>
+      <w:tr>
+        <w:tc>
+          <w:tcPr>
+            <w:tcW w:type="dxa" w:w="2160"/>
+          </w:tcPr>
+          <w:p>
+            <w:r>
+              <w:t xml:space="preserve">Servicio prioritario</w:t>
+            </w:r>
+          </w:p>
+        </w:tc>
+        <w:tc>
+          <w:tcPr>
+            <w:tcW w:type="dxa" w:w="2160"/>
+          </w:tcPr>
+          <w:p>
+            <w:r>
+              <w:t xml:space="preserve">Cirugía refractiva</w:t>
+            </w:r>
+          </w:p>
+        </w:tc>
+        <w:tc>
+          <w:tcPr>
+            <w:tcW w:type="dxa" w:w="2160"/>
+          </w:tcPr>
+          <w:p>
+            <w:r>
+              <w:t xml:space="preserve">Acciones A1, A2</w:t>
+            </w:r>
+          </w:p>
+        </w:tc>
+        <w:tc>
+          <w:tcPr>
+            <w:tcW w:type="dxa" w:w="2160"/>
+          </w:tcPr>
+          <w:p>
+            <w:r>
+              <w:t xml:space="preserve">Cubierto</w:t>
+            </w:r>
+          </w:p>
+        </w:tc>
+      </w:tr>
+      <w:tr>
+        <w:tc>
+          <w:tcPr>
+            <w:tcW w:type="dxa" w:w="2160"/>
+          </w:tcPr>
+          <w:p>
+            <w:r>
+              <w:t xml:space="preserve">Servicio prioritario</w:t>
+            </w:r>
+          </w:p>
+        </w:tc>
+        <w:tc>
+          <w:tcPr>
+            <w:tcW w:type="dxa" w:w="2160"/>
+          </w:tcPr>
+          <w:p>
+            <w:r>
+              <w:t xml:space="preserve">Control de miopía infantil</w:t>
+            </w:r>
+          </w:p>
+        </w:tc>
+        <w:tc>
+          <w:tcPr>
+            <w:tcW w:type="dxa" w:w="2160"/>
+          </w:tcPr>
+          <w:p>
+            <w:r>
+              <w:t xml:space="preserve">Acciones A1, A2</w:t>
+            </w:r>
+          </w:p>
+        </w:tc>
+        <w:tc>
+          <w:tcPr>
+            <w:tcW w:type="dxa" w:w="2160"/>
+          </w:tcPr>
+          <w:p>
+            <w:r>
+              <w:t xml:space="preserve">Cubierto</w:t>
+            </w:r>
+          </w:p>
+        </w:tc>
+      </w:tr>
+      <w:tr>
+        <w:tc>
+          <w:tcPr>
+            <w:tcW w:type="dxa" w:w="2160"/>
+          </w:tcPr>
+          <w:p>
+            <w:r>
+              <w:t xml:space="preserve">Ciudad</w:t>
+            </w:r>
+          </w:p>
+        </w:tc>
+        <w:tc>
+          <w:tcPr>
+            <w:tcW w:type="dxa" w:w="2160"/>
+          </w:tcPr>
+          <w:p>
+            <w:r>
+              <w:t xml:space="preserve">Madrid</w:t>
+            </w:r>
+          </w:p>
+        </w:tc>
+        <w:tc>
+          <w:tcPr>
+            <w:tcW w:type="dxa" w:w="2160"/>
+          </w:tcPr>
+          <w:p>
+            <w:r>
+              <w:t xml:space="preserve">Acciones A1, A2</w:t>
+            </w:r>
+          </w:p>
+        </w:tc>
+        <w:tc>
+          <w:tcPr>
+            <w:tcW w:type="dxa" w:w="2160"/>
+          </w:tcPr>
+          <w:p>
+            <w:r>
+              <w:t xml:space="preserve">Cubierto</w:t>
+            </w:r>
+          </w:p>
+        </w:tc>
+      </w:tr>
+      <w:tr>
+        <w:tc>
+          <w:tcPr>
+            <w:tcW w:type="dxa" w:w="2160"/>
+          </w:tcPr>
+          <w:p>
+            <w:r>
+              <w:t xml:space="preserve">Ciudad</w:t>
+            </w:r>
+          </w:p>
+        </w:tc>
+        <w:tc>
+          <w:tcPr>
+            <w:tcW w:type="dxa" w:w="2160"/>
+          </w:tcPr>
+          <w:p>
+            <w:r>
+              <w:t xml:space="preserve">Barcelona</w:t>
+            </w:r>
+          </w:p>
+        </w:tc>
+        <w:tc>
+          <w:tcPr>
+            <w:tcW w:type="dxa" w:w="2160"/>
+          </w:tcPr>
+          <w:p>
+            <w:r>
+              <w:t xml:space="preserve">Acciones A1, A2</w:t>
+            </w:r>
+          </w:p>
+        </w:tc>
+        <w:tc>
+          <w:tcPr>
+            <w:tcW w:type="dxa" w:w="2160"/>
+          </w:tcPr>
+          <w:p>
+            <w:r>
+              <w:t xml:space="preserve">Cubierto</w:t>
+            </w:r>
+          </w:p>
+        </w:tc>
+      </w:tr>
+      <w:tr>
+        <w:tc>
+          <w:tcPr>
+            <w:tcW w:type="dxa" w:w="2160"/>
+          </w:tcPr>
+          <w:p>
+            <w:r>
+              <w:t xml:space="preserve">Público</w:t>
+            </w:r>
+          </w:p>
+        </w:tc>
+        <w:tc>
+          <w:tcPr>
+            <w:tcW w:type="dxa" w:w="2160"/>
+          </w:tcPr>
+          <w:p>
+            <w:r>
+              <w:t xml:space="preserve">Adultos de 25 a 50 años con miopía o astigmatismo</w:t>
+            </w:r>
+          </w:p>
+        </w:tc>
+        <w:tc>
+          <w:tcPr>
+            <w:tcW w:type="dxa" w:w="2160"/>
+          </w:tcPr>
+          <w:p>
+            <w:r>
+              <w:t xml:space="preserve">Acciones A1, A2</w:t>
+            </w:r>
+          </w:p>
+        </w:tc>
+        <w:tc>
+          <w:tcPr>
+            <w:tcW w:type="dxa" w:w="2160"/>
+          </w:tcPr>
+          <w:p>
+            <w:r>
+              <w:t xml:space="preserve">Cubierto</w:t>
+            </w:r>
+          </w:p>
+        </w:tc>
+      </w:tr>
+      <w:tr>
+        <w:tc>
+          <w:tcPr>
+            <w:tcW w:type="dxa" w:w="2160"/>
+          </w:tcPr>
+          <w:p>
+            <w:r>
+              <w:t xml:space="preserve">Público</w:t>
+            </w:r>
+          </w:p>
+        </w:tc>
+        <w:tc>
+          <w:tcPr>
+            <w:tcW w:type="dxa" w:w="2160"/>
+          </w:tcPr>
+          <w:p>
+            <w:r>
+              <w:t xml:space="preserve">Mayores de 60 años con cataratas y sus hijos</w:t>
+            </w:r>
+          </w:p>
+        </w:tc>
+        <w:tc>
+          <w:tcPr>
+            <w:tcW w:type="dxa" w:w="2160"/>
+          </w:tcPr>
+          <w:p>
+            <w:r>
+              <w:t xml:space="preserve">Acciones A1, A2</w:t>
+            </w:r>
+          </w:p>
+        </w:tc>
+        <w:tc>
+          <w:tcPr>
+            <w:tcW w:type="dxa" w:w="2160"/>
+          </w:tcPr>
+          <w:p>
+            <w:r>
+              <w:t xml:space="preserve">Cubierto</w:t>
+            </w:r>
+          </w:p>
+        </w:tc>
+      </w:tr>
+      <w:tr>
+        <w:tc>
+          <w:tcPr>
+            <w:tcW w:type="dxa" w:w="2160"/>
+          </w:tcPr>
+          <w:p>
+            <w:r>
+              <w:t xml:space="preserve">Público</w:t>
+            </w:r>
+          </w:p>
+        </w:tc>
+        <w:tc>
+          <w:tcPr>
+            <w:tcW w:type="dxa" w:w="2160"/>
+          </w:tcPr>
+          <w:p>
+            <w:r>
+              <w:t xml:space="preserve">Padres de niños con miopía progresiva</w:t>
+            </w:r>
+          </w:p>
+        </w:tc>
+        <w:tc>
+          <w:tcPr>
+            <w:tcW w:type="dxa" w:w="2160"/>
+          </w:tcPr>
+          <w:p>
+            <w:r>
+              <w:t xml:space="preserve">Acciones A1, A2</w:t>
+            </w:r>
+          </w:p>
+        </w:tc>
+        <w:tc>
+          <w:tcPr>
+            <w:tcW w:type="dxa" w:w="2160"/>
+          </w:tcPr>
+          <w:p>
+            <w:r>
+              <w:t xml:space="preserve">Cubierto</w:t>
+            </w:r>
+          </w:p>
+        </w:tc>
+      </w:tr>
+      <w:tr>
+        <w:tc>
+          <w:tcPr>
+            <w:tcW w:type="dxa" w:w="2160"/>
+          </w:tcPr>
+          <w:p>
+            <w:r>
+              <w:t xml:space="preserve">Público</w:t>
+            </w:r>
+          </w:p>
+        </w:tc>
+        <w:tc>
+          <w:tcPr>
+            <w:tcW w:type="dxa" w:w="2160"/>
+          </w:tcPr>
+          <w:p>
+            <w:r>
+              <w:t xml:space="preserve">Profesionales con requisitos específicos (pilotos)</w:t>
+            </w:r>
+          </w:p>
+        </w:tc>
+        <w:tc>
+          <w:tcPr>
+            <w:tcW w:type="dxa" w:w="2160"/>
+          </w:tcPr>
+          <w:p>
+            <w:r>
+              <w:t xml:space="preserve">pendiente: Ninguna acción ni hallazgo de la propuesta lo trata.</w:t>
+            </w:r>
+          </w:p>
+        </w:tc>
+        <w:tc>
+          <w:tcPr>
+            <w:tcW w:type="dxa" w:w="2160"/>
+          </w:tcPr>
+          <w:p>
+            <w:r>
+              <w:t xml:space="preserve">Pendiente</w:t>
+            </w:r>
+          </w:p>
+        </w:tc>
+      </w:tr>
+      <w:tr>
+        <w:tc>
+          <w:tcPr>
+            <w:tcW w:type="dxa" w:w="2160"/>
+          </w:tcPr>
+          <w:p>
+            <w:r>
+              <w:t xml:space="preserve">Competidor declarado</w:t>
+            </w:r>
+          </w:p>
+        </w:tc>
+        <w:tc>
+          <w:tcPr>
+            <w:tcW w:type="dxa" w:w="2160"/>
+          </w:tcPr>
+          <w:p>
+            <w:r>
+              <w:t xml:space="preserve">Instituto Oftálmico Tramuntana</w:t>
+            </w:r>
+          </w:p>
+        </w:tc>
+        <w:tc>
+          <w:tcPr>
+            <w:tcW w:type="dxa" w:w="2160"/>
+          </w:tcPr>
+          <w:p>
+            <w:r>
+              <w:t xml:space="preserve">Acciones A1, A2</w:t>
+            </w:r>
+          </w:p>
+        </w:tc>
+        <w:tc>
+          <w:tcPr>
+            <w:tcW w:type="dxa" w:w="2160"/>
+          </w:tcPr>
+          <w:p>
+            <w:r>
+              <w:t xml:space="preserve">Cubierto</w:t>
+            </w:r>
+          </w:p>
+        </w:tc>
+      </w:tr>
+      <w:tr>
+        <w:tc>
+          <w:tcPr>
+            <w:tcW w:type="dxa" w:w="2160"/>
+          </w:tcPr>
+          <w:p>
+            <w:r>
+              <w:t xml:space="preserve">Competidor declarado</w:t>
+            </w:r>
+          </w:p>
+        </w:tc>
+        <w:tc>
+          <w:tcPr>
+            <w:tcW w:type="dxa" w:w="2160"/>
+          </w:tcPr>
+          <w:p>
+            <w:r>
+              <w:t xml:space="preserve">Láser Nítida</w:t>
+            </w:r>
+          </w:p>
+        </w:tc>
+        <w:tc>
+          <w:tcPr>
+            <w:tcW w:type="dxa" w:w="2160"/>
+          </w:tcPr>
+          <w:p>
+            <w:r>
+              <w:t xml:space="preserve">Acciones A1, A2</w:t>
+            </w:r>
+          </w:p>
+        </w:tc>
+        <w:tc>
+          <w:tcPr>
+            <w:tcW w:type="dxa" w:w="2160"/>
+          </w:tcPr>
+          <w:p>
+            <w:r>
+              <w:t xml:space="preserve">Cubierto</w:t>
+            </w:r>
+          </w:p>
+        </w:tc>
+      </w:tr>
+      <w:tr>
+        <w:tc>
+          <w:tcPr>
+            <w:tcW w:type="dxa" w:w="2160"/>
+          </w:tcPr>
+          <w:p>
+            <w:r>
+              <w:t xml:space="preserve">Competidor declarado</w:t>
+            </w:r>
+          </w:p>
+        </w:tc>
+        <w:tc>
+          <w:tcPr>
+            <w:tcW w:type="dxa" w:w="2160"/>
+          </w:tcPr>
+          <w:p>
+            <w:r>
+              <w:t xml:space="preserve">Grupo Hospitalario Valdecruz</w:t>
+            </w:r>
+          </w:p>
+        </w:tc>
+        <w:tc>
+          <w:tcPr>
+            <w:tcW w:type="dxa" w:w="2160"/>
+          </w:tcPr>
+          <w:p>
+            <w:r>
+              <w:t xml:space="preserve">Acciones A1, A2</w:t>
+            </w:r>
+          </w:p>
+        </w:tc>
+        <w:tc>
+          <w:tcPr>
+            <w:tcW w:type="dxa" w:w="2160"/>
+          </w:tcPr>
+          <w:p>
+            <w:r>
+              <w:t xml:space="preserve">Cubierto</w:t>
+            </w:r>
+          </w:p>
+        </w:tc>
+      </w:tr>
+      <w:tr>
+        <w:tc>
+          <w:tcPr>
+            <w:tcW w:type="dxa" w:w="2160"/>
+          </w:tcPr>
+          <w:p>
+            <w:r>
+              <w:t xml:space="preserve">Presupuesto</w:t>
+            </w:r>
+          </w:p>
+        </w:tc>
+        <w:tc>
+          <w:tcPr>
+            <w:tcW w:type="dxa" w:w="2160"/>
+          </w:tcPr>
+          <w:p>
+            <w:r>
+              <w:t xml:space="preserve">18.000–27.000 € al año</w:t>
+            </w:r>
+          </w:p>
+        </w:tc>
+        <w:tc>
+          <w:tcPr>
+            <w:tcW w:type="dxa" w:w="2160"/>
+          </w:tcPr>
+          <w:p>
+            <w:r>
+              <w:t xml:space="preserve">Plan de 22.000 €, dentro del máximo de 27.000 €.</w:t>
+            </w:r>
+          </w:p>
+        </w:tc>
+        <w:tc>
+          <w:tcPr>
+            <w:tcW w:type="dxa" w:w="2160"/>
+          </w:tcPr>
+          <w:p>
+            <w:r>
+              <w:t xml:space="preserve">Cubierto</w:t>
+            </w:r>
+          </w:p>
+        </w:tc>
+      </w:tr>
+    </w:tbl>
+    <w:p/>
+    <w:p>
+      <w:pPr>
+        <w:pStyle w:val="Heading1"/>
+      </w:pPr>
+      <w:r>
+        <w:t>3. Contexto y alcance</w:t>
       </w:r>
     </w:p>
     <w:tbl>
@@ -257,7 +1190,7 @@
         <w:pStyle w:val="Heading1"/>
       </w:pPr>
       <w:r>
-        <w:t>3. Diagnóstico de visibilidad</w:t>
+        <w:t>4. Diagnóstico de visibilidad</w:t>
       </w:r>
     </w:p>
     <w:p>
@@ -2309,7 +3242,7 @@
         <w:pStyle w:val="Heading1"/>
       </w:pPr>
       <w:r>
-        <w:t>4. Análisis de la competencia</w:t>
+        <w:t>5. Análisis de la competencia</w:t>
       </w:r>
     </w:p>
     <w:p>
@@ -4380,7 +5313,7 @@
         <w:pStyle w:val="Heading1"/>
       </w:pPr>
       <w:r>
-        <w:t>5. Hallazgos clave</w:t>
+        <w:t>6. Hallazgos clave</w:t>
       </w:r>
     </w:p>
     <w:p>
@@ -5487,7 +6420,7 @@
         <w:pStyle w:val="Heading1"/>
       </w:pPr>
       <w:r>
-        <w:t>6. Estrategia recomendada</w:t>
+        <w:t>7. Estrategia recomendada</w:t>
       </w:r>
     </w:p>
     <w:p>
@@ -5630,7 +6563,7 @@
         <w:pStyle w:val="Heading1"/>
       </w:pPr>
       <w:r>
-        <w:t>7. Plan de acción por fases</w:t>
+        <w:t>8. Plan de acción por fases</w:t>
       </w:r>
     </w:p>
     <w:tbl>
@@ -6244,7 +7177,7 @@
         <w:pStyle w:val="Heading1"/>
       </w:pPr>
       <w:r>
-        <w:t>8. Medición y seguimiento</w:t>
+        <w:t>9. Medición y seguimiento</w:t>
       </w:r>
     </w:p>
     <w:p>
@@ -6332,7 +7265,7 @@
         <w:pStyle w:val="Heading1"/>
       </w:pPr>
       <w:r>
-        <w:t>9. Riesgos y supuestos</w:t>
+        <w:t>10. Riesgos y supuestos</w:t>
       </w:r>
     </w:p>
     <w:tbl>
@@ -6396,7 +7329,7 @@
         <w:pStyle w:val="Heading1"/>
       </w:pPr>
       <w:r>
-        <w:t>10. Hoja de ruta y presupuesto</w:t>
+        <w:t>11. Hoja de ruta y presupuesto</w:t>
       </w:r>
     </w:p>
     <w:p>

--- a/docs/ejemplos/propuesta_alborada_ejemplo.docx
+++ b/docs/ejemplos/propuesta_alborada_ejemplo.docx
@@ -48,7 +48,7 @@
     </w:p>
     <w:p>
       <w:r>
-        <w:t xml:space="preserve">Se propone un plan estratégico por fases orientado a reforzar la presencia en fuentes sanitarias de referencia, generar contenido especializado para momentos de decisión y recuperar visibilidad en Barcelona, respetando escrupulosamente la normativa de publicidad sanitaria y los recursos del equipo.</w:t>
+        <w:t xml:space="preserve">Se propone un plan estratégico por fases orientado a reforzar la presencia en fuentes sanitarias de referencia, generar contenido especializado para momentos de decisión y recuperar visibilidad en Barcelona, dentro de las restricciones del brief y los recursos del equipo; cada contenido requiere revisión médica y jurídica antes de publicarse.</w:t>
       </w:r>
     </w:p>
     <w:p>

--- a/docs/ejemplos/propuesta_alborada_ejemplo.docx
+++ b/docs/ejemplos/propuesta_alborada_ejemplo.docx
@@ -38,12 +38,17 @@
     </w:p>
     <w:p>
       <w:r>
-        <w:t xml:space="preserve">Alborada aparece poco cuando nadie la nombra.</w:t>
+        <w:t xml:space="preserve">Clínica Alborada Visión cuenta con un sólido reconocimiento asistido en los asistentes de IA analizados, alcanzando una presencia del 100 % cuando los usuarios consultan directamente por la marca.</w:t>
       </w:r>
     </w:p>
     <w:p>
       <w:r>
-        <w:t xml:space="preserve">Proponemos un plan por fases.</w:t>
+        <w:t xml:space="preserve">Sin embargo, ante consultas abiertas y espontáneas sobre cirugía refractiva y control de miopía infantil, la recomendación desciende significativamente, situándose por detrás del líder del sector (Grupo Hospitalario Valdecruz).</w:t>
+      </w:r>
+    </w:p>
+    <w:p>
+      <w:r>
+        <w:t xml:space="preserve">Se propone un plan estratégico por fases orientado a reforzar la presencia en fuentes sanitarias de referencia, generar contenido especializado para momentos de decisión y recuperar visibilidad en Barcelona, dentro de las restricciones del brief y los recursos del equipo; cada contenido requiere revisión médica y jurídica antes de publicarse.</w:t>
       </w:r>
     </w:p>
     <w:p>
@@ -1166,7 +1171,7 @@
         <w:pStyle w:val="ListBullet"/>
       </w:pPr>
       <w:r>
-        <w:t xml:space="preserve">Datos sintéticos del kit</w:t>
+        <w:t xml:space="preserve">Datos sintéticos del kit del reto: reproducen con fidelidad la estructura de un estudio GEO, pero no reflejan cuotas reales de mercado.</w:t>
       </w:r>
     </w:p>
     <w:p>
@@ -1174,7 +1179,7 @@
         <w:pStyle w:val="ListBullet"/>
       </w:pPr>
       <w:r>
-        <w:t xml:space="preserve">Los motores no son deterministas</w:t>
+        <w:t xml:space="preserve">Naturaleza probabilística de los modelos de lenguaje: las respuestas varían en el tiempo y requieren seguimiento periódico.</w:t>
       </w:r>
     </w:p>
     <w:p>
@@ -1182,7 +1187,7 @@
         <w:pStyle w:val="ListBullet"/>
       </w:pPr>
       <w:r>
-        <w:t xml:space="preserve">No se garantizan resultados</w:t>
+        <w:t xml:space="preserve">Publicidad sanitaria regulada (RD 1907/1996): el plan no promete resultados ni hace comparativas denigratorias, y cada contenido necesita revisión médica y jurídica de la clínica antes de publicarse. Las mejoras de visibilidad son hipótesis técnicas y no garantizan resultados clínicos ni comerciales.</w:t>
       </w:r>
     </w:p>
     <w:p>
@@ -1195,7 +1200,7 @@
     </w:p>
     <w:p>
       <w:r>
-        <w:t xml:space="preserve">Diagnóstico sobre la visibilidad espontánea.</w:t>
+        <w:t xml:space="preserve">Diagnóstico detallado sobre la visibilidad espontánea y asistida por motor, fase del embudo y ciudad.</w:t>
       </w:r>
     </w:p>
     <w:tbl>
@@ -3247,7 +3252,7 @@
     </w:p>
     <w:p>
       <w:r>
-        <w:t xml:space="preserve">El líder concentra las recomendaciones.</w:t>
+        <w:t xml:space="preserve">Análisis comparativo de posicionamiento y brecha de fuentes frente al líder del mercado y competidores.</w:t>
       </w:r>
     </w:p>
     <w:p>
@@ -6425,7 +6430,7 @@
     </w:p>
     <w:p>
       <w:r>
-        <w:t xml:space="preserve">Ganar recomendación espontánea en Madrid y Barcelona.</w:t>
+        <w:t xml:space="preserve">Estrategia orientada a consolidar la prescripción espontánea en Madrid y Barcelona, impulsando la autoridad en fuentes médicas clave.</w:t>
       </w:r>
     </w:p>
     <w:p>
@@ -7307,7 +7312,7 @@
           </w:tcPr>
           <w:p>
             <w:r>
-              <w:t xml:space="preserve">Cambios de modelo</w:t>
+              <w:t xml:space="preserve">Variabilidad de fuentes y modelos de IA</w:t>
             </w:r>
           </w:p>
         </w:tc>
@@ -7317,7 +7322,29 @@
           </w:tcPr>
           <w:p>
             <w:r>
-              <w:t xml:space="preserve">Re-medición periódica</w:t>
+              <w:t xml:space="preserve">Protocolo de re-medición periódica para monitorizar cambios algorítmicos</w:t>
+            </w:r>
+          </w:p>
+        </w:tc>
+      </w:tr>
+      <w:tr>
+        <w:tc>
+          <w:tcPr>
+            <w:tcW w:type="dxa" w:w="4320"/>
+          </w:tcPr>
+          <w:p>
+            <w:r>
+              <w:t xml:space="preserve">Marco regulatorio en publicidad sanitaria</w:t>
+            </w:r>
+          </w:p>
+        </w:tc>
+        <w:tc>
+          <w:tcPr>
+            <w:tcW w:type="dxa" w:w="4320"/>
+          </w:tcPr>
+          <w:p>
+            <w:r>
+              <w:t xml:space="preserve">Revisión médica previa de todo contenido divulgativo sin promesas de resultados</w:t>
             </w:r>
           </w:p>
         </w:tc>
@@ -7531,7 +7558,7 @@
           </w:tcPr>
           <w:p>
             <w:r>
-              <w:t xml:space="preserve">Comité mensual</w:t>
+              <w:t xml:space="preserve">Comité mensual de seguimiento y presentación de informe evolutivo al comité de dirección</w:t>
             </w:r>
           </w:p>
         </w:tc>

--- a/docs/ejemplos/propuesta_alborada_ejemplo.docx
+++ b/docs/ejemplos/propuesta_alborada_ejemplo.docx
@@ -24,6 +24,11 @@
       <w:pPr>
         <w:pStyle w:val="IntenseQuote"/>
       </w:pPr>
+      <w:r>
+        <w:t xml:space="preserve">Caso sintético del reto: datos ficticios</w:t>
+      </w:r>
+    </w:p>
+    <w:p>
       <w:r>
         <w:t xml:space="preserve">Datos sintéticos del kit del reto: reproducen la estructura de un estudio real, no el comportamiento real de los motores.</w:t>
       </w:r>
@@ -337,7 +342,7 @@
           </w:tcPr>
           <w:p>
             <w:r>
-              <w:t xml:space="preserve">Acciones A1, A2</w:t>
+              <w:t xml:space="preserve">Acciones A0-1, A0-2, A1-1, A1-2, A2-1, A2-2, A2-3, A3-1, A3-2</w:t>
             </w:r>
           </w:p>
         </w:tc>
@@ -379,7 +384,7 @@
           </w:tcPr>
           <w:p>
             <w:r>
-              <w:t xml:space="preserve">Acciones A1, A2</w:t>
+              <w:t xml:space="preserve">Acciones A0-1, A0-2, A1-1, A1-2, A2-1, A2-2, A2-3, A3-1, A3-2</w:t>
             </w:r>
           </w:p>
         </w:tc>
@@ -505,7 +510,7 @@
           </w:tcPr>
           <w:p>
             <w:r>
-              <w:t xml:space="preserve">Acciones A1, A2</w:t>
+              <w:t xml:space="preserve">Acciones A0-1, A0-2, A1-1, A1-2, A2-1, A2-2, A2-3, A3-1, A3-2</w:t>
             </w:r>
           </w:p>
         </w:tc>
@@ -547,7 +552,7 @@
           </w:tcPr>
           <w:p>
             <w:r>
-              <w:t xml:space="preserve">Acciones A1, A2</w:t>
+              <w:t xml:space="preserve">Acciones A0-1, A0-2, A1-1, A1-2, A2-1, A2-2, A2-3, A3-1, A3-2</w:t>
             </w:r>
           </w:p>
         </w:tc>
@@ -589,7 +594,7 @@
           </w:tcPr>
           <w:p>
             <w:r>
-              <w:t xml:space="preserve">Acciones A1, A2</w:t>
+              <w:t xml:space="preserve">Acciones A0-1, A0-2, A1-1, A1-2, A2-1, A2-2, A2-3, A3-1, A3-2</w:t>
             </w:r>
           </w:p>
         </w:tc>
@@ -631,7 +636,7 @@
           </w:tcPr>
           <w:p>
             <w:r>
-              <w:t xml:space="preserve">Acciones A1, A2</w:t>
+              <w:t xml:space="preserve">Acciones A0-1, A0-2, A1-1, A1-2, A2-1, A2-2, A2-3, A3-1, A3-2</w:t>
             </w:r>
           </w:p>
         </w:tc>
@@ -673,7 +678,7 @@
           </w:tcPr>
           <w:p>
             <w:r>
-              <w:t xml:space="preserve">Acciones A1, A2</w:t>
+              <w:t xml:space="preserve">Acciones A0-1, A0-2, A1-1, A1-2, A2-1, A2-2, A2-3, A3-1, A3-2</w:t>
             </w:r>
           </w:p>
         </w:tc>
@@ -715,7 +720,7 @@
           </w:tcPr>
           <w:p>
             <w:r>
-              <w:t xml:space="preserve">Acciones A1, A2</w:t>
+              <w:t xml:space="preserve">Acciones A0-1, A0-2, A1-1, A1-2, A2-1, A2-2, A2-3, A3-1, A3-2</w:t>
             </w:r>
           </w:p>
         </w:tc>
@@ -757,7 +762,7 @@
           </w:tcPr>
           <w:p>
             <w:r>
-              <w:t xml:space="preserve">Acciones A1, A2</w:t>
+              <w:t xml:space="preserve">Acciones A0-1, A0-2, A1-1, A1-2, A2-1, A2-2, A2-3, A3-1, A3-2</w:t>
             </w:r>
           </w:p>
         </w:tc>
@@ -841,7 +846,7 @@
           </w:tcPr>
           <w:p>
             <w:r>
-              <w:t xml:space="preserve">Acciones A1, A2</w:t>
+              <w:t xml:space="preserve">Acciones A0-1, A0-2, A1-1, A1-2, A2-1, A2-2, A2-3, A3-1, A3-2</w:t>
             </w:r>
           </w:p>
         </w:tc>
@@ -883,7 +888,7 @@
           </w:tcPr>
           <w:p>
             <w:r>
-              <w:t xml:space="preserve">Acciones A1, A2</w:t>
+              <w:t xml:space="preserve">Acciones A0-1, A0-2, A1-1, A1-2, A2-1, A2-2, A2-3, A3-1, A3-2</w:t>
             </w:r>
           </w:p>
         </w:tc>
@@ -925,7 +930,7 @@
           </w:tcPr>
           <w:p>
             <w:r>
-              <w:t xml:space="preserve">Acciones A1, A2</w:t>
+              <w:t xml:space="preserve">Acciones A0-1, A0-2, A1-1, A1-2, A2-1, A2-2, A2-3, A3-1, A3-2</w:t>
             </w:r>
           </w:p>
         </w:tc>
@@ -3244,6 +3249,385 @@
     <w:p/>
     <w:p>
       <w:pPr>
+        <w:pStyle w:val="Heading2"/>
+      </w:pPr>
+      <w:r>
+        <w:t>Margen de error de las cifras</w:t>
+      </w:r>
+    </w:p>
+    <w:p>
+      <w:r>
+        <w:t xml:space="preserve">Las cifras de un estudio con asistentes de IA son una muestra: si se repite la medición, cambian un poco. Por eso cada cifra principal va con su intervalo de confianza del 95 %. Una diferencia solo se presenta como real si su intervalo excluye el cero.</w:t>
+      </w:r>
+    </w:p>
+    <w:tbl>
+      <w:tblPr>
+        <w:tblStyle w:val="LightList-Accent1"/>
+        <w:tblW w:type="auto" w:w="0"/>
+        <w:tblLook w:firstColumn="1" w:firstRow="1" w:lastColumn="0" w:lastRow="0" w:noHBand="0" w:noVBand="1" w:val="04A0"/>
+      </w:tblPr>
+      <w:tblGrid>
+        <w:gridCol w:w="4320"/>
+        <w:gridCol w:w="4320"/>
+      </w:tblGrid>
+      <w:tr>
+        <w:tc>
+          <w:tcPr>
+            <w:tcW w:type="dxa" w:w="4320"/>
+          </w:tcPr>
+          <w:p>
+            <w:r>
+              <w:t>Score de Citación [IC 95 %]</w:t>
+            </w:r>
+          </w:p>
+        </w:tc>
+        <w:tc>
+          <w:tcPr>
+            <w:tcW w:type="dxa" w:w="4320"/>
+          </w:tcPr>
+          <w:p>
+            <w:r>
+              <w:t xml:space="preserve">25,9 [21,6–30,1]</w:t>
+            </w:r>
+          </w:p>
+        </w:tc>
+      </w:tr>
+      <w:tr>
+        <w:tc>
+          <w:tcPr>
+            <w:tcW w:type="dxa" w:w="4320"/>
+          </w:tcPr>
+          <w:p>
+            <w:r>
+              <w:t>Margen</w:t>
+            </w:r>
+          </w:p>
+        </w:tc>
+        <w:tc>
+          <w:tcPr>
+            <w:tcW w:type="dxa" w:w="4320"/>
+          </w:tcPr>
+          <w:p>
+            <w:r>
+              <w:t xml:space="preserve">± 4,3 puntos</w:t>
+            </w:r>
+          </w:p>
+        </w:tc>
+      </w:tr>
+      <w:tr>
+        <w:tc>
+          <w:tcPr>
+            <w:tcW w:type="dxa" w:w="4320"/>
+          </w:tcPr>
+          <w:p>
+            <w:r>
+              <w:t>Evaluaciones</w:t>
+            </w:r>
+          </w:p>
+        </w:tc>
+        <w:tc>
+          <w:tcPr>
+            <w:tcW w:type="dxa" w:w="4320"/>
+          </w:tcPr>
+          <w:p>
+            <w:r>
+              <w:t xml:space="preserve">240</w:t>
+            </w:r>
+          </w:p>
+        </w:tc>
+      </w:tr>
+    </w:tbl>
+    <w:p/>
+    <w:p>
+      <w:pPr>
+        <w:pStyle w:val="Heading3"/>
+      </w:pPr>
+      <w:r>
+        <w:t>Aparición espontánea por motor, con su margen</w:t>
+      </w:r>
+    </w:p>
+    <w:tbl>
+      <w:tblPr>
+        <w:tblStyle w:val="LightGrid-Accent1"/>
+        <w:tblW w:type="auto" w:w="0"/>
+        <w:tblLook w:firstColumn="1" w:firstRow="1" w:lastColumn="0" w:lastRow="0" w:noHBand="0" w:noVBand="1" w:val="04A0"/>
+      </w:tblPr>
+      <w:tblGrid>
+        <w:gridCol w:w="1728"/>
+        <w:gridCol w:w="1728"/>
+        <w:gridCol w:w="1728"/>
+        <w:gridCol w:w="1728"/>
+        <w:gridCol w:w="1728"/>
+      </w:tblGrid>
+      <w:tr>
+        <w:tc>
+          <w:tcPr>
+            <w:tcW w:type="dxa" w:w="1728"/>
+          </w:tcPr>
+          <w:p>
+            <w:r>
+              <w:t>Motor</w:t>
+            </w:r>
+          </w:p>
+        </w:tc>
+        <w:tc>
+          <w:tcPr>
+            <w:tcW w:type="dxa" w:w="1728"/>
+          </w:tcPr>
+          <w:p>
+            <w:r>
+              <w:t>Aparición [IC 95 %]</w:t>
+            </w:r>
+          </w:p>
+        </w:tc>
+        <w:tc>
+          <w:tcPr>
+            <w:tcW w:type="dxa" w:w="1728"/>
+          </w:tcPr>
+          <w:p>
+            <w:r>
+              <w:t>Margen</w:t>
+            </w:r>
+          </w:p>
+        </w:tc>
+        <w:tc>
+          <w:tcPr>
+            <w:tcW w:type="dxa" w:w="1728"/>
+          </w:tcPr>
+          <w:p>
+            <w:r>
+              <w:t>Respuestas</w:t>
+            </w:r>
+          </w:p>
+        </w:tc>
+        <w:tc>
+          <w:tcPr>
+            <w:tcW w:type="dxa" w:w="1728"/>
+          </w:tcPr>
+          <w:p>
+            <w:r>
+              <w:t>Score del motor [IC 95 %]</w:t>
+            </w:r>
+          </w:p>
+        </w:tc>
+      </w:tr>
+      <w:tr>
+        <w:tc>
+          <w:tcPr>
+            <w:tcW w:type="dxa" w:w="1728"/>
+          </w:tcPr>
+          <w:p>
+            <w:r>
+              <w:t xml:space="preserve">ChatGPT</w:t>
+            </w:r>
+          </w:p>
+        </w:tc>
+        <w:tc>
+          <w:tcPr>
+            <w:tcW w:type="dxa" w:w="1728"/>
+          </w:tcPr>
+          <w:p>
+            <w:r>
+              <w:t xml:space="preserve">18,3 % [10,6 %–29,9 %]</w:t>
+            </w:r>
+          </w:p>
+        </w:tc>
+        <w:tc>
+          <w:tcPr>
+            <w:tcW w:type="dxa" w:w="1728"/>
+          </w:tcPr>
+          <w:p>
+            <w:r>
+              <w:t xml:space="preserve">± 11,6 p. p.</w:t>
+            </w:r>
+          </w:p>
+        </w:tc>
+        <w:tc>
+          <w:tcPr>
+            <w:tcW w:type="dxa" w:w="1728"/>
+          </w:tcPr>
+          <w:p>
+            <w:r>
+              <w:t xml:space="preserve">60</w:t>
+            </w:r>
+          </w:p>
+        </w:tc>
+        <w:tc>
+          <w:tcPr>
+            <w:tcW w:type="dxa" w:w="1728"/>
+          </w:tcPr>
+          <w:p>
+            <w:r>
+              <w:t xml:space="preserve">11,4 [5,9–17,7]</w:t>
+            </w:r>
+          </w:p>
+        </w:tc>
+      </w:tr>
+      <w:tr>
+        <w:tc>
+          <w:tcPr>
+            <w:tcW w:type="dxa" w:w="1728"/>
+          </w:tcPr>
+          <w:p>
+            <w:r>
+              <w:t xml:space="preserve">Gemini</w:t>
+            </w:r>
+          </w:p>
+        </w:tc>
+        <w:tc>
+          <w:tcPr>
+            <w:tcW w:type="dxa" w:w="1728"/>
+          </w:tcPr>
+          <w:p>
+            <w:r>
+              <w:t xml:space="preserve">56,7 % [44,1 %–68,4 %]</w:t>
+            </w:r>
+          </w:p>
+        </w:tc>
+        <w:tc>
+          <w:tcPr>
+            <w:tcW w:type="dxa" w:w="1728"/>
+          </w:tcPr>
+          <w:p>
+            <w:r>
+              <w:t xml:space="preserve">± 12,6 p. p.</w:t>
+            </w:r>
+          </w:p>
+        </w:tc>
+        <w:tc>
+          <w:tcPr>
+            <w:tcW w:type="dxa" w:w="1728"/>
+          </w:tcPr>
+          <w:p>
+            <w:r>
+              <w:t xml:space="preserve">60</w:t>
+            </w:r>
+          </w:p>
+        </w:tc>
+        <w:tc>
+          <w:tcPr>
+            <w:tcW w:type="dxa" w:w="1728"/>
+          </w:tcPr>
+          <w:p>
+            <w:r>
+              <w:t xml:space="preserve">38,5 [30,3–47,1]</w:t>
+            </w:r>
+          </w:p>
+        </w:tc>
+      </w:tr>
+      <w:tr>
+        <w:tc>
+          <w:tcPr>
+            <w:tcW w:type="dxa" w:w="1728"/>
+          </w:tcPr>
+          <w:p>
+            <w:r>
+              <w:t xml:space="preserve">Perplexity</w:t>
+            </w:r>
+          </w:p>
+        </w:tc>
+        <w:tc>
+          <w:tcPr>
+            <w:tcW w:type="dxa" w:w="1728"/>
+          </w:tcPr>
+          <w:p>
+            <w:r>
+              <w:t xml:space="preserve">65,0 % [52,4 %–75,8 %]</w:t>
+            </w:r>
+          </w:p>
+        </w:tc>
+        <w:tc>
+          <w:tcPr>
+            <w:tcW w:type="dxa" w:w="1728"/>
+          </w:tcPr>
+          <w:p>
+            <w:r>
+              <w:t xml:space="preserve">± 12,6 p. p.</w:t>
+            </w:r>
+          </w:p>
+        </w:tc>
+        <w:tc>
+          <w:tcPr>
+            <w:tcW w:type="dxa" w:w="1728"/>
+          </w:tcPr>
+          <w:p>
+            <w:r>
+              <w:t xml:space="preserve">60</w:t>
+            </w:r>
+          </w:p>
+        </w:tc>
+        <w:tc>
+          <w:tcPr>
+            <w:tcW w:type="dxa" w:w="1728"/>
+          </w:tcPr>
+          <w:p>
+            <w:r>
+              <w:t xml:space="preserve">44,2 [35,6–52,2]</w:t>
+            </w:r>
+          </w:p>
+        </w:tc>
+      </w:tr>
+      <w:tr>
+        <w:tc>
+          <w:tcPr>
+            <w:tcW w:type="dxa" w:w="1728"/>
+          </w:tcPr>
+          <w:p>
+            <w:r>
+              <w:t xml:space="preserve">Claude</w:t>
+            </w:r>
+          </w:p>
+        </w:tc>
+        <w:tc>
+          <w:tcPr>
+            <w:tcW w:type="dxa" w:w="1728"/>
+          </w:tcPr>
+          <w:p>
+            <w:r>
+              <w:t xml:space="preserve">15,0 % [8,1 %–26,1 %]</w:t>
+            </w:r>
+          </w:p>
+        </w:tc>
+        <w:tc>
+          <w:tcPr>
+            <w:tcW w:type="dxa" w:w="1728"/>
+          </w:tcPr>
+          <w:p>
+            <w:r>
+              <w:t xml:space="preserve">± 11,1 p. p.</w:t>
+            </w:r>
+          </w:p>
+        </w:tc>
+        <w:tc>
+          <w:tcPr>
+            <w:tcW w:type="dxa" w:w="1728"/>
+          </w:tcPr>
+          <w:p>
+            <w:r>
+              <w:t xml:space="preserve">60</w:t>
+            </w:r>
+          </w:p>
+        </w:tc>
+        <w:tc>
+          <w:tcPr>
+            <w:tcW w:type="dxa" w:w="1728"/>
+          </w:tcPr>
+          <w:p>
+            <w:r>
+              <w:t xml:space="preserve">9,7 [4,2–15,7]</w:t>
+            </w:r>
+          </w:p>
+        </w:tc>
+      </w:tr>
+    </w:tbl>
+    <w:p/>
+    <w:p>
+      <w:r>
+        <w:t xml:space="preserve">Intervalos del 95 %: Wilson para la aparición y bootstrap (2.000 réplicas, semilla 20261021) para el score.</w:t>
+      </w:r>
+    </w:p>
+    <w:p>
+      <w:pPr>
         <w:pStyle w:val="Heading1"/>
       </w:pPr>
       <w:r>
@@ -5307,6 +5691,961 @@
           <w:p>
             <w:r>
               <w:t xml:space="preserve">3</w:t>
+            </w:r>
+          </w:p>
+        </w:tc>
+      </w:tr>
+    </w:tbl>
+    <w:p/>
+    <w:p>
+      <w:pPr>
+        <w:pStyle w:val="Heading2"/>
+      </w:pPr>
+      <w:r>
+        <w:t>Competidores declarados frente a los que pone la IA</w:t>
+      </w:r>
+    </w:p>
+    <w:p>
+      <w:r>
+        <w:t xml:space="preserve">Los competidores que declara el brief frente a los que la IA pone de verdad por delante de la marca en sus respuestas.</w:t>
+      </w:r>
+    </w:p>
+    <w:p>
+      <w:r>
+        <w:t xml:space="preserve">La marca es la 8.ª de 10 marcas medidas, con un Score de Citación de 25,9 y una visibilidad espontánea de 38,8 %.</w:t>
+      </w:r>
+    </w:p>
+    <w:p>
+      <w:pPr>
+        <w:pStyle w:val="Heading3"/>
+      </w:pPr>
+      <w:r>
+        <w:t>Los que declara el brief</w:t>
+      </w:r>
+    </w:p>
+    <w:tbl>
+      <w:tblPr>
+        <w:tblStyle w:val="LightGrid-Accent1"/>
+        <w:tblW w:type="auto" w:w="0"/>
+        <w:tblLook w:firstColumn="1" w:firstRow="1" w:lastColumn="0" w:lastRow="0" w:noHBand="0" w:noVBand="1" w:val="04A0"/>
+      </w:tblPr>
+      <w:tblGrid>
+        <w:gridCol w:w="1440"/>
+        <w:gridCol w:w="1440"/>
+        <w:gridCol w:w="1440"/>
+        <w:gridCol w:w="1440"/>
+        <w:gridCol w:w="1440"/>
+        <w:gridCol w:w="1440"/>
+      </w:tblGrid>
+      <w:tr>
+        <w:tc>
+          <w:tcPr>
+            <w:tcW w:type="dxa" w:w="1440"/>
+          </w:tcPr>
+          <w:p>
+            <w:r>
+              <w:t>Marca</w:t>
+            </w:r>
+          </w:p>
+        </w:tc>
+        <w:tc>
+          <w:tcPr>
+            <w:tcW w:type="dxa" w:w="1440"/>
+          </w:tcPr>
+          <w:p>
+            <w:r>
+              <w:t>Posición</w:t>
+            </w:r>
+          </w:p>
+        </w:tc>
+        <w:tc>
+          <w:tcPr>
+            <w:tcW w:type="dxa" w:w="1440"/>
+          </w:tcPr>
+          <w:p>
+            <w:r>
+              <w:t>Score</w:t>
+            </w:r>
+          </w:p>
+        </w:tc>
+        <w:tc>
+          <w:tcPr>
+            <w:tcW w:type="dxa" w:w="1440"/>
+          </w:tcPr>
+          <w:p>
+            <w:r>
+              <w:t>Ventaja sobre la marca</w:t>
+            </w:r>
+          </w:p>
+        </w:tc>
+        <w:tc>
+          <w:tcPr>
+            <w:tcW w:type="dxa" w:w="1440"/>
+          </w:tcPr>
+          <w:p>
+            <w:r>
+              <w:t>Visib. espontánea</w:t>
+            </w:r>
+          </w:p>
+        </w:tc>
+        <w:tc>
+          <w:tcPr>
+            <w:tcW w:type="dxa" w:w="1440"/>
+          </w:tcPr>
+          <w:p>
+            <w:r>
+              <w:t>Nota</w:t>
+            </w:r>
+          </w:p>
+        </w:tc>
+      </w:tr>
+      <w:tr>
+        <w:tc>
+          <w:tcPr>
+            <w:tcW w:type="dxa" w:w="1440"/>
+          </w:tcPr>
+          <w:p>
+            <w:r>
+              <w:t xml:space="preserve">Grupo Hospitalario Valdecruz</w:t>
+            </w:r>
+          </w:p>
+        </w:tc>
+        <w:tc>
+          <w:tcPr>
+            <w:tcW w:type="dxa" w:w="1440"/>
+          </w:tcPr>
+          <w:p>
+            <w:r>
+              <w:t xml:space="preserve">1.ª</w:t>
+            </w:r>
+          </w:p>
+        </w:tc>
+        <w:tc>
+          <w:tcPr>
+            <w:tcW w:type="dxa" w:w="1440"/>
+          </w:tcPr>
+          <w:p>
+            <w:r>
+              <w:t xml:space="preserve">66,5</w:t>
+            </w:r>
+          </w:p>
+        </w:tc>
+        <w:tc>
+          <w:tcPr>
+            <w:tcW w:type="dxa" w:w="1440"/>
+          </w:tcPr>
+          <w:p>
+            <w:r>
+              <w:t xml:space="preserve">+40,5</w:t>
+            </w:r>
+          </w:p>
+        </w:tc>
+        <w:tc>
+          <w:tcPr>
+            <w:tcW w:type="dxa" w:w="1440"/>
+          </w:tcPr>
+          <w:p>
+            <w:r>
+              <w:t xml:space="preserve">90,8 %</w:t>
+            </w:r>
+          </w:p>
+        </w:tc>
+        <w:tc>
+          <w:tcPr>
+            <w:tcW w:type="dxa" w:w="1440"/>
+          </w:tcPr>
+          <w:p>
+            <w:r>
+              <w:t xml:space="preserve">—</w:t>
+            </w:r>
+          </w:p>
+        </w:tc>
+      </w:tr>
+      <w:tr>
+        <w:tc>
+          <w:tcPr>
+            <w:tcW w:type="dxa" w:w="1440"/>
+          </w:tcPr>
+          <w:p>
+            <w:r>
+              <w:t xml:space="preserve">Instituto Oftálmico Tramuntana</w:t>
+            </w:r>
+          </w:p>
+        </w:tc>
+        <w:tc>
+          <w:tcPr>
+            <w:tcW w:type="dxa" w:w="1440"/>
+          </w:tcPr>
+          <w:p>
+            <w:r>
+              <w:t xml:space="preserve">2.ª</w:t>
+            </w:r>
+          </w:p>
+        </w:tc>
+        <w:tc>
+          <w:tcPr>
+            <w:tcW w:type="dxa" w:w="1440"/>
+          </w:tcPr>
+          <w:p>
+            <w:r>
+              <w:t xml:space="preserve">47,2</w:t>
+            </w:r>
+          </w:p>
+        </w:tc>
+        <w:tc>
+          <w:tcPr>
+            <w:tcW w:type="dxa" w:w="1440"/>
+          </w:tcPr>
+          <w:p>
+            <w:r>
+              <w:t xml:space="preserve">+21,3</w:t>
+            </w:r>
+          </w:p>
+        </w:tc>
+        <w:tc>
+          <w:tcPr>
+            <w:tcW w:type="dxa" w:w="1440"/>
+          </w:tcPr>
+          <w:p>
+            <w:r>
+              <w:t xml:space="preserve">68,8 %</w:t>
+            </w:r>
+          </w:p>
+        </w:tc>
+        <w:tc>
+          <w:tcPr>
+            <w:tcW w:type="dxa" w:w="1440"/>
+          </w:tcPr>
+          <w:p>
+            <w:r>
+              <w:t xml:space="preserve">—</w:t>
+            </w:r>
+          </w:p>
+        </w:tc>
+      </w:tr>
+      <w:tr>
+        <w:tc>
+          <w:tcPr>
+            <w:tcW w:type="dxa" w:w="1440"/>
+          </w:tcPr>
+          <w:p>
+            <w:r>
+              <w:t xml:space="preserve">Láser Nítida</w:t>
+            </w:r>
+          </w:p>
+        </w:tc>
+        <w:tc>
+          <w:tcPr>
+            <w:tcW w:type="dxa" w:w="1440"/>
+          </w:tcPr>
+          <w:p>
+            <w:r>
+              <w:t xml:space="preserve">4.ª</w:t>
+            </w:r>
+          </w:p>
+        </w:tc>
+        <w:tc>
+          <w:tcPr>
+            <w:tcW w:type="dxa" w:w="1440"/>
+          </w:tcPr>
+          <w:p>
+            <w:r>
+              <w:t xml:space="preserve">37,0</w:t>
+            </w:r>
+          </w:p>
+        </w:tc>
+        <w:tc>
+          <w:tcPr>
+            <w:tcW w:type="dxa" w:w="1440"/>
+          </w:tcPr>
+          <w:p>
+            <w:r>
+              <w:t xml:space="preserve">+11,1</w:t>
+            </w:r>
+          </w:p>
+        </w:tc>
+        <w:tc>
+          <w:tcPr>
+            <w:tcW w:type="dxa" w:w="1440"/>
+          </w:tcPr>
+          <w:p>
+            <w:r>
+              <w:t xml:space="preserve">55,8 %</w:t>
+            </w:r>
+          </w:p>
+        </w:tc>
+        <w:tc>
+          <w:tcPr>
+            <w:tcW w:type="dxa" w:w="1440"/>
+          </w:tcPr>
+          <w:p>
+            <w:r>
+              <w:t xml:space="preserve">—</w:t>
+            </w:r>
+          </w:p>
+        </w:tc>
+      </w:tr>
+    </w:tbl>
+    <w:p/>
+    <w:p>
+      <w:pPr>
+        <w:pStyle w:val="Heading3"/>
+      </w:pPr>
+      <w:r>
+        <w:t>Los que la IA pone por delante y el brief no declara</w:t>
+      </w:r>
+    </w:p>
+    <w:tbl>
+      <w:tblPr>
+        <w:tblStyle w:val="LightGrid-Accent1"/>
+        <w:tblW w:type="auto" w:w="0"/>
+        <w:tblLook w:firstColumn="1" w:firstRow="1" w:lastColumn="0" w:lastRow="0" w:noHBand="0" w:noVBand="1" w:val="04A0"/>
+      </w:tblPr>
+      <w:tblGrid>
+        <w:gridCol w:w="1440"/>
+        <w:gridCol w:w="1440"/>
+        <w:gridCol w:w="1440"/>
+        <w:gridCol w:w="1440"/>
+        <w:gridCol w:w="1440"/>
+        <w:gridCol w:w="1440"/>
+      </w:tblGrid>
+      <w:tr>
+        <w:tc>
+          <w:tcPr>
+            <w:tcW w:type="dxa" w:w="1440"/>
+          </w:tcPr>
+          <w:p>
+            <w:r>
+              <w:t>Marca</w:t>
+            </w:r>
+          </w:p>
+        </w:tc>
+        <w:tc>
+          <w:tcPr>
+            <w:tcW w:type="dxa" w:w="1440"/>
+          </w:tcPr>
+          <w:p>
+            <w:r>
+              <w:t>Posición</w:t>
+            </w:r>
+          </w:p>
+        </w:tc>
+        <w:tc>
+          <w:tcPr>
+            <w:tcW w:type="dxa" w:w="1440"/>
+          </w:tcPr>
+          <w:p>
+            <w:r>
+              <w:t>Score</w:t>
+            </w:r>
+          </w:p>
+        </w:tc>
+        <w:tc>
+          <w:tcPr>
+            <w:tcW w:type="dxa" w:w="1440"/>
+          </w:tcPr>
+          <w:p>
+            <w:r>
+              <w:t>Ventaja sobre la marca</w:t>
+            </w:r>
+          </w:p>
+        </w:tc>
+        <w:tc>
+          <w:tcPr>
+            <w:tcW w:type="dxa" w:w="1440"/>
+          </w:tcPr>
+          <w:p>
+            <w:r>
+              <w:t>Visib. espontánea</w:t>
+            </w:r>
+          </w:p>
+        </w:tc>
+        <w:tc>
+          <w:tcPr>
+            <w:tcW w:type="dxa" w:w="1440"/>
+          </w:tcPr>
+          <w:p>
+            <w:r>
+              <w:t>Nota</w:t>
+            </w:r>
+          </w:p>
+        </w:tc>
+      </w:tr>
+      <w:tr>
+        <w:tc>
+          <w:tcPr>
+            <w:tcW w:type="dxa" w:w="1440"/>
+          </w:tcPr>
+          <w:p>
+            <w:r>
+              <w:t xml:space="preserve">Oftalmos Centro</w:t>
+            </w:r>
+          </w:p>
+        </w:tc>
+        <w:tc>
+          <w:tcPr>
+            <w:tcW w:type="dxa" w:w="1440"/>
+          </w:tcPr>
+          <w:p>
+            <w:r>
+              <w:t xml:space="preserve">3.ª</w:t>
+            </w:r>
+          </w:p>
+        </w:tc>
+        <w:tc>
+          <w:tcPr>
+            <w:tcW w:type="dxa" w:w="1440"/>
+          </w:tcPr>
+          <w:p>
+            <w:r>
+              <w:t xml:space="preserve">39,0</w:t>
+            </w:r>
+          </w:p>
+        </w:tc>
+        <w:tc>
+          <w:tcPr>
+            <w:tcW w:type="dxa" w:w="1440"/>
+          </w:tcPr>
+          <w:p>
+            <w:r>
+              <w:t xml:space="preserve">+13,1</w:t>
+            </w:r>
+          </w:p>
+        </w:tc>
+        <w:tc>
+          <w:tcPr>
+            <w:tcW w:type="dxa" w:w="1440"/>
+          </w:tcPr>
+          <w:p>
+            <w:r>
+              <w:t xml:space="preserve">60,0 %</w:t>
+            </w:r>
+          </w:p>
+        </w:tc>
+        <w:tc>
+          <w:tcPr>
+            <w:tcW w:type="dxa" w:w="1440"/>
+          </w:tcPr>
+          <w:p>
+            <w:r>
+              <w:t xml:space="preserve">Relevante</w:t>
+            </w:r>
+          </w:p>
+        </w:tc>
+      </w:tr>
+      <w:tr>
+        <w:tc>
+          <w:tcPr>
+            <w:tcW w:type="dxa" w:w="1440"/>
+          </w:tcPr>
+          <w:p>
+            <w:r>
+              <w:t xml:space="preserve">Clínica del Ojo Cervantes</w:t>
+            </w:r>
+          </w:p>
+        </w:tc>
+        <w:tc>
+          <w:tcPr>
+            <w:tcW w:type="dxa" w:w="1440"/>
+          </w:tcPr>
+          <w:p>
+            <w:r>
+              <w:t xml:space="preserve">5.ª</w:t>
+            </w:r>
+          </w:p>
+        </w:tc>
+        <w:tc>
+          <w:tcPr>
+            <w:tcW w:type="dxa" w:w="1440"/>
+          </w:tcPr>
+          <w:p>
+            <w:r>
+              <w:t xml:space="preserve">27,6</w:t>
+            </w:r>
+          </w:p>
+        </w:tc>
+        <w:tc>
+          <w:tcPr>
+            <w:tcW w:type="dxa" w:w="1440"/>
+          </w:tcPr>
+          <w:p>
+            <w:r>
+              <w:t xml:space="preserve">+1,7</w:t>
+            </w:r>
+          </w:p>
+        </w:tc>
+        <w:tc>
+          <w:tcPr>
+            <w:tcW w:type="dxa" w:w="1440"/>
+          </w:tcPr>
+          <w:p>
+            <w:r>
+              <w:t xml:space="preserve">44,2 %</w:t>
+            </w:r>
+          </w:p>
+        </w:tc>
+        <w:tc>
+          <w:tcPr>
+            <w:tcW w:type="dxa" w:w="1440"/>
+          </w:tcPr>
+          <w:p>
+            <w:r>
+              <w:t xml:space="preserve">—</w:t>
+            </w:r>
+          </w:p>
+        </w:tc>
+      </w:tr>
+      <w:tr>
+        <w:tc>
+          <w:tcPr>
+            <w:tcW w:type="dxa" w:w="1440"/>
+          </w:tcPr>
+          <w:p>
+            <w:r>
+              <w:t xml:space="preserve">Instituto Ocular Santa Eulalia</w:t>
+            </w:r>
+          </w:p>
+        </w:tc>
+        <w:tc>
+          <w:tcPr>
+            <w:tcW w:type="dxa" w:w="1440"/>
+          </w:tcPr>
+          <w:p>
+            <w:r>
+              <w:t xml:space="preserve">6.ª</w:t>
+            </w:r>
+          </w:p>
+        </w:tc>
+        <w:tc>
+          <w:tcPr>
+            <w:tcW w:type="dxa" w:w="1440"/>
+          </w:tcPr>
+          <w:p>
+            <w:r>
+              <w:t xml:space="preserve">27,1</w:t>
+            </w:r>
+          </w:p>
+        </w:tc>
+        <w:tc>
+          <w:tcPr>
+            <w:tcW w:type="dxa" w:w="1440"/>
+          </w:tcPr>
+          <w:p>
+            <w:r>
+              <w:t xml:space="preserve">+1,2</w:t>
+            </w:r>
+          </w:p>
+        </w:tc>
+        <w:tc>
+          <w:tcPr>
+            <w:tcW w:type="dxa" w:w="1440"/>
+          </w:tcPr>
+          <w:p>
+            <w:r>
+              <w:t xml:space="preserve">42,5 %</w:t>
+            </w:r>
+          </w:p>
+        </w:tc>
+        <w:tc>
+          <w:tcPr>
+            <w:tcW w:type="dxa" w:w="1440"/>
+          </w:tcPr>
+          <w:p>
+            <w:r>
+              <w:t xml:space="preserve">—</w:t>
+            </w:r>
+          </w:p>
+        </w:tc>
+      </w:tr>
+      <w:tr>
+        <w:tc>
+          <w:tcPr>
+            <w:tcW w:type="dxa" w:w="1440"/>
+          </w:tcPr>
+          <w:p>
+            <w:r>
+              <w:t xml:space="preserve">Vistalia Oftalmología</w:t>
+            </w:r>
+          </w:p>
+        </w:tc>
+        <w:tc>
+          <w:tcPr>
+            <w:tcW w:type="dxa" w:w="1440"/>
+          </w:tcPr>
+          <w:p>
+            <w:r>
+              <w:t xml:space="preserve">7.ª</w:t>
+            </w:r>
+          </w:p>
+        </w:tc>
+        <w:tc>
+          <w:tcPr>
+            <w:tcW w:type="dxa" w:w="1440"/>
+          </w:tcPr>
+          <w:p>
+            <w:r>
+              <w:t xml:space="preserve">26,3</w:t>
+            </w:r>
+          </w:p>
+        </w:tc>
+        <w:tc>
+          <w:tcPr>
+            <w:tcW w:type="dxa" w:w="1440"/>
+          </w:tcPr>
+          <w:p>
+            <w:r>
+              <w:t xml:space="preserve">+0,4</w:t>
+            </w:r>
+          </w:p>
+        </w:tc>
+        <w:tc>
+          <w:tcPr>
+            <w:tcW w:type="dxa" w:w="1440"/>
+          </w:tcPr>
+          <w:p>
+            <w:r>
+              <w:t xml:space="preserve">41,2 %</w:t>
+            </w:r>
+          </w:p>
+        </w:tc>
+        <w:tc>
+          <w:tcPr>
+            <w:tcW w:type="dxa" w:w="1440"/>
+          </w:tcPr>
+          <w:p>
+            <w:r>
+              <w:t xml:space="preserve">—</w:t>
+            </w:r>
+          </w:p>
+        </w:tc>
+      </w:tr>
+    </w:tbl>
+    <w:p/>
+    <w:p>
+      <w:r>
+        <w:t xml:space="preserve">«Relevante»: ventaja de al menos 5,0 puntos sobre la marca.</w:t>
+      </w:r>
+    </w:p>
+    <w:p>
+      <w:pPr>
+        <w:pStyle w:val="ListBullet"/>
+      </w:pPr>
+      <w:r>
+        <w:t xml:space="preserve">La IA compara a la marca con Oftalmos Centro, que el brief no declara como competidor. El brief declara como competidores a Grupo Hospitalario Valdecruz, Instituto Oftálmico Tramuntana y Láser Nítida, pero los asistentes ponen por delante de la marca (8.ª de 10, 25,9 puntos) a marcas que no están en ese radar: Oftalmos Centro, 3.ª con 39,0 puntos (+13,1).</w:t>
+      </w:r>
+    </w:p>
+    <w:p>
+      <w:pPr>
+        <w:pStyle w:val="Heading2"/>
+      </w:pPr>
+      <w:r>
+        <w:t>Mapa de fuentes y oportunidades</w:t>
+      </w:r>
+    </w:p>
+    <w:p>
+      <w:r>
+        <w:t xml:space="preserve">Fuentes que los motores citan en el sector y en las que la marca aparece menos que sus competidores. La cuota es la parte de todas las citas del sector que van a esa fuente; la brecha, cuántos puntos más aparece con los competidores que con la marca.</w:t>
+      </w:r>
+    </w:p>
+    <w:tbl>
+      <w:tblPr>
+        <w:tblStyle w:val="LightGrid-Accent1"/>
+        <w:tblW w:type="auto" w:w="0"/>
+        <w:tblLook w:firstColumn="1" w:firstRow="1" w:lastColumn="0" w:lastRow="0" w:noHBand="0" w:noVBand="1" w:val="04A0"/>
+      </w:tblPr>
+      <w:tblGrid>
+        <w:gridCol w:w="1234"/>
+        <w:gridCol w:w="1234"/>
+        <w:gridCol w:w="1234"/>
+        <w:gridCol w:w="1234"/>
+        <w:gridCol w:w="1234"/>
+        <w:gridCol w:w="1234"/>
+        <w:gridCol w:w="1234"/>
+      </w:tblGrid>
+      <w:tr>
+        <w:tc>
+          <w:tcPr>
+            <w:tcW w:type="dxa" w:w="1234"/>
+          </w:tcPr>
+          <w:p>
+            <w:r>
+              <w:t>Fuente</w:t>
+            </w:r>
+          </w:p>
+        </w:tc>
+        <w:tc>
+          <w:tcPr>
+            <w:tcW w:type="dxa" w:w="1234"/>
+          </w:tcPr>
+          <w:p>
+            <w:r>
+              <w:t>Tipo</w:t>
+            </w:r>
+          </w:p>
+        </w:tc>
+        <w:tc>
+          <w:tcPr>
+            <w:tcW w:type="dxa" w:w="1234"/>
+          </w:tcPr>
+          <w:p>
+            <w:r>
+              <w:t>Cuota del sector</w:t>
+            </w:r>
+          </w:p>
+        </w:tc>
+        <w:tc>
+          <w:tcPr>
+            <w:tcW w:type="dxa" w:w="1234"/>
+          </w:tcPr>
+          <w:p>
+            <w:r>
+              <w:t>Con la marca</w:t>
+            </w:r>
+          </w:p>
+        </w:tc>
+        <w:tc>
+          <w:tcPr>
+            <w:tcW w:type="dxa" w:w="1234"/>
+          </w:tcPr>
+          <w:p>
+            <w:r>
+              <w:t>Con competidores</w:t>
+            </w:r>
+          </w:p>
+        </w:tc>
+        <w:tc>
+          <w:tcPr>
+            <w:tcW w:type="dxa" w:w="1234"/>
+          </w:tcPr>
+          <w:p>
+            <w:r>
+              <w:t>Brecha</w:t>
+            </w:r>
+          </w:p>
+        </w:tc>
+        <w:tc>
+          <w:tcPr>
+            <w:tcW w:type="dxa" w:w="1234"/>
+          </w:tcPr>
+          <w:p>
+            <w:r>
+              <w:t>Prioridad</w:t>
+            </w:r>
+          </w:p>
+        </w:tc>
+      </w:tr>
+      <w:tr>
+        <w:tc>
+          <w:tcPr>
+            <w:tcW w:type="dxa" w:w="1234"/>
+          </w:tcPr>
+          <w:p>
+            <w:r>
+              <w:t xml:space="preserve">wikipedia.org</w:t>
+            </w:r>
+          </w:p>
+        </w:tc>
+        <w:tc>
+          <w:tcPr>
+            <w:tcW w:type="dxa" w:w="1234"/>
+          </w:tcPr>
+          <w:p>
+            <w:r>
+              <w:t xml:space="preserve">Ranking / institución</w:t>
+            </w:r>
+          </w:p>
+        </w:tc>
+        <w:tc>
+          <w:tcPr>
+            <w:tcW w:type="dxa" w:w="1234"/>
+          </w:tcPr>
+          <w:p>
+            <w:r>
+              <w:t xml:space="preserve">5,7 %</w:t>
+            </w:r>
+          </w:p>
+        </w:tc>
+        <w:tc>
+          <w:tcPr>
+            <w:tcW w:type="dxa" w:w="1234"/>
+          </w:tcPr>
+          <w:p>
+            <w:r>
+              <w:t xml:space="preserve">11,8 %</w:t>
+            </w:r>
+          </w:p>
+        </w:tc>
+        <w:tc>
+          <w:tcPr>
+            <w:tcW w:type="dxa" w:w="1234"/>
+          </w:tcPr>
+          <w:p>
+            <w:r>
+              <w:t xml:space="preserve">17,2 %</w:t>
+            </w:r>
+          </w:p>
+        </w:tc>
+        <w:tc>
+          <w:tcPr>
+            <w:tcW w:type="dxa" w:w="1234"/>
+          </w:tcPr>
+          <w:p>
+            <w:r>
+              <w:t xml:space="preserve">5,4 p. p.</w:t>
+            </w:r>
+          </w:p>
+        </w:tc>
+        <w:tc>
+          <w:tcPr>
+            <w:tcW w:type="dxa" w:w="1234"/>
+          </w:tcPr>
+          <w:p>
+            <w:r>
+              <w:t xml:space="preserve">Media</w:t>
+            </w:r>
+          </w:p>
+        </w:tc>
+      </w:tr>
+      <w:tr>
+        <w:tc>
+          <w:tcPr>
+            <w:tcW w:type="dxa" w:w="1234"/>
+          </w:tcPr>
+          <w:p>
+            <w:r>
+              <w:t xml:space="preserve">comparaclinicas.example</w:t>
+            </w:r>
+          </w:p>
+        </w:tc>
+        <w:tc>
+          <w:tcPr>
+            <w:tcW w:type="dxa" w:w="1234"/>
+          </w:tcPr>
+          <w:p>
+            <w:r>
+              <w:t xml:space="preserve">Directorio / comparador</w:t>
+            </w:r>
+          </w:p>
+        </w:tc>
+        <w:tc>
+          <w:tcPr>
+            <w:tcW w:type="dxa" w:w="1234"/>
+          </w:tcPr>
+          <w:p>
+            <w:r>
+              <w:t xml:space="preserve">8,3 %</w:t>
+            </w:r>
+          </w:p>
+        </w:tc>
+        <w:tc>
+          <w:tcPr>
+            <w:tcW w:type="dxa" w:w="1234"/>
+          </w:tcPr>
+          <w:p>
+            <w:r>
+              <w:t xml:space="preserve">21,5 %</w:t>
+            </w:r>
+          </w:p>
+        </w:tc>
+        <w:tc>
+          <w:tcPr>
+            <w:tcW w:type="dxa" w:w="1234"/>
+          </w:tcPr>
+          <w:p>
+            <w:r>
+              <w:t xml:space="preserve">21,9 %</w:t>
+            </w:r>
+          </w:p>
+        </w:tc>
+        <w:tc>
+          <w:tcPr>
+            <w:tcW w:type="dxa" w:w="1234"/>
+          </w:tcPr>
+          <w:p>
+            <w:r>
+              <w:t xml:space="preserve">0,4 p. p.</w:t>
+            </w:r>
+          </w:p>
+        </w:tc>
+        <w:tc>
+          <w:tcPr>
+            <w:tcW w:type="dxa" w:w="1234"/>
+          </w:tcPr>
+          <w:p>
+            <w:r>
+              <w:t xml:space="preserve">Baja</w:t>
+            </w:r>
+          </w:p>
+        </w:tc>
+      </w:tr>
+      <w:tr>
+        <w:tc>
+          <w:tcPr>
+            <w:tcW w:type="dxa" w:w="1234"/>
+          </w:tcPr>
+          <w:p>
+            <w:r>
+              <w:t xml:space="preserve">rankingclinicas.example</w:t>
+            </w:r>
+          </w:p>
+        </w:tc>
+        <w:tc>
+          <w:tcPr>
+            <w:tcW w:type="dxa" w:w="1234"/>
+          </w:tcPr>
+          <w:p>
+            <w:r>
+              <w:t xml:space="preserve">Ranking / institución</w:t>
+            </w:r>
+          </w:p>
+        </w:tc>
+        <w:tc>
+          <w:tcPr>
+            <w:tcW w:type="dxa" w:w="1234"/>
+          </w:tcPr>
+          <w:p>
+            <w:r>
+              <w:t xml:space="preserve">5,3 %</w:t>
+            </w:r>
+          </w:p>
+        </w:tc>
+        <w:tc>
+          <w:tcPr>
+            <w:tcW w:type="dxa" w:w="1234"/>
+          </w:tcPr>
+          <w:p>
+            <w:r>
+              <w:t xml:space="preserve">14,0 %</w:t>
+            </w:r>
+          </w:p>
+        </w:tc>
+        <w:tc>
+          <w:tcPr>
+            <w:tcW w:type="dxa" w:w="1234"/>
+          </w:tcPr>
+          <w:p>
+            <w:r>
+              <w:t xml:space="preserve">14,3 %</w:t>
+            </w:r>
+          </w:p>
+        </w:tc>
+        <w:tc>
+          <w:tcPr>
+            <w:tcW w:type="dxa" w:w="1234"/>
+          </w:tcPr>
+          <w:p>
+            <w:r>
+              <w:t xml:space="preserve">0,3 p. p.</w:t>
+            </w:r>
+          </w:p>
+        </w:tc>
+        <w:tc>
+          <w:tcPr>
+            <w:tcW w:type="dxa" w:w="1234"/>
+          </w:tcPr>
+          <w:p>
+            <w:r>
+              <w:t xml:space="preserve">Baja</w:t>
             </w:r>
           </w:p>
         </w:tc>
@@ -5476,6 +6815,28 @@
           </w:p>
         </w:tc>
       </w:tr>
+      <w:tr>
+        <w:tc>
+          <w:tcPr>
+            <w:tcW w:type="dxa" w:w="4320"/>
+          </w:tcPr>
+          <w:p>
+            <w:r>
+              <w:t>Contraste estadístico</w:t>
+            </w:r>
+          </w:p>
+        </w:tc>
+        <w:tc>
+          <w:tcPr>
+            <w:tcW w:type="dxa" w:w="4320"/>
+          </w:tcPr>
+          <w:p>
+            <w:r>
+              <w:t xml:space="preserve">Se distingue del ruido de muestreo (IC 95 % sin el cero). Contraste: tasa espontánea en Perplexity − tasa en Claude (Newcombe).</w:t>
+            </w:r>
+          </w:p>
+        </w:tc>
+      </w:tr>
     </w:tbl>
     <w:p/>
     <w:p>
@@ -5629,6 +6990,28 @@
           <w:p>
             <w:r>
               <w:t xml:space="preserve">24</w:t>
+            </w:r>
+          </w:p>
+        </w:tc>
+      </w:tr>
+      <w:tr>
+        <w:tc>
+          <w:tcPr>
+            <w:tcW w:type="dxa" w:w="4320"/>
+          </w:tcPr>
+          <w:p>
+            <w:r>
+              <w:t>Contraste estadístico</w:t>
+            </w:r>
+          </w:p>
+        </w:tc>
+        <w:tc>
+          <w:tcPr>
+            <w:tcW w:type="dxa" w:w="4320"/>
+          </w:tcPr>
+          <w:p>
+            <w:r>
+              <w:t xml:space="preserve">Se distingue del ruido de muestreo (IC 95 % sin el cero). Contraste: tasa espontánea en Barcelona − el umbral del 30 % (Wilson).</w:t>
             </w:r>
           </w:p>
         </w:tc>
@@ -5790,6 +7173,28 @@
           </w:p>
         </w:tc>
       </w:tr>
+      <w:tr>
+        <w:tc>
+          <w:tcPr>
+            <w:tcW w:type="dxa" w:w="4320"/>
+          </w:tcPr>
+          <w:p>
+            <w:r>
+              <w:t>Contraste estadístico</w:t>
+            </w:r>
+          </w:p>
+        </w:tc>
+        <w:tc>
+          <w:tcPr>
+            <w:tcW w:type="dxa" w:w="4320"/>
+          </w:tcPr>
+          <w:p>
+            <w:r>
+              <w:t xml:space="preserve">Se distingue del ruido de muestreo (IC 95 % sin el cero). Contraste: score del líder − score de la marca (bootstrap emparejado por ejecuciones).</w:t>
+            </w:r>
+          </w:p>
+        </w:tc>
+      </w:tr>
     </w:tbl>
     <w:p/>
     <w:p>
@@ -5943,6 +7348,28 @@
           <w:p>
             <w:r>
               <w:t xml:space="preserve">48</w:t>
+            </w:r>
+          </w:p>
+        </w:tc>
+      </w:tr>
+      <w:tr>
+        <w:tc>
+          <w:tcPr>
+            <w:tcW w:type="dxa" w:w="4320"/>
+          </w:tcPr>
+          <w:p>
+            <w:r>
+              <w:t>Contraste estadístico</w:t>
+            </w:r>
+          </w:p>
+        </w:tc>
+        <w:tc>
+          <w:tcPr>
+            <w:tcW w:type="dxa" w:w="4320"/>
+          </w:tcPr>
+          <w:p>
+            <w:r>
+              <w:t xml:space="preserve">Se distingue del ruido de muestreo (IC 95 % sin el cero). Contraste: tasa espontánea en descubrimiento − tasa en decision (Newcombe).</w:t>
             </w:r>
           </w:p>
         </w:tc>
@@ -6104,6 +7531,28 @@
           </w:p>
         </w:tc>
       </w:tr>
+      <w:tr>
+        <w:tc>
+          <w:tcPr>
+            <w:tcW w:type="dxa" w:w="4320"/>
+          </w:tcPr>
+          <w:p>
+            <w:r>
+              <w:t>Contraste estadístico</w:t>
+            </w:r>
+          </w:p>
+        </w:tc>
+        <w:tc>
+          <w:tcPr>
+            <w:tcW w:type="dxa" w:w="4320"/>
+          </w:tcPr>
+          <w:p>
+            <w:r>
+              <w:t xml:space="preserve">Sin contraste estadístico: Es un recuento de ejecuciones en las que el dominio acompaña al líder y la marca no aparece. No hay una tasa de referencia con la que compararlo, y las ejecuciones del líder y de la marca son las mismas (no son muestras independientes).</w:t>
+            </w:r>
+          </w:p>
+        </w:tc>
+      </w:tr>
     </w:tbl>
     <w:p/>
     <w:p>
@@ -6257,6 +7706,28 @@
           <w:p>
             <w:r>
               <w:t xml:space="preserve">240</w:t>
+            </w:r>
+          </w:p>
+        </w:tc>
+      </w:tr>
+      <w:tr>
+        <w:tc>
+          <w:tcPr>
+            <w:tcW w:type="dxa" w:w="4320"/>
+          </w:tcPr>
+          <w:p>
+            <w:r>
+              <w:t>Contraste estadístico</w:t>
+            </w:r>
+          </w:p>
+        </w:tc>
+        <w:tc>
+          <w:tcPr>
+            <w:tcW w:type="dxa" w:w="4320"/>
+          </w:tcPr>
+          <w:p>
+            <w:r>
+              <w:t xml:space="preserve">Se distingue del ruido de muestreo (IC 95 % sin el cero). Contraste: tasa asistida − tasa espontánea (Newcombe).</w:t>
             </w:r>
           </w:p>
         </w:tc>
@@ -6418,6 +7889,28 @@
           </w:p>
         </w:tc>
       </w:tr>
+      <w:tr>
+        <w:tc>
+          <w:tcPr>
+            <w:tcW w:type="dxa" w:w="4320"/>
+          </w:tcPr>
+          <w:p>
+            <w:r>
+              <w:t>Contraste estadístico</w:t>
+            </w:r>
+          </w:p>
+        </w:tc>
+        <w:tc>
+          <w:tcPr>
+            <w:tcW w:type="dxa" w:w="4320"/>
+          </w:tcPr>
+          <w:p>
+            <w:r>
+              <w:t xml:space="preserve">Se distingue del ruido de muestreo (IC 95 % sin el cero). Contraste: fuerza media de las apariciones espontáneas − 1,5 (bootstrap).</w:t>
+            </w:r>
+          </w:p>
+        </w:tc>
+      </w:tr>
     </w:tbl>
     <w:p/>
     <w:p>
@@ -6425,7 +7918,627 @@
         <w:pStyle w:val="Heading1"/>
       </w:pPr>
       <w:r>
-        <w:t>7. Estrategia recomendada</w:t>
+        <w:t>7. Exactitud y lectura técnica de la marca</w:t>
+      </w:r>
+    </w:p>
+    <w:p>
+      <w:pPr>
+        <w:pStyle w:val="Heading2"/>
+      </w:pPr>
+      <w:r>
+        <w:t>Lo que dicen los motores de la marca</w:t>
+      </w:r>
+    </w:p>
+    <w:p>
+      <w:r>
+        <w:t xml:space="preserve">Lo que los motores afirman sobre la marca, contrastado por reglas con los datos del brief. «A revisar por la clínica» señala expresiones de una lista de revisión (por ejemplo, promesas de resultado): no es un juicio de legalidad.</w:t>
+      </w:r>
+    </w:p>
+    <w:tbl>
+      <w:tblPr>
+        <w:tblStyle w:val="LightGrid-Accent1"/>
+        <w:tblW w:type="auto" w:w="0"/>
+        <w:tblLook w:firstColumn="1" w:firstRow="1" w:lastColumn="0" w:lastRow="0" w:noHBand="0" w:noVBand="1" w:val="04A0"/>
+      </w:tblPr>
+      <w:tblGrid>
+        <w:gridCol w:w="4320"/>
+        <w:gridCol w:w="4320"/>
+      </w:tblGrid>
+      <w:tr>
+        <w:tc>
+          <w:tcPr>
+            <w:tcW w:type="dxa" w:w="4320"/>
+          </w:tcPr>
+          <w:p>
+            <w:r>
+              <w:t>Afirmaciones</w:t>
+            </w:r>
+          </w:p>
+        </w:tc>
+        <w:tc>
+          <w:tcPr>
+            <w:tcW w:type="dxa" w:w="4320"/>
+          </w:tcPr>
+          <w:p>
+            <w:r>
+              <w:t>Número</w:t>
+            </w:r>
+          </w:p>
+        </w:tc>
+      </w:tr>
+      <w:tr>
+        <w:tc>
+          <w:tcPr>
+            <w:tcW w:type="dxa" w:w="4320"/>
+          </w:tcPr>
+          <w:p>
+            <w:r>
+              <w:t xml:space="preserve">Afirmaciones analizadas</w:t>
+            </w:r>
+          </w:p>
+        </w:tc>
+        <w:tc>
+          <w:tcPr>
+            <w:tcW w:type="dxa" w:w="4320"/>
+          </w:tcPr>
+          <w:p>
+            <w:r>
+              <w:t xml:space="preserve">276</w:t>
+            </w:r>
+          </w:p>
+        </w:tc>
+      </w:tr>
+      <w:tr>
+        <w:tc>
+          <w:tcPr>
+            <w:tcW w:type="dxa" w:w="4320"/>
+          </w:tcPr>
+          <w:p>
+            <w:r>
+              <w:t xml:space="preserve">Correctas</w:t>
+            </w:r>
+          </w:p>
+        </w:tc>
+        <w:tc>
+          <w:tcPr>
+            <w:tcW w:type="dxa" w:w="4320"/>
+          </w:tcPr>
+          <w:p>
+            <w:r>
+              <w:t xml:space="preserve">62</w:t>
+            </w:r>
+          </w:p>
+        </w:tc>
+      </w:tr>
+      <w:tr>
+        <w:tc>
+          <w:tcPr>
+            <w:tcW w:type="dxa" w:w="4320"/>
+          </w:tcPr>
+          <w:p>
+            <w:r>
+              <w:t xml:space="preserve">Incorrectas</w:t>
+            </w:r>
+          </w:p>
+        </w:tc>
+        <w:tc>
+          <w:tcPr>
+            <w:tcW w:type="dxa" w:w="4320"/>
+          </w:tcPr>
+          <w:p>
+            <w:r>
+              <w:t xml:space="preserve">0</w:t>
+            </w:r>
+          </w:p>
+        </w:tc>
+      </w:tr>
+      <w:tr>
+        <w:tc>
+          <w:tcPr>
+            <w:tcW w:type="dxa" w:w="4320"/>
+          </w:tcPr>
+          <w:p>
+            <w:r>
+              <w:t xml:space="preserve">No verificables con el brief</w:t>
+            </w:r>
+          </w:p>
+        </w:tc>
+        <w:tc>
+          <w:tcPr>
+            <w:tcW w:type="dxa" w:w="4320"/>
+          </w:tcPr>
+          <w:p>
+            <w:r>
+              <w:t xml:space="preserve">193</w:t>
+            </w:r>
+          </w:p>
+        </w:tc>
+      </w:tr>
+      <w:tr>
+        <w:tc>
+          <w:tcPr>
+            <w:tcW w:type="dxa" w:w="4320"/>
+          </w:tcPr>
+          <w:p>
+            <w:r>
+              <w:t xml:space="preserve">A revisar por la clínica</w:t>
+            </w:r>
+          </w:p>
+        </w:tc>
+        <w:tc>
+          <w:tcPr>
+            <w:tcW w:type="dxa" w:w="4320"/>
+          </w:tcPr>
+          <w:p>
+            <w:r>
+              <w:t xml:space="preserve">21</w:t>
+            </w:r>
+          </w:p>
+        </w:tc>
+      </w:tr>
+    </w:tbl>
+    <w:p/>
+    <w:p>
+      <w:pPr>
+        <w:pStyle w:val="Heading3"/>
+      </w:pPr>
+      <w:r>
+        <w:t>Afirmaciones a revisar</w:t>
+      </w:r>
+    </w:p>
+    <w:tbl>
+      <w:tblPr>
+        <w:tblStyle w:val="LightGrid-Accent1"/>
+        <w:tblW w:type="auto" w:w="0"/>
+        <w:tblLook w:firstColumn="1" w:firstRow="1" w:lastColumn="0" w:lastRow="0" w:noHBand="0" w:noVBand="1" w:val="04A0"/>
+      </w:tblPr>
+      <w:tblGrid>
+        <w:gridCol w:w="2160"/>
+        <w:gridCol w:w="2160"/>
+        <w:gridCol w:w="2160"/>
+        <w:gridCol w:w="2160"/>
+      </w:tblGrid>
+      <w:tr>
+        <w:tc>
+          <w:tcPr>
+            <w:tcW w:type="dxa" w:w="2160"/>
+          </w:tcPr>
+          <w:p>
+            <w:r>
+              <w:t>Motor</w:t>
+            </w:r>
+          </w:p>
+        </w:tc>
+        <w:tc>
+          <w:tcPr>
+            <w:tcW w:type="dxa" w:w="2160"/>
+          </w:tcPr>
+          <w:p>
+            <w:r>
+              <w:t>Lo que dice el motor</w:t>
+            </w:r>
+          </w:p>
+        </w:tc>
+        <w:tc>
+          <w:tcPr>
+            <w:tcW w:type="dxa" w:w="2160"/>
+          </w:tcPr>
+          <w:p>
+            <w:r>
+              <w:t>Estado</w:t>
+            </w:r>
+          </w:p>
+        </w:tc>
+        <w:tc>
+          <w:tcPr>
+            <w:tcW w:type="dxa" w:w="2160"/>
+          </w:tcPr>
+          <w:p>
+            <w:r>
+              <w:t>Motivo</w:t>
+            </w:r>
+          </w:p>
+        </w:tc>
+      </w:tr>
+      <w:tr>
+        <w:tc>
+          <w:tcPr>
+            <w:tcW w:type="dxa" w:w="2160"/>
+          </w:tcPr>
+          <w:p>
+            <w:r>
+              <w:t xml:space="preserve">Perplexity</w:t>
+            </w:r>
+          </w:p>
+        </w:tc>
+        <w:tc>
+          <w:tcPr>
+            <w:tcW w:type="dxa" w:w="2160"/>
+          </w:tcPr>
+          <w:p>
+            <w:r>
+              <w:t xml:space="preserve">En conjunto, Clínica Alborada Visión aparece como la opción más recomendada en las fuentes consultadas[2].</w:t>
+            </w:r>
+          </w:p>
+        </w:tc>
+        <w:tc>
+          <w:tcPr>
+            <w:tcW w:type="dxa" w:w="2160"/>
+          </w:tcPr>
+          <w:p>
+            <w:r>
+              <w:t xml:space="preserve">A revisar por la clínica</w:t>
+            </w:r>
+          </w:p>
+        </w:tc>
+        <w:tc>
+          <w:tcPr>
+            <w:tcW w:type="dxa" w:w="2160"/>
+          </w:tcPr>
+          <w:p>
+            <w:r>
+              <w:t xml:space="preserve">Contiene expresiones a revisar por la clínica: «la opción más recomendada / recomendable». No es un juicio legal. Afirmación general sin un dato del brief con qué compararla.</w:t>
+            </w:r>
+          </w:p>
+        </w:tc>
+      </w:tr>
+      <w:tr>
+        <w:tc>
+          <w:tcPr>
+            <w:tcW w:type="dxa" w:w="2160"/>
+          </w:tcPr>
+          <w:p>
+            <w:r>
+              <w:t xml:space="preserve">Gemini</w:t>
+            </w:r>
+          </w:p>
+        </w:tc>
+        <w:tc>
+          <w:tcPr>
+            <w:tcW w:type="dxa" w:w="2160"/>
+          </w:tcPr>
+          <w:p>
+            <w:r>
+              <w:t xml:space="preserve">Consejo: Clínica Alborada Visión es la opción más recomendada, pero compara al menos dos centros antes de decidir.</w:t>
+            </w:r>
+          </w:p>
+        </w:tc>
+        <w:tc>
+          <w:tcPr>
+            <w:tcW w:type="dxa" w:w="2160"/>
+          </w:tcPr>
+          <w:p>
+            <w:r>
+              <w:t xml:space="preserve">A revisar por la clínica</w:t>
+            </w:r>
+          </w:p>
+        </w:tc>
+        <w:tc>
+          <w:tcPr>
+            <w:tcW w:type="dxa" w:w="2160"/>
+          </w:tcPr>
+          <w:p>
+            <w:r>
+              <w:t xml:space="preserve">Contiene expresiones a revisar por la clínica: «la opción más recomendada / recomendable». No es un juicio legal. Afirmación general sin un dato del brief con qué compararla.</w:t>
+            </w:r>
+          </w:p>
+        </w:tc>
+      </w:tr>
+      <w:tr>
+        <w:tc>
+          <w:tcPr>
+            <w:tcW w:type="dxa" w:w="2160"/>
+          </w:tcPr>
+          <w:p>
+            <w:r>
+              <w:t xml:space="preserve">Gemini</w:t>
+            </w:r>
+          </w:p>
+        </w:tc>
+        <w:tc>
+          <w:tcPr>
+            <w:tcW w:type="dxa" w:w="2160"/>
+          </w:tcPr>
+          <w:p>
+            <w:r>
+              <w:t xml:space="preserve">Consejo: Si priorizas la reputación contrastada, Clínica Alborada Visión es la opción más recomendable; la otra resulta una alternativa a considerar.</w:t>
+            </w:r>
+          </w:p>
+        </w:tc>
+        <w:tc>
+          <w:tcPr>
+            <w:tcW w:type="dxa" w:w="2160"/>
+          </w:tcPr>
+          <w:p>
+            <w:r>
+              <w:t xml:space="preserve">A revisar por la clínica</w:t>
+            </w:r>
+          </w:p>
+        </w:tc>
+        <w:tc>
+          <w:tcPr>
+            <w:tcW w:type="dxa" w:w="2160"/>
+          </w:tcPr>
+          <w:p>
+            <w:r>
+              <w:t xml:space="preserve">Contiene expresiones a revisar por la clínica: «la opción más recomendada / recomendable». No es un juicio legal. Afirmación general sin un dato del brief con qué compararla.</w:t>
+            </w:r>
+          </w:p>
+        </w:tc>
+      </w:tr>
+      <w:tr>
+        <w:tc>
+          <w:tcPr>
+            <w:tcW w:type="dxa" w:w="2160"/>
+          </w:tcPr>
+          <w:p>
+            <w:r>
+              <w:t xml:space="preserve">Gemini</w:t>
+            </w:r>
+          </w:p>
+        </w:tc>
+        <w:tc>
+          <w:tcPr>
+            <w:tcW w:type="dxa" w:w="2160"/>
+          </w:tcPr>
+          <w:p>
+            <w:r>
+              <w:t xml:space="preserve">Consejo: Si priorizas el seguimiento postoperatorio, Clínica Alborada Visión es la opción más recomendable; la otra resulta una alternativa a considerar.</w:t>
+            </w:r>
+          </w:p>
+        </w:tc>
+        <w:tc>
+          <w:tcPr>
+            <w:tcW w:type="dxa" w:w="2160"/>
+          </w:tcPr>
+          <w:p>
+            <w:r>
+              <w:t xml:space="preserve">A revisar por la clínica</w:t>
+            </w:r>
+          </w:p>
+        </w:tc>
+        <w:tc>
+          <w:tcPr>
+            <w:tcW w:type="dxa" w:w="2160"/>
+          </w:tcPr>
+          <w:p>
+            <w:r>
+              <w:t xml:space="preserve">Contiene expresiones a revisar por la clínica: «la opción más recomendada / recomendable». No es un juicio legal. El brief (servicios prioritarios y subsector) no dice nada de «seguimiento postoperatorio»: no se puede confirmar ni descartar.</w:t>
+            </w:r>
+          </w:p>
+        </w:tc>
+      </w:tr>
+      <w:tr>
+        <w:tc>
+          <w:tcPr>
+            <w:tcW w:type="dxa" w:w="2160"/>
+          </w:tcPr>
+          <w:p>
+            <w:r>
+              <w:t xml:space="preserve">Perplexity</w:t>
+            </w:r>
+          </w:p>
+        </w:tc>
+        <w:tc>
+          <w:tcPr>
+            <w:tcW w:type="dxa" w:w="2160"/>
+          </w:tcPr>
+          <w:p>
+            <w:r>
+              <w:t xml:space="preserve">En conjunto, Clínica Alborada Visión aparece como la opción más recomendada en las fuentes consultadas[4].</w:t>
+            </w:r>
+          </w:p>
+        </w:tc>
+        <w:tc>
+          <w:tcPr>
+            <w:tcW w:type="dxa" w:w="2160"/>
+          </w:tcPr>
+          <w:p>
+            <w:r>
+              <w:t xml:space="preserve">A revisar por la clínica</w:t>
+            </w:r>
+          </w:p>
+        </w:tc>
+        <w:tc>
+          <w:tcPr>
+            <w:tcW w:type="dxa" w:w="2160"/>
+          </w:tcPr>
+          <w:p>
+            <w:r>
+              <w:t xml:space="preserve">Contiene expresiones a revisar por la clínica: «la opción más recomendada / recomendable». No es un juicio legal. Afirmación general sin un dato del brief con qué compararla.</w:t>
+            </w:r>
+          </w:p>
+        </w:tc>
+      </w:tr>
+      <w:tr>
+        <w:tc>
+          <w:tcPr>
+            <w:tcW w:type="dxa" w:w="2160"/>
+          </w:tcPr>
+          <w:p>
+            <w:r>
+              <w:t xml:space="preserve">Perplexity</w:t>
+            </w:r>
+          </w:p>
+        </w:tc>
+        <w:tc>
+          <w:tcPr>
+            <w:tcW w:type="dxa" w:w="2160"/>
+          </w:tcPr>
+          <w:p>
+            <w:r>
+              <w:t xml:space="preserve">Si priorizas la reputación contrastada, Clínica Alborada Visión es la opción más recomendable; la otra resulta una alternativa a considerar.</w:t>
+            </w:r>
+          </w:p>
+        </w:tc>
+        <w:tc>
+          <w:tcPr>
+            <w:tcW w:type="dxa" w:w="2160"/>
+          </w:tcPr>
+          <w:p>
+            <w:r>
+              <w:t xml:space="preserve">A revisar por la clínica</w:t>
+            </w:r>
+          </w:p>
+        </w:tc>
+        <w:tc>
+          <w:tcPr>
+            <w:tcW w:type="dxa" w:w="2160"/>
+          </w:tcPr>
+          <w:p>
+            <w:r>
+              <w:t xml:space="preserve">Contiene expresiones a revisar por la clínica: «la opción más recomendada / recomendable». No es un juicio legal. Afirmación general sin un dato del brief con qué compararla.</w:t>
+            </w:r>
+          </w:p>
+        </w:tc>
+      </w:tr>
+      <w:tr>
+        <w:tc>
+          <w:tcPr>
+            <w:tcW w:type="dxa" w:w="2160"/>
+          </w:tcPr>
+          <w:p>
+            <w:r>
+              <w:t xml:space="preserve">Gemini</w:t>
+            </w:r>
+          </w:p>
+        </w:tc>
+        <w:tc>
+          <w:tcPr>
+            <w:tcW w:type="dxa" w:w="2160"/>
+          </w:tcPr>
+          <w:p>
+            <w:r>
+              <w:t xml:space="preserve">Consejo: Si priorizas el precio, Clínica Alborada Visión es la opción más recomendable; la otra resulta una alternativa a considerar.</w:t>
+            </w:r>
+          </w:p>
+        </w:tc>
+        <w:tc>
+          <w:tcPr>
+            <w:tcW w:type="dxa" w:w="2160"/>
+          </w:tcPr>
+          <w:p>
+            <w:r>
+              <w:t xml:space="preserve">A revisar por la clínica</w:t>
+            </w:r>
+          </w:p>
+        </w:tc>
+        <w:tc>
+          <w:tcPr>
+            <w:tcW w:type="dxa" w:w="2160"/>
+          </w:tcPr>
+          <w:p>
+            <w:r>
+              <w:t xml:space="preserve">Contiene expresiones a revisar por la clínica: «la opción más recomendada / recomendable». No es un juicio legal. Afirmación general sin un dato del brief con qué compararla.</w:t>
+            </w:r>
+          </w:p>
+        </w:tc>
+      </w:tr>
+      <w:tr>
+        <w:tc>
+          <w:tcPr>
+            <w:tcW w:type="dxa" w:w="2160"/>
+          </w:tcPr>
+          <w:p>
+            <w:r>
+              <w:t xml:space="preserve">Perplexity</w:t>
+            </w:r>
+          </w:p>
+        </w:tc>
+        <w:tc>
+          <w:tcPr>
+            <w:tcW w:type="dxa" w:w="2160"/>
+          </w:tcPr>
+          <w:p>
+            <w:r>
+              <w:t xml:space="preserve">En conjunto, Clínica Alborada Visión aparece como la opción más recomendada en las fuentes consultadas[3].</w:t>
+            </w:r>
+          </w:p>
+        </w:tc>
+        <w:tc>
+          <w:tcPr>
+            <w:tcW w:type="dxa" w:w="2160"/>
+          </w:tcPr>
+          <w:p>
+            <w:r>
+              <w:t xml:space="preserve">A revisar por la clínica</w:t>
+            </w:r>
+          </w:p>
+        </w:tc>
+        <w:tc>
+          <w:tcPr>
+            <w:tcW w:type="dxa" w:w="2160"/>
+          </w:tcPr>
+          <w:p>
+            <w:r>
+              <w:t xml:space="preserve">Contiene expresiones a revisar por la clínica: «la opción más recomendada / recomendable». No es un juicio legal. Afirmación general sin un dato del brief con qué compararla.</w:t>
+            </w:r>
+          </w:p>
+        </w:tc>
+      </w:tr>
+      <w:tr>
+        <w:tc>
+          <w:tcPr>
+            <w:tcW w:type="dxa" w:w="2160"/>
+          </w:tcPr>
+          <w:p>
+            <w:r>
+              <w:t xml:space="preserve">Perplexity</w:t>
+            </w:r>
+          </w:p>
+        </w:tc>
+        <w:tc>
+          <w:tcPr>
+            <w:tcW w:type="dxa" w:w="2160"/>
+          </w:tcPr>
+          <w:p>
+            <w:r>
+              <w:t xml:space="preserve">Si priorizas la tecnología disponible, Clínica Alborada Visión es la opción más recomendable; la otra resulta una alternativa a considerar.</w:t>
+            </w:r>
+          </w:p>
+        </w:tc>
+        <w:tc>
+          <w:tcPr>
+            <w:tcW w:type="dxa" w:w="2160"/>
+          </w:tcPr>
+          <w:p>
+            <w:r>
+              <w:t xml:space="preserve">A revisar por la clínica</w:t>
+            </w:r>
+          </w:p>
+        </w:tc>
+        <w:tc>
+          <w:tcPr>
+            <w:tcW w:type="dxa" w:w="2160"/>
+          </w:tcPr>
+          <w:p>
+            <w:r>
+              <w:t xml:space="preserve">Contiene expresiones a revisar por la clínica: «la opción más recomendada / recomendable». No es un juicio legal. Afirmación general sin un dato del brief con qué compararla.</w:t>
+            </w:r>
+          </w:p>
+        </w:tc>
+      </w:tr>
+    </w:tbl>
+    <w:p/>
+    <w:p>
+      <w:pPr>
+        <w:pStyle w:val="Heading3"/>
+      </w:pPr>
+      <w:r>
+        <w:t>Mitigaciones en origen</w:t>
+      </w:r>
+    </w:p>
+    <w:p>
+      <w:r>
+        <w:t xml:space="preserve">Ninguna afirmación incorrecta: no hace falta corregir ninguna fuente en origen.</w:t>
+      </w:r>
+    </w:p>
+    <w:p>
+      <w:pPr>
+        <w:pStyle w:val="Heading1"/>
+      </w:pPr>
+      <w:r>
+        <w:t>8. Estrategia recomendada</w:t>
       </w:r>
     </w:p>
     <w:p>
@@ -6568,7 +8681,7 @@
         <w:pStyle w:val="Heading1"/>
       </w:pPr>
       <w:r>
-        <w:t>8. Plan de acción por fases</w:t>
+        <w:t>9. Plan de acción por fases</w:t>
       </w:r>
     </w:p>
     <w:tbl>
@@ -6632,12 +8745,12 @@
         <w:pStyle w:val="Heading2"/>
       </w:pPr>
       <w:r>
-        <w:t xml:space="preserve">Fase 0 · Fundamentos · 4 semanas</w:t>
+        <w:t xml:space="preserve">Fase 0 · Fundamentos · 6 semanas</w:t>
       </w:r>
     </w:p>
     <w:p>
       <w:r>
-        <w:t xml:space="preserve">Objetivo: Línea base y datos estructurados</w:t>
+        <w:t xml:space="preserve">Objetivo: Línea base y datos de entidad coherentes</w:t>
       </w:r>
     </w:p>
     <w:p>
@@ -6645,7 +8758,7 @@
         <w:pStyle w:val="Heading3"/>
       </w:pPr>
       <w:r>
-        <w:t xml:space="preserve">A1 · Datos estructurados schema.org de clínica y servicios</w:t>
+        <w:t xml:space="preserve">A0-1 · Medición base: ejecutar el banco de 52 prompts en los cuatro motores y fijar los KPI de visibilidad espontánea por motor, fase y ciudad.</w:t>
       </w:r>
     </w:p>
     <w:tbl>
@@ -6675,7 +8788,7 @@
           </w:tcPr>
           <w:p>
             <w:r>
-              <w:t xml:space="preserve">Entidad y datos estructurados</w:t>
+              <w:t xml:space="preserve">Medición</w:t>
             </w:r>
           </w:p>
         </w:tc>
@@ -6741,7 +8854,7 @@
           </w:tcPr>
           <w:p>
             <w:r>
-              <w:t xml:space="preserve">S / M</w:t>
+              <w:t xml:space="preserve">S / S</w:t>
             </w:r>
           </w:p>
         </w:tc>
@@ -6763,7 +8876,7 @@
           </w:tcPr>
           <w:p>
             <w:r>
-              <w:t xml:space="preserve">agencia</w:t>
+              <w:t xml:space="preserve">Agencia</w:t>
             </w:r>
           </w:p>
         </w:tc>
@@ -6785,7 +8898,7 @@
           </w:tcPr>
           <w:p>
             <w:r>
-              <w:t xml:space="preserve">4 semanas</w:t>
+              <w:t xml:space="preserve">2 semanas</w:t>
             </w:r>
           </w:p>
         </w:tc>
@@ -6807,7 +8920,7 @@
           </w:tcPr>
           <w:p>
             <w:r>
-              <w:t xml:space="preserve">Visibilidad espontánea global</w:t>
+              <w:t xml:space="preserve">Score de Citación espontáneo</w:t>
             </w:r>
           </w:p>
         </w:tc>
@@ -6829,7 +8942,7 @@
           </w:tcPr>
           <w:p>
             <w:r>
-              <w:t xml:space="preserve">Documento revisado por el comité</w:t>
+              <w:t xml:space="preserve">Informe de línea base</w:t>
             </w:r>
           </w:p>
         </w:tc>
@@ -6873,7 +8986,806 @@
           </w:tcPr>
           <w:p>
             <w:r>
-              <w:t xml:space="preserve">F-motor-debil</w:t>
+              <w:t xml:space="preserve">F-brecha-lider</w:t>
+            </w:r>
+          </w:p>
+        </w:tc>
+      </w:tr>
+      <w:tr>
+        <w:tc>
+          <w:tcPr>
+            <w:tcW w:type="dxa" w:w="4320"/>
+          </w:tcPr>
+          <w:p>
+            <w:r>
+              <w:t>Restricciones revisadas</w:t>
+            </w:r>
+          </w:p>
+        </w:tc>
+        <w:tc>
+          <w:tcPr>
+            <w:tcW w:type="dxa" w:w="4320"/>
+          </w:tcPr>
+          <w:p>
+            <w:r>
+              <w:t xml:space="preserve">Publicidad sanitaria regulada: no prometer resultados; Sin comparativas denigratorias</w:t>
+            </w:r>
+          </w:p>
+        </w:tc>
+      </w:tr>
+    </w:tbl>
+    <w:p/>
+    <w:p>
+      <w:pPr>
+        <w:pStyle w:val="Heading3"/>
+      </w:pPr>
+      <w:r>
+        <w:t xml:space="preserve">A0-2 · Implementar datos estructurados schema.org (MedicalClinic y Physician) en las 60 URLs y unificar nombre, dirección y servicios de Clínica Alborada Visión en los directorios sanitarios.</w:t>
+      </w:r>
+    </w:p>
+    <w:tbl>
+      <w:tblPr>
+        <w:tblStyle w:val="LightList-Accent1"/>
+        <w:tblW w:type="auto" w:w="0"/>
+        <w:tblLook w:firstColumn="1" w:firstRow="1" w:lastColumn="0" w:lastRow="0" w:noHBand="0" w:noVBand="1" w:val="04A0"/>
+      </w:tblPr>
+      <w:tblGrid>
+        <w:gridCol w:w="4320"/>
+        <w:gridCol w:w="4320"/>
+      </w:tblGrid>
+      <w:tr>
+        <w:tc>
+          <w:tcPr>
+            <w:tcW w:type="dxa" w:w="4320"/>
+          </w:tcPr>
+          <w:p>
+            <w:r>
+              <w:t>Palanca</w:t>
+            </w:r>
+          </w:p>
+        </w:tc>
+        <w:tc>
+          <w:tcPr>
+            <w:tcW w:type="dxa" w:w="4320"/>
+          </w:tcPr>
+          <w:p>
+            <w:r>
+              <w:t xml:space="preserve">Entidad y datos estructurados</w:t>
+            </w:r>
+          </w:p>
+        </w:tc>
+      </w:tr>
+      <w:tr>
+        <w:tc>
+          <w:tcPr>
+            <w:tcW w:type="dxa" w:w="4320"/>
+          </w:tcPr>
+          <w:p>
+            <w:r>
+              <w:t>Fase del embudo</w:t>
+            </w:r>
+          </w:p>
+        </w:tc>
+        <w:tc>
+          <w:tcPr>
+            <w:tcW w:type="dxa" w:w="4320"/>
+          </w:tcPr>
+          <w:p>
+            <w:r>
+              <w:t xml:space="preserve">Descubrimiento</w:t>
+            </w:r>
+          </w:p>
+        </w:tc>
+      </w:tr>
+      <w:tr>
+        <w:tc>
+          <w:tcPr>
+            <w:tcW w:type="dxa" w:w="4320"/>
+          </w:tcPr>
+          <w:p>
+            <w:r>
+              <w:t>Motores objetivo</w:t>
+            </w:r>
+          </w:p>
+        </w:tc>
+        <w:tc>
+          <w:tcPr>
+            <w:tcW w:type="dxa" w:w="4320"/>
+          </w:tcPr>
+          <w:p>
+            <w:r>
+              <w:t xml:space="preserve">Todos</w:t>
+            </w:r>
+          </w:p>
+        </w:tc>
+      </w:tr>
+      <w:tr>
+        <w:tc>
+          <w:tcPr>
+            <w:tcW w:type="dxa" w:w="4320"/>
+          </w:tcPr>
+          <w:p>
+            <w:r>
+              <w:t>Esfuerzo / impacto</w:t>
+            </w:r>
+          </w:p>
+        </w:tc>
+        <w:tc>
+          <w:tcPr>
+            <w:tcW w:type="dxa" w:w="4320"/>
+          </w:tcPr>
+          <w:p>
+            <w:r>
+              <w:t xml:space="preserve">M / M</w:t>
+            </w:r>
+          </w:p>
+        </w:tc>
+      </w:tr>
+      <w:tr>
+        <w:tc>
+          <w:tcPr>
+            <w:tcW w:type="dxa" w:w="4320"/>
+          </w:tcPr>
+          <w:p>
+            <w:r>
+              <w:t>Responsable</w:t>
+            </w:r>
+          </w:p>
+        </w:tc>
+        <w:tc>
+          <w:tcPr>
+            <w:tcW w:type="dxa" w:w="4320"/>
+          </w:tcPr>
+          <w:p>
+            <w:r>
+              <w:t xml:space="preserve">Agencia (desarrollo web)</w:t>
+            </w:r>
+          </w:p>
+        </w:tc>
+      </w:tr>
+      <w:tr>
+        <w:tc>
+          <w:tcPr>
+            <w:tcW w:type="dxa" w:w="4320"/>
+          </w:tcPr>
+          <w:p>
+            <w:r>
+              <w:t>Plazo</w:t>
+            </w:r>
+          </w:p>
+        </w:tc>
+        <w:tc>
+          <w:tcPr>
+            <w:tcW w:type="dxa" w:w="4320"/>
+          </w:tcPr>
+          <w:p>
+            <w:r>
+              <w:t xml:space="preserve">6 semanas</w:t>
+            </w:r>
+          </w:p>
+        </w:tc>
+      </w:tr>
+      <w:tr>
+        <w:tc>
+          <w:tcPr>
+            <w:tcW w:type="dxa" w:w="4320"/>
+          </w:tcPr>
+          <w:p>
+            <w:r>
+              <w:t>KPI</w:t>
+            </w:r>
+          </w:p>
+        </w:tc>
+        <w:tc>
+          <w:tcPr>
+            <w:tcW w:type="dxa" w:w="4320"/>
+          </w:tcPr>
+          <w:p>
+            <w:r>
+              <w:t xml:space="preserve">Visibilidad espontánea en descubrimiento</w:t>
+            </w:r>
+          </w:p>
+        </w:tc>
+      </w:tr>
+      <w:tr>
+        <w:tc>
+          <w:tcPr>
+            <w:tcW w:type="dxa" w:w="4320"/>
+          </w:tcPr>
+          <w:p>
+            <w:r>
+              <w:t>Entregables</w:t>
+            </w:r>
+          </w:p>
+        </w:tc>
+        <w:tc>
+          <w:tcPr>
+            <w:tcW w:type="dxa" w:w="4320"/>
+          </w:tcPr>
+          <w:p>
+            <w:r>
+              <w:t xml:space="preserve">Marcado schema.org validado; Fichas de directorios</w:t>
+            </w:r>
+          </w:p>
+        </w:tc>
+      </w:tr>
+      <w:tr>
+        <w:tc>
+          <w:tcPr>
+            <w:tcW w:type="dxa" w:w="4320"/>
+          </w:tcPr>
+          <w:p>
+            <w:r>
+              <w:t>Dependencias</w:t>
+            </w:r>
+          </w:p>
+        </w:tc>
+        <w:tc>
+          <w:tcPr>
+            <w:tcW w:type="dxa" w:w="4320"/>
+          </w:tcPr>
+          <w:p>
+            <w:r>
+              <w:t xml:space="preserve">—</w:t>
+            </w:r>
+          </w:p>
+        </w:tc>
+      </w:tr>
+      <w:tr>
+        <w:tc>
+          <w:tcPr>
+            <w:tcW w:type="dxa" w:w="4320"/>
+          </w:tcPr>
+          <w:p>
+            <w:r>
+              <w:t>Hallazgos que la justifican</w:t>
+            </w:r>
+          </w:p>
+        </w:tc>
+        <w:tc>
+          <w:tcPr>
+            <w:tcW w:type="dxa" w:w="4320"/>
+          </w:tcPr>
+          <w:p>
+            <w:r>
+              <w:t xml:space="preserve">F-fuente-lider, F-motor-debil</w:t>
+            </w:r>
+          </w:p>
+        </w:tc>
+      </w:tr>
+      <w:tr>
+        <w:tc>
+          <w:tcPr>
+            <w:tcW w:type="dxa" w:w="4320"/>
+          </w:tcPr>
+          <w:p>
+            <w:r>
+              <w:t>Restricciones revisadas</w:t>
+            </w:r>
+          </w:p>
+        </w:tc>
+        <w:tc>
+          <w:tcPr>
+            <w:tcW w:type="dxa" w:w="4320"/>
+          </w:tcPr>
+          <w:p>
+            <w:r>
+              <w:t xml:space="preserve">Publicidad sanitaria regulada: no prometer resultados; Sin comparativas denigratorias</w:t>
+            </w:r>
+          </w:p>
+        </w:tc>
+      </w:tr>
+    </w:tbl>
+    <w:p/>
+    <w:p>
+      <w:pPr>
+        <w:pStyle w:val="Heading2"/>
+      </w:pPr>
+      <w:r>
+        <w:t xml:space="preserve">Fase 1 · Quick wins · 8 semanas</w:t>
+      </w:r>
+    </w:p>
+    <w:p>
+      <w:r>
+        <w:t xml:space="preserve">Objetivo: Contenido que responde a los prompts de decisión y reputación activa</w:t>
+      </w:r>
+    </w:p>
+    <w:p>
+      <w:pPr>
+        <w:pStyle w:val="Heading3"/>
+      </w:pPr>
+      <w:r>
+        <w:t xml:space="preserve">A1-1 · Publicar FAQ y páginas de cirugía refractiva y miopía infantil redactadas a partir de los prompts de decisión y precio del banco, con precios, financiación y proceso explicados sin prometer resultados.</w:t>
+      </w:r>
+    </w:p>
+    <w:tbl>
+      <w:tblPr>
+        <w:tblStyle w:val="LightList-Accent1"/>
+        <w:tblW w:type="auto" w:w="0"/>
+        <w:tblLook w:firstColumn="1" w:firstRow="1" w:lastColumn="0" w:lastRow="0" w:noHBand="0" w:noVBand="1" w:val="04A0"/>
+      </w:tblPr>
+      <w:tblGrid>
+        <w:gridCol w:w="4320"/>
+        <w:gridCol w:w="4320"/>
+      </w:tblGrid>
+      <w:tr>
+        <w:tc>
+          <w:tcPr>
+            <w:tcW w:type="dxa" w:w="4320"/>
+          </w:tcPr>
+          <w:p>
+            <w:r>
+              <w:t>Palanca</w:t>
+            </w:r>
+          </w:p>
+        </w:tc>
+        <w:tc>
+          <w:tcPr>
+            <w:tcW w:type="dxa" w:w="4320"/>
+          </w:tcPr>
+          <w:p>
+            <w:r>
+              <w:t xml:space="preserve">Contenido que responde a preguntas reales</w:t>
+            </w:r>
+          </w:p>
+        </w:tc>
+      </w:tr>
+      <w:tr>
+        <w:tc>
+          <w:tcPr>
+            <w:tcW w:type="dxa" w:w="4320"/>
+          </w:tcPr>
+          <w:p>
+            <w:r>
+              <w:t>Fase del embudo</w:t>
+            </w:r>
+          </w:p>
+        </w:tc>
+        <w:tc>
+          <w:tcPr>
+            <w:tcW w:type="dxa" w:w="4320"/>
+          </w:tcPr>
+          <w:p>
+            <w:r>
+              <w:t xml:space="preserve">Decisión</w:t>
+            </w:r>
+          </w:p>
+        </w:tc>
+      </w:tr>
+      <w:tr>
+        <w:tc>
+          <w:tcPr>
+            <w:tcW w:type="dxa" w:w="4320"/>
+          </w:tcPr>
+          <w:p>
+            <w:r>
+              <w:t>Motores objetivo</w:t>
+            </w:r>
+          </w:p>
+        </w:tc>
+        <w:tc>
+          <w:tcPr>
+            <w:tcW w:type="dxa" w:w="4320"/>
+          </w:tcPr>
+          <w:p>
+            <w:r>
+              <w:t xml:space="preserve">Todos</w:t>
+            </w:r>
+          </w:p>
+        </w:tc>
+      </w:tr>
+      <w:tr>
+        <w:tc>
+          <w:tcPr>
+            <w:tcW w:type="dxa" w:w="4320"/>
+          </w:tcPr>
+          <w:p>
+            <w:r>
+              <w:t>Esfuerzo / impacto</w:t>
+            </w:r>
+          </w:p>
+        </w:tc>
+        <w:tc>
+          <w:tcPr>
+            <w:tcW w:type="dxa" w:w="4320"/>
+          </w:tcPr>
+          <w:p>
+            <w:r>
+              <w:t xml:space="preserve">M / M</w:t>
+            </w:r>
+          </w:p>
+        </w:tc>
+      </w:tr>
+      <w:tr>
+        <w:tc>
+          <w:tcPr>
+            <w:tcW w:type="dxa" w:w="4320"/>
+          </w:tcPr>
+          <w:p>
+            <w:r>
+              <w:t>Responsable</w:t>
+            </w:r>
+          </w:p>
+        </w:tc>
+        <w:tc>
+          <w:tcPr>
+            <w:tcW w:type="dxa" w:w="4320"/>
+          </w:tcPr>
+          <w:p>
+            <w:r>
+              <w:t xml:space="preserve">Responsable de marketing</w:t>
+            </w:r>
+          </w:p>
+        </w:tc>
+      </w:tr>
+      <w:tr>
+        <w:tc>
+          <w:tcPr>
+            <w:tcW w:type="dxa" w:w="4320"/>
+          </w:tcPr>
+          <w:p>
+            <w:r>
+              <w:t>Plazo</w:t>
+            </w:r>
+          </w:p>
+        </w:tc>
+        <w:tc>
+          <w:tcPr>
+            <w:tcW w:type="dxa" w:w="4320"/>
+          </w:tcPr>
+          <w:p>
+            <w:r>
+              <w:t xml:space="preserve">8 semanas</w:t>
+            </w:r>
+          </w:p>
+        </w:tc>
+      </w:tr>
+      <w:tr>
+        <w:tc>
+          <w:tcPr>
+            <w:tcW w:type="dxa" w:w="4320"/>
+          </w:tcPr>
+          <w:p>
+            <w:r>
+              <w:t>KPI</w:t>
+            </w:r>
+          </w:p>
+        </w:tc>
+        <w:tc>
+          <w:tcPr>
+            <w:tcW w:type="dxa" w:w="4320"/>
+          </w:tcPr>
+          <w:p>
+            <w:r>
+              <w:t xml:space="preserve">Visibilidad espontánea en decisión</w:t>
+            </w:r>
+          </w:p>
+        </w:tc>
+      </w:tr>
+      <w:tr>
+        <w:tc>
+          <w:tcPr>
+            <w:tcW w:type="dxa" w:w="4320"/>
+          </w:tcPr>
+          <w:p>
+            <w:r>
+              <w:t>Entregables</w:t>
+            </w:r>
+          </w:p>
+        </w:tc>
+        <w:tc>
+          <w:tcPr>
+            <w:tcW w:type="dxa" w:w="4320"/>
+          </w:tcPr>
+          <w:p>
+            <w:r>
+              <w:t xml:space="preserve">8 páginas FAQ publicadas</w:t>
+            </w:r>
+          </w:p>
+        </w:tc>
+      </w:tr>
+      <w:tr>
+        <w:tc>
+          <w:tcPr>
+            <w:tcW w:type="dxa" w:w="4320"/>
+          </w:tcPr>
+          <w:p>
+            <w:r>
+              <w:t>Dependencias</w:t>
+            </w:r>
+          </w:p>
+        </w:tc>
+        <w:tc>
+          <w:tcPr>
+            <w:tcW w:type="dxa" w:w="4320"/>
+          </w:tcPr>
+          <w:p>
+            <w:r>
+              <w:t xml:space="preserve">A0-2</w:t>
+            </w:r>
+          </w:p>
+        </w:tc>
+      </w:tr>
+      <w:tr>
+        <w:tc>
+          <w:tcPr>
+            <w:tcW w:type="dxa" w:w="4320"/>
+          </w:tcPr>
+          <w:p>
+            <w:r>
+              <w:t>Hallazgos que la justifican</w:t>
+            </w:r>
+          </w:p>
+        </w:tc>
+        <w:tc>
+          <w:tcPr>
+            <w:tcW w:type="dxa" w:w="4320"/>
+          </w:tcPr>
+          <w:p>
+            <w:r>
+              <w:t xml:space="preserve">F-caida-embudo, F-recomendacion-debil</w:t>
+            </w:r>
+          </w:p>
+        </w:tc>
+      </w:tr>
+      <w:tr>
+        <w:tc>
+          <w:tcPr>
+            <w:tcW w:type="dxa" w:w="4320"/>
+          </w:tcPr>
+          <w:p>
+            <w:r>
+              <w:t>Restricciones revisadas</w:t>
+            </w:r>
+          </w:p>
+        </w:tc>
+        <w:tc>
+          <w:tcPr>
+            <w:tcW w:type="dxa" w:w="4320"/>
+          </w:tcPr>
+          <w:p>
+            <w:r>
+              <w:t xml:space="preserve">Publicidad sanitaria regulada: no prometer resultados; Sin comparativas denigratorias</w:t>
+            </w:r>
+          </w:p>
+        </w:tc>
+      </w:tr>
+    </w:tbl>
+    <w:p/>
+    <w:p>
+      <w:pPr>
+        <w:pStyle w:val="Heading3"/>
+      </w:pPr>
+      <w:r>
+        <w:t xml:space="preserve">A1-2 · Pedir reseñas a pacientes del centro de Barcelona y responder a todas las reseñas de Google en menos de 72 horas.</w:t>
+      </w:r>
+    </w:p>
+    <w:tbl>
+      <w:tblPr>
+        <w:tblStyle w:val="LightList-Accent1"/>
+        <w:tblW w:type="auto" w:w="0"/>
+        <w:tblLook w:firstColumn="1" w:firstRow="1" w:lastColumn="0" w:lastRow="0" w:noHBand="0" w:noVBand="1" w:val="04A0"/>
+      </w:tblPr>
+      <w:tblGrid>
+        <w:gridCol w:w="4320"/>
+        <w:gridCol w:w="4320"/>
+      </w:tblGrid>
+      <w:tr>
+        <w:tc>
+          <w:tcPr>
+            <w:tcW w:type="dxa" w:w="4320"/>
+          </w:tcPr>
+          <w:p>
+            <w:r>
+              <w:t>Palanca</w:t>
+            </w:r>
+          </w:p>
+        </w:tc>
+        <w:tc>
+          <w:tcPr>
+            <w:tcW w:type="dxa" w:w="4320"/>
+          </w:tcPr>
+          <w:p>
+            <w:r>
+              <w:t xml:space="preserve">Reputación y reseñas</w:t>
+            </w:r>
+          </w:p>
+        </w:tc>
+      </w:tr>
+      <w:tr>
+        <w:tc>
+          <w:tcPr>
+            <w:tcW w:type="dxa" w:w="4320"/>
+          </w:tcPr>
+          <w:p>
+            <w:r>
+              <w:t>Fase del embudo</w:t>
+            </w:r>
+          </w:p>
+        </w:tc>
+        <w:tc>
+          <w:tcPr>
+            <w:tcW w:type="dxa" w:w="4320"/>
+          </w:tcPr>
+          <w:p>
+            <w:r>
+              <w:t xml:space="preserve">Transversal</w:t>
+            </w:r>
+          </w:p>
+        </w:tc>
+      </w:tr>
+      <w:tr>
+        <w:tc>
+          <w:tcPr>
+            <w:tcW w:type="dxa" w:w="4320"/>
+          </w:tcPr>
+          <w:p>
+            <w:r>
+              <w:t>Motores objetivo</w:t>
+            </w:r>
+          </w:p>
+        </w:tc>
+        <w:tc>
+          <w:tcPr>
+            <w:tcW w:type="dxa" w:w="4320"/>
+          </w:tcPr>
+          <w:p>
+            <w:r>
+              <w:t xml:space="preserve">Todos</w:t>
+            </w:r>
+          </w:p>
+        </w:tc>
+      </w:tr>
+      <w:tr>
+        <w:tc>
+          <w:tcPr>
+            <w:tcW w:type="dxa" w:w="4320"/>
+          </w:tcPr>
+          <w:p>
+            <w:r>
+              <w:t>Esfuerzo / impacto</w:t>
+            </w:r>
+          </w:p>
+        </w:tc>
+        <w:tc>
+          <w:tcPr>
+            <w:tcW w:type="dxa" w:w="4320"/>
+          </w:tcPr>
+          <w:p>
+            <w:r>
+              <w:t xml:space="preserve">S / M</w:t>
+            </w:r>
+          </w:p>
+        </w:tc>
+      </w:tr>
+      <w:tr>
+        <w:tc>
+          <w:tcPr>
+            <w:tcW w:type="dxa" w:w="4320"/>
+          </w:tcPr>
+          <w:p>
+            <w:r>
+              <w:t>Responsable</w:t>
+            </w:r>
+          </w:p>
+        </w:tc>
+        <w:tc>
+          <w:tcPr>
+            <w:tcW w:type="dxa" w:w="4320"/>
+          </w:tcPr>
+          <w:p>
+            <w:r>
+              <w:t xml:space="preserve">Comunicación (media jornada)</w:t>
+            </w:r>
+          </w:p>
+        </w:tc>
+      </w:tr>
+      <w:tr>
+        <w:tc>
+          <w:tcPr>
+            <w:tcW w:type="dxa" w:w="4320"/>
+          </w:tcPr>
+          <w:p>
+            <w:r>
+              <w:t>Plazo</w:t>
+            </w:r>
+          </w:p>
+        </w:tc>
+        <w:tc>
+          <w:tcPr>
+            <w:tcW w:type="dxa" w:w="4320"/>
+          </w:tcPr>
+          <w:p>
+            <w:r>
+              <w:t xml:space="preserve">8 semanas</w:t>
+            </w:r>
+          </w:p>
+        </w:tc>
+      </w:tr>
+      <w:tr>
+        <w:tc>
+          <w:tcPr>
+            <w:tcW w:type="dxa" w:w="4320"/>
+          </w:tcPr>
+          <w:p>
+            <w:r>
+              <w:t>KPI</w:t>
+            </w:r>
+          </w:p>
+        </w:tc>
+        <w:tc>
+          <w:tcPr>
+            <w:tcW w:type="dxa" w:w="4320"/>
+          </w:tcPr>
+          <w:p>
+            <w:r>
+              <w:t xml:space="preserve">Reseñas nuevas del centro de Barcelona</w:t>
+            </w:r>
+          </w:p>
+        </w:tc>
+      </w:tr>
+      <w:tr>
+        <w:tc>
+          <w:tcPr>
+            <w:tcW w:type="dxa" w:w="4320"/>
+          </w:tcPr>
+          <w:p>
+            <w:r>
+              <w:t>Entregables</w:t>
+            </w:r>
+          </w:p>
+        </w:tc>
+        <w:tc>
+          <w:tcPr>
+            <w:tcW w:type="dxa" w:w="4320"/>
+          </w:tcPr>
+          <w:p>
+            <w:r>
+              <w:t xml:space="preserve">Protocolo de reseñas; Informe mensual de reseñas</w:t>
+            </w:r>
+          </w:p>
+        </w:tc>
+      </w:tr>
+      <w:tr>
+        <w:tc>
+          <w:tcPr>
+            <w:tcW w:type="dxa" w:w="4320"/>
+          </w:tcPr>
+          <w:p>
+            <w:r>
+              <w:t>Dependencias</w:t>
+            </w:r>
+          </w:p>
+        </w:tc>
+        <w:tc>
+          <w:tcPr>
+            <w:tcW w:type="dxa" w:w="4320"/>
+          </w:tcPr>
+          <w:p>
+            <w:r>
+              <w:t xml:space="preserve">—</w:t>
+            </w:r>
+          </w:p>
+        </w:tc>
+      </w:tr>
+      <w:tr>
+        <w:tc>
+          <w:tcPr>
+            <w:tcW w:type="dxa" w:w="4320"/>
+          </w:tcPr>
+          <w:p>
+            <w:r>
+              <w:t>Hallazgos que la justifican</w:t>
+            </w:r>
+          </w:p>
+        </w:tc>
+        <w:tc>
+          <w:tcPr>
+            <w:tcW w:type="dxa" w:w="4320"/>
+          </w:tcPr>
+          <w:p>
+            <w:r>
+              <w:t xml:space="preserve">F-ciudad-barcelona</w:t>
             </w:r>
           </w:p>
         </w:tc>
@@ -6920,7 +9832,7 @@
         <w:pStyle w:val="Heading3"/>
       </w:pPr>
       <w:r>
-        <w:t xml:space="preserve">A2 · Relaciones públicas digitales con medios de salud</w:t>
+        <w:t xml:space="preserve">A2-1 · Conseguir ficha completa y verificada en directoriomedico.example y presencia en rankingclinicas.example y guiaoftalmologia.example.</w:t>
       </w:r>
     </w:p>
     <w:tbl>
@@ -6994,7 +9906,7 @@
           </w:tcPr>
           <w:p>
             <w:r>
-              <w:t xml:space="preserve">Todos</w:t>
+              <w:t xml:space="preserve">ChatGPT, Claude</w:t>
             </w:r>
           </w:p>
         </w:tc>
@@ -7038,7 +9950,7 @@
           </w:tcPr>
           <w:p>
             <w:r>
-              <w:t xml:space="preserve">tercero</w:t>
+              <w:t xml:space="preserve">Agencia (relaciones públicas)</w:t>
             </w:r>
           </w:p>
         </w:tc>
@@ -7082,7 +9994,7 @@
           </w:tcPr>
           <w:p>
             <w:r>
-              <w:t xml:space="preserve">Apariciones con fuente Medio</w:t>
+              <w:t xml:space="preserve">Visibilidad espontánea en ChatGPT y Claude</w:t>
             </w:r>
           </w:p>
         </w:tc>
@@ -7104,7 +10016,7 @@
           </w:tcPr>
           <w:p>
             <w:r>
-              <w:t xml:space="preserve">Documento revisado por el comité</w:t>
+              <w:t xml:space="preserve">Fichas publicadas; Candidatura a 2 rankings</w:t>
             </w:r>
           </w:p>
         </w:tc>
@@ -7126,7 +10038,7 @@
           </w:tcPr>
           <w:p>
             <w:r>
-              <w:t xml:space="preserve">A1</w:t>
+              <w:t xml:space="preserve">A0-2</w:t>
             </w:r>
           </w:p>
         </w:tc>
@@ -7148,7 +10060,1068 @@
           </w:tcPr>
           <w:p>
             <w:r>
-              <w:t xml:space="preserve">F-recomendacion-debil</w:t>
+              <w:t xml:space="preserve">F-fuente-lider, F-motor-debil</w:t>
+            </w:r>
+          </w:p>
+        </w:tc>
+      </w:tr>
+      <w:tr>
+        <w:tc>
+          <w:tcPr>
+            <w:tcW w:type="dxa" w:w="4320"/>
+          </w:tcPr>
+          <w:p>
+            <w:r>
+              <w:t>Restricciones revisadas</w:t>
+            </w:r>
+          </w:p>
+        </w:tc>
+        <w:tc>
+          <w:tcPr>
+            <w:tcW w:type="dxa" w:w="4320"/>
+          </w:tcPr>
+          <w:p>
+            <w:r>
+              <w:t xml:space="preserve">Publicidad sanitaria regulada: no prometer resultados; Sin comparativas denigratorias</w:t>
+            </w:r>
+          </w:p>
+        </w:tc>
+      </w:tr>
+    </w:tbl>
+    <w:p/>
+    <w:p>
+      <w:pPr>
+        <w:pStyle w:val="Heading3"/>
+      </w:pPr>
+      <w:r>
+        <w:t xml:space="preserve">A2-2 · Guía local de cirugía refractiva en Barcelona con el centro abierto en 2024: equipo médico, tecnología, horarios y cómo pedir cita.</w:t>
+      </w:r>
+    </w:p>
+    <w:tbl>
+      <w:tblPr>
+        <w:tblStyle w:val="LightList-Accent1"/>
+        <w:tblW w:type="auto" w:w="0"/>
+        <w:tblLook w:firstColumn="1" w:firstRow="1" w:lastColumn="0" w:lastRow="0" w:noHBand="0" w:noVBand="1" w:val="04A0"/>
+      </w:tblPr>
+      <w:tblGrid>
+        <w:gridCol w:w="4320"/>
+        <w:gridCol w:w="4320"/>
+      </w:tblGrid>
+      <w:tr>
+        <w:tc>
+          <w:tcPr>
+            <w:tcW w:type="dxa" w:w="4320"/>
+          </w:tcPr>
+          <w:p>
+            <w:r>
+              <w:t>Palanca</w:t>
+            </w:r>
+          </w:p>
+        </w:tc>
+        <w:tc>
+          <w:tcPr>
+            <w:tcW w:type="dxa" w:w="4320"/>
+          </w:tcPr>
+          <w:p>
+            <w:r>
+              <w:t xml:space="preserve">Contenido que responde a preguntas reales</w:t>
+            </w:r>
+          </w:p>
+        </w:tc>
+      </w:tr>
+      <w:tr>
+        <w:tc>
+          <w:tcPr>
+            <w:tcW w:type="dxa" w:w="4320"/>
+          </w:tcPr>
+          <w:p>
+            <w:r>
+              <w:t>Fase del embudo</w:t>
+            </w:r>
+          </w:p>
+        </w:tc>
+        <w:tc>
+          <w:tcPr>
+            <w:tcW w:type="dxa" w:w="4320"/>
+          </w:tcPr>
+          <w:p>
+            <w:r>
+              <w:t xml:space="preserve">Transversal</w:t>
+            </w:r>
+          </w:p>
+        </w:tc>
+      </w:tr>
+      <w:tr>
+        <w:tc>
+          <w:tcPr>
+            <w:tcW w:type="dxa" w:w="4320"/>
+          </w:tcPr>
+          <w:p>
+            <w:r>
+              <w:t>Motores objetivo</w:t>
+            </w:r>
+          </w:p>
+        </w:tc>
+        <w:tc>
+          <w:tcPr>
+            <w:tcW w:type="dxa" w:w="4320"/>
+          </w:tcPr>
+          <w:p>
+            <w:r>
+              <w:t xml:space="preserve">Todos</w:t>
+            </w:r>
+          </w:p>
+        </w:tc>
+      </w:tr>
+      <w:tr>
+        <w:tc>
+          <w:tcPr>
+            <w:tcW w:type="dxa" w:w="4320"/>
+          </w:tcPr>
+          <w:p>
+            <w:r>
+              <w:t>Esfuerzo / impacto</w:t>
+            </w:r>
+          </w:p>
+        </w:tc>
+        <w:tc>
+          <w:tcPr>
+            <w:tcW w:type="dxa" w:w="4320"/>
+          </w:tcPr>
+          <w:p>
+            <w:r>
+              <w:t xml:space="preserve">M / M</w:t>
+            </w:r>
+          </w:p>
+        </w:tc>
+      </w:tr>
+      <w:tr>
+        <w:tc>
+          <w:tcPr>
+            <w:tcW w:type="dxa" w:w="4320"/>
+          </w:tcPr>
+          <w:p>
+            <w:r>
+              <w:t>Responsable</w:t>
+            </w:r>
+          </w:p>
+        </w:tc>
+        <w:tc>
+          <w:tcPr>
+            <w:tcW w:type="dxa" w:w="4320"/>
+          </w:tcPr>
+          <w:p>
+            <w:r>
+              <w:t xml:space="preserve">Responsable de marketing</w:t>
+            </w:r>
+          </w:p>
+        </w:tc>
+      </w:tr>
+      <w:tr>
+        <w:tc>
+          <w:tcPr>
+            <w:tcW w:type="dxa" w:w="4320"/>
+          </w:tcPr>
+          <w:p>
+            <w:r>
+              <w:t>Plazo</w:t>
+            </w:r>
+          </w:p>
+        </w:tc>
+        <w:tc>
+          <w:tcPr>
+            <w:tcW w:type="dxa" w:w="4320"/>
+          </w:tcPr>
+          <w:p>
+            <w:r>
+              <w:t xml:space="preserve">6 semanas</w:t>
+            </w:r>
+          </w:p>
+        </w:tc>
+      </w:tr>
+      <w:tr>
+        <w:tc>
+          <w:tcPr>
+            <w:tcW w:type="dxa" w:w="4320"/>
+          </w:tcPr>
+          <w:p>
+            <w:r>
+              <w:t>KPI</w:t>
+            </w:r>
+          </w:p>
+        </w:tc>
+        <w:tc>
+          <w:tcPr>
+            <w:tcW w:type="dxa" w:w="4320"/>
+          </w:tcPr>
+          <w:p>
+            <w:r>
+              <w:t xml:space="preserve">Visibilidad espontánea en Barcelona</w:t>
+            </w:r>
+          </w:p>
+        </w:tc>
+      </w:tr>
+      <w:tr>
+        <w:tc>
+          <w:tcPr>
+            <w:tcW w:type="dxa" w:w="4320"/>
+          </w:tcPr>
+          <w:p>
+            <w:r>
+              <w:t>Entregables</w:t>
+            </w:r>
+          </w:p>
+        </w:tc>
+        <w:tc>
+          <w:tcPr>
+            <w:tcW w:type="dxa" w:w="4320"/>
+          </w:tcPr>
+          <w:p>
+            <w:r>
+              <w:t xml:space="preserve">Guía publicada</w:t>
+            </w:r>
+          </w:p>
+        </w:tc>
+      </w:tr>
+      <w:tr>
+        <w:tc>
+          <w:tcPr>
+            <w:tcW w:type="dxa" w:w="4320"/>
+          </w:tcPr>
+          <w:p>
+            <w:r>
+              <w:t>Dependencias</w:t>
+            </w:r>
+          </w:p>
+        </w:tc>
+        <w:tc>
+          <w:tcPr>
+            <w:tcW w:type="dxa" w:w="4320"/>
+          </w:tcPr>
+          <w:p>
+            <w:r>
+              <w:t xml:space="preserve">—</w:t>
+            </w:r>
+          </w:p>
+        </w:tc>
+      </w:tr>
+      <w:tr>
+        <w:tc>
+          <w:tcPr>
+            <w:tcW w:type="dxa" w:w="4320"/>
+          </w:tcPr>
+          <w:p>
+            <w:r>
+              <w:t>Hallazgos que la justifican</w:t>
+            </w:r>
+          </w:p>
+        </w:tc>
+        <w:tc>
+          <w:tcPr>
+            <w:tcW w:type="dxa" w:w="4320"/>
+          </w:tcPr>
+          <w:p>
+            <w:r>
+              <w:t xml:space="preserve">F-ciudad-barcelona</w:t>
+            </w:r>
+          </w:p>
+        </w:tc>
+      </w:tr>
+      <w:tr>
+        <w:tc>
+          <w:tcPr>
+            <w:tcW w:type="dxa" w:w="4320"/>
+          </w:tcPr>
+          <w:p>
+            <w:r>
+              <w:t>Restricciones revisadas</w:t>
+            </w:r>
+          </w:p>
+        </w:tc>
+        <w:tc>
+          <w:tcPr>
+            <w:tcW w:type="dxa" w:w="4320"/>
+          </w:tcPr>
+          <w:p>
+            <w:r>
+              <w:t xml:space="preserve">Publicidad sanitaria regulada: no prometer resultados; Sin comparativas denigratorias</w:t>
+            </w:r>
+          </w:p>
+        </w:tc>
+      </w:tr>
+    </w:tbl>
+    <w:p/>
+    <w:p>
+      <w:pPr>
+        <w:pStyle w:val="Heading3"/>
+      </w:pPr>
+      <w:r>
+        <w:t xml:space="preserve">A2-3 · Artículos de divulgación sobre control de miopía infantil en medios de salud (diariosalud.example, saludactual.example) firmados por oftalmólogos del equipo, sin comparativas ni promesas de resultados.</w:t>
+      </w:r>
+    </w:p>
+    <w:tbl>
+      <w:tblPr>
+        <w:tblStyle w:val="LightList-Accent1"/>
+        <w:tblW w:type="auto" w:w="0"/>
+        <w:tblLook w:firstColumn="1" w:firstRow="1" w:lastColumn="0" w:lastRow="0" w:noHBand="0" w:noVBand="1" w:val="04A0"/>
+      </w:tblPr>
+      <w:tblGrid>
+        <w:gridCol w:w="4320"/>
+        <w:gridCol w:w="4320"/>
+      </w:tblGrid>
+      <w:tr>
+        <w:tc>
+          <w:tcPr>
+            <w:tcW w:type="dxa" w:w="4320"/>
+          </w:tcPr>
+          <w:p>
+            <w:r>
+              <w:t>Palanca</w:t>
+            </w:r>
+          </w:p>
+        </w:tc>
+        <w:tc>
+          <w:tcPr>
+            <w:tcW w:type="dxa" w:w="4320"/>
+          </w:tcPr>
+          <w:p>
+            <w:r>
+              <w:t xml:space="preserve">Autoridad en fuentes de terceros</w:t>
+            </w:r>
+          </w:p>
+        </w:tc>
+      </w:tr>
+      <w:tr>
+        <w:tc>
+          <w:tcPr>
+            <w:tcW w:type="dxa" w:w="4320"/>
+          </w:tcPr>
+          <w:p>
+            <w:r>
+              <w:t>Fase del embudo</w:t>
+            </w:r>
+          </w:p>
+        </w:tc>
+        <w:tc>
+          <w:tcPr>
+            <w:tcW w:type="dxa" w:w="4320"/>
+          </w:tcPr>
+          <w:p>
+            <w:r>
+              <w:t xml:space="preserve">Comparación</w:t>
+            </w:r>
+          </w:p>
+        </w:tc>
+      </w:tr>
+      <w:tr>
+        <w:tc>
+          <w:tcPr>
+            <w:tcW w:type="dxa" w:w="4320"/>
+          </w:tcPr>
+          <w:p>
+            <w:r>
+              <w:t>Motores objetivo</w:t>
+            </w:r>
+          </w:p>
+        </w:tc>
+        <w:tc>
+          <w:tcPr>
+            <w:tcW w:type="dxa" w:w="4320"/>
+          </w:tcPr>
+          <w:p>
+            <w:r>
+              <w:t xml:space="preserve">Todos</w:t>
+            </w:r>
+          </w:p>
+        </w:tc>
+      </w:tr>
+      <w:tr>
+        <w:tc>
+          <w:tcPr>
+            <w:tcW w:type="dxa" w:w="4320"/>
+          </w:tcPr>
+          <w:p>
+            <w:r>
+              <w:t>Esfuerzo / impacto</w:t>
+            </w:r>
+          </w:p>
+        </w:tc>
+        <w:tc>
+          <w:tcPr>
+            <w:tcW w:type="dxa" w:w="4320"/>
+          </w:tcPr>
+          <w:p>
+            <w:r>
+              <w:t xml:space="preserve">M / M</w:t>
+            </w:r>
+          </w:p>
+        </w:tc>
+      </w:tr>
+      <w:tr>
+        <w:tc>
+          <w:tcPr>
+            <w:tcW w:type="dxa" w:w="4320"/>
+          </w:tcPr>
+          <w:p>
+            <w:r>
+              <w:t>Responsable</w:t>
+            </w:r>
+          </w:p>
+        </w:tc>
+        <w:tc>
+          <w:tcPr>
+            <w:tcW w:type="dxa" w:w="4320"/>
+          </w:tcPr>
+          <w:p>
+            <w:r>
+              <w:t xml:space="preserve">Comunicación con la agencia</w:t>
+            </w:r>
+          </w:p>
+        </w:tc>
+      </w:tr>
+      <w:tr>
+        <w:tc>
+          <w:tcPr>
+            <w:tcW w:type="dxa" w:w="4320"/>
+          </w:tcPr>
+          <w:p>
+            <w:r>
+              <w:t>Plazo</w:t>
+            </w:r>
+          </w:p>
+        </w:tc>
+        <w:tc>
+          <w:tcPr>
+            <w:tcW w:type="dxa" w:w="4320"/>
+          </w:tcPr>
+          <w:p>
+            <w:r>
+              <w:t xml:space="preserve">12 semanas</w:t>
+            </w:r>
+          </w:p>
+        </w:tc>
+      </w:tr>
+      <w:tr>
+        <w:tc>
+          <w:tcPr>
+            <w:tcW w:type="dxa" w:w="4320"/>
+          </w:tcPr>
+          <w:p>
+            <w:r>
+              <w:t>KPI</w:t>
+            </w:r>
+          </w:p>
+        </w:tc>
+        <w:tc>
+          <w:tcPr>
+            <w:tcW w:type="dxa" w:w="4320"/>
+          </w:tcPr>
+          <w:p>
+            <w:r>
+              <w:t xml:space="preserve">Menciones en medios citados por los motores</w:t>
+            </w:r>
+          </w:p>
+        </w:tc>
+      </w:tr>
+      <w:tr>
+        <w:tc>
+          <w:tcPr>
+            <w:tcW w:type="dxa" w:w="4320"/>
+          </w:tcPr>
+          <w:p>
+            <w:r>
+              <w:t>Entregables</w:t>
+            </w:r>
+          </w:p>
+        </w:tc>
+        <w:tc>
+          <w:tcPr>
+            <w:tcW w:type="dxa" w:w="4320"/>
+          </w:tcPr>
+          <w:p>
+            <w:r>
+              <w:t xml:space="preserve">3 artículos publicados</w:t>
+            </w:r>
+          </w:p>
+        </w:tc>
+      </w:tr>
+      <w:tr>
+        <w:tc>
+          <w:tcPr>
+            <w:tcW w:type="dxa" w:w="4320"/>
+          </w:tcPr>
+          <w:p>
+            <w:r>
+              <w:t>Dependencias</w:t>
+            </w:r>
+          </w:p>
+        </w:tc>
+        <w:tc>
+          <w:tcPr>
+            <w:tcW w:type="dxa" w:w="4320"/>
+          </w:tcPr>
+          <w:p>
+            <w:r>
+              <w:t xml:space="preserve">—</w:t>
+            </w:r>
+          </w:p>
+        </w:tc>
+      </w:tr>
+      <w:tr>
+        <w:tc>
+          <w:tcPr>
+            <w:tcW w:type="dxa" w:w="4320"/>
+          </w:tcPr>
+          <w:p>
+            <w:r>
+              <w:t>Hallazgos que la justifican</w:t>
+            </w:r>
+          </w:p>
+        </w:tc>
+        <w:tc>
+          <w:tcPr>
+            <w:tcW w:type="dxa" w:w="4320"/>
+          </w:tcPr>
+          <w:p>
+            <w:r>
+              <w:t xml:space="preserve">F-brecha-lider, F-asistida-vs-espontanea</w:t>
+            </w:r>
+          </w:p>
+        </w:tc>
+      </w:tr>
+      <w:tr>
+        <w:tc>
+          <w:tcPr>
+            <w:tcW w:type="dxa" w:w="4320"/>
+          </w:tcPr>
+          <w:p>
+            <w:r>
+              <w:t>Restricciones revisadas</w:t>
+            </w:r>
+          </w:p>
+        </w:tc>
+        <w:tc>
+          <w:tcPr>
+            <w:tcW w:type="dxa" w:w="4320"/>
+          </w:tcPr>
+          <w:p>
+            <w:r>
+              <w:t xml:space="preserve">Publicidad sanitaria regulada: no prometer resultados; Sin comparativas denigratorias</w:t>
+            </w:r>
+          </w:p>
+        </w:tc>
+      </w:tr>
+    </w:tbl>
+    <w:p/>
+    <w:p>
+      <w:pPr>
+        <w:pStyle w:val="Heading2"/>
+      </w:pPr>
+      <w:r>
+        <w:t xml:space="preserve">Fase 3 · Optimización y medición · 12 semanas</w:t>
+      </w:r>
+    </w:p>
+    <w:p>
+      <w:r>
+        <w:t xml:space="preserve">Objetivo: Medir, aprender y ajustar</w:t>
+      </w:r>
+    </w:p>
+    <w:p>
+      <w:pPr>
+        <w:pStyle w:val="Heading3"/>
+      </w:pPr>
+      <w:r>
+        <w:t xml:space="preserve">A3-1 · Re-medición trimestral con el mismo banco, motores y repeticiones, comparada con la línea base.</w:t>
+      </w:r>
+    </w:p>
+    <w:tbl>
+      <w:tblPr>
+        <w:tblStyle w:val="LightList-Accent1"/>
+        <w:tblW w:type="auto" w:w="0"/>
+        <w:tblLook w:firstColumn="1" w:firstRow="1" w:lastColumn="0" w:lastRow="0" w:noHBand="0" w:noVBand="1" w:val="04A0"/>
+      </w:tblPr>
+      <w:tblGrid>
+        <w:gridCol w:w="4320"/>
+        <w:gridCol w:w="4320"/>
+      </w:tblGrid>
+      <w:tr>
+        <w:tc>
+          <w:tcPr>
+            <w:tcW w:type="dxa" w:w="4320"/>
+          </w:tcPr>
+          <w:p>
+            <w:r>
+              <w:t>Palanca</w:t>
+            </w:r>
+          </w:p>
+        </w:tc>
+        <w:tc>
+          <w:tcPr>
+            <w:tcW w:type="dxa" w:w="4320"/>
+          </w:tcPr>
+          <w:p>
+            <w:r>
+              <w:t xml:space="preserve">Medición</w:t>
+            </w:r>
+          </w:p>
+        </w:tc>
+      </w:tr>
+      <w:tr>
+        <w:tc>
+          <w:tcPr>
+            <w:tcW w:type="dxa" w:w="4320"/>
+          </w:tcPr>
+          <w:p>
+            <w:r>
+              <w:t>Fase del embudo</w:t>
+            </w:r>
+          </w:p>
+        </w:tc>
+        <w:tc>
+          <w:tcPr>
+            <w:tcW w:type="dxa" w:w="4320"/>
+          </w:tcPr>
+          <w:p>
+            <w:r>
+              <w:t xml:space="preserve">Transversal</w:t>
+            </w:r>
+          </w:p>
+        </w:tc>
+      </w:tr>
+      <w:tr>
+        <w:tc>
+          <w:tcPr>
+            <w:tcW w:type="dxa" w:w="4320"/>
+          </w:tcPr>
+          <w:p>
+            <w:r>
+              <w:t>Motores objetivo</w:t>
+            </w:r>
+          </w:p>
+        </w:tc>
+        <w:tc>
+          <w:tcPr>
+            <w:tcW w:type="dxa" w:w="4320"/>
+          </w:tcPr>
+          <w:p>
+            <w:r>
+              <w:t xml:space="preserve">Todos</w:t>
+            </w:r>
+          </w:p>
+        </w:tc>
+      </w:tr>
+      <w:tr>
+        <w:tc>
+          <w:tcPr>
+            <w:tcW w:type="dxa" w:w="4320"/>
+          </w:tcPr>
+          <w:p>
+            <w:r>
+              <w:t>Esfuerzo / impacto</w:t>
+            </w:r>
+          </w:p>
+        </w:tc>
+        <w:tc>
+          <w:tcPr>
+            <w:tcW w:type="dxa" w:w="4320"/>
+          </w:tcPr>
+          <w:p>
+            <w:r>
+              <w:t xml:space="preserve">S / S</w:t>
+            </w:r>
+          </w:p>
+        </w:tc>
+      </w:tr>
+      <w:tr>
+        <w:tc>
+          <w:tcPr>
+            <w:tcW w:type="dxa" w:w="4320"/>
+          </w:tcPr>
+          <w:p>
+            <w:r>
+              <w:t>Responsable</w:t>
+            </w:r>
+          </w:p>
+        </w:tc>
+        <w:tc>
+          <w:tcPr>
+            <w:tcW w:type="dxa" w:w="4320"/>
+          </w:tcPr>
+          <w:p>
+            <w:r>
+              <w:t xml:space="preserve">Agencia</w:t>
+            </w:r>
+          </w:p>
+        </w:tc>
+      </w:tr>
+      <w:tr>
+        <w:tc>
+          <w:tcPr>
+            <w:tcW w:type="dxa" w:w="4320"/>
+          </w:tcPr>
+          <w:p>
+            <w:r>
+              <w:t>Plazo</w:t>
+            </w:r>
+          </w:p>
+        </w:tc>
+        <w:tc>
+          <w:tcPr>
+            <w:tcW w:type="dxa" w:w="4320"/>
+          </w:tcPr>
+          <w:p>
+            <w:r>
+              <w:t xml:space="preserve">12 semanas</w:t>
+            </w:r>
+          </w:p>
+        </w:tc>
+      </w:tr>
+      <w:tr>
+        <w:tc>
+          <w:tcPr>
+            <w:tcW w:type="dxa" w:w="4320"/>
+          </w:tcPr>
+          <w:p>
+            <w:r>
+              <w:t>KPI</w:t>
+            </w:r>
+          </w:p>
+        </w:tc>
+        <w:tc>
+          <w:tcPr>
+            <w:tcW w:type="dxa" w:w="4320"/>
+          </w:tcPr>
+          <w:p>
+            <w:r>
+              <w:t xml:space="preserve">Score de Citación espontáneo</w:t>
+            </w:r>
+          </w:p>
+        </w:tc>
+      </w:tr>
+      <w:tr>
+        <w:tc>
+          <w:tcPr>
+            <w:tcW w:type="dxa" w:w="4320"/>
+          </w:tcPr>
+          <w:p>
+            <w:r>
+              <w:t>Entregables</w:t>
+            </w:r>
+          </w:p>
+        </w:tc>
+        <w:tc>
+          <w:tcPr>
+            <w:tcW w:type="dxa" w:w="4320"/>
+          </w:tcPr>
+          <w:p>
+            <w:r>
+              <w:t xml:space="preserve">Informe de evolución trimestral</w:t>
+            </w:r>
+          </w:p>
+        </w:tc>
+      </w:tr>
+      <w:tr>
+        <w:tc>
+          <w:tcPr>
+            <w:tcW w:type="dxa" w:w="4320"/>
+          </w:tcPr>
+          <w:p>
+            <w:r>
+              <w:t>Dependencias</w:t>
+            </w:r>
+          </w:p>
+        </w:tc>
+        <w:tc>
+          <w:tcPr>
+            <w:tcW w:type="dxa" w:w="4320"/>
+          </w:tcPr>
+          <w:p>
+            <w:r>
+              <w:t xml:space="preserve">—</w:t>
+            </w:r>
+          </w:p>
+        </w:tc>
+      </w:tr>
+      <w:tr>
+        <w:tc>
+          <w:tcPr>
+            <w:tcW w:type="dxa" w:w="4320"/>
+          </w:tcPr>
+          <w:p>
+            <w:r>
+              <w:t>Hallazgos que la justifican</w:t>
+            </w:r>
+          </w:p>
+        </w:tc>
+        <w:tc>
+          <w:tcPr>
+            <w:tcW w:type="dxa" w:w="4320"/>
+          </w:tcPr>
+          <w:p>
+            <w:r>
+              <w:t xml:space="preserve">F-brecha-lider</w:t>
+            </w:r>
+          </w:p>
+        </w:tc>
+      </w:tr>
+      <w:tr>
+        <w:tc>
+          <w:tcPr>
+            <w:tcW w:type="dxa" w:w="4320"/>
+          </w:tcPr>
+          <w:p>
+            <w:r>
+              <w:t>Restricciones revisadas</w:t>
+            </w:r>
+          </w:p>
+        </w:tc>
+        <w:tc>
+          <w:tcPr>
+            <w:tcW w:type="dxa" w:w="4320"/>
+          </w:tcPr>
+          <w:p>
+            <w:r>
+              <w:t xml:space="preserve">Publicidad sanitaria regulada: no prometer resultados; Sin comparativas denigratorias</w:t>
+            </w:r>
+          </w:p>
+        </w:tc>
+      </w:tr>
+    </w:tbl>
+    <w:p/>
+    <w:p>
+      <w:pPr>
+        <w:pStyle w:val="Heading3"/>
+      </w:pPr>
+      <w:r>
+        <w:t xml:space="preserve">A3-2 · Vídeos cortos en YouTube en los que oftalmólogos del equipo responden dudas frecuentes sobre cirugía refractiva.</w:t>
+      </w:r>
+    </w:p>
+    <w:tbl>
+      <w:tblPr>
+        <w:tblStyle w:val="LightList-Accent1"/>
+        <w:tblW w:type="auto" w:w="0"/>
+        <w:tblLook w:firstColumn="1" w:firstRow="1" w:lastColumn="0" w:lastRow="0" w:noHBand="0" w:noVBand="1" w:val="04A0"/>
+      </w:tblPr>
+      <w:tblGrid>
+        <w:gridCol w:w="4320"/>
+        <w:gridCol w:w="4320"/>
+      </w:tblGrid>
+      <w:tr>
+        <w:tc>
+          <w:tcPr>
+            <w:tcW w:type="dxa" w:w="4320"/>
+          </w:tcPr>
+          <w:p>
+            <w:r>
+              <w:t>Palanca</w:t>
+            </w:r>
+          </w:p>
+        </w:tc>
+        <w:tc>
+          <w:tcPr>
+            <w:tcW w:type="dxa" w:w="4320"/>
+          </w:tcPr>
+          <w:p>
+            <w:r>
+              <w:t xml:space="preserve">Comunidades y plataformas</w:t>
+            </w:r>
+          </w:p>
+        </w:tc>
+      </w:tr>
+      <w:tr>
+        <w:tc>
+          <w:tcPr>
+            <w:tcW w:type="dxa" w:w="4320"/>
+          </w:tcPr>
+          <w:p>
+            <w:r>
+              <w:t>Fase del embudo</w:t>
+            </w:r>
+          </w:p>
+        </w:tc>
+        <w:tc>
+          <w:tcPr>
+            <w:tcW w:type="dxa" w:w="4320"/>
+          </w:tcPr>
+          <w:p>
+            <w:r>
+              <w:t xml:space="preserve">Transversal</w:t>
+            </w:r>
+          </w:p>
+        </w:tc>
+      </w:tr>
+      <w:tr>
+        <w:tc>
+          <w:tcPr>
+            <w:tcW w:type="dxa" w:w="4320"/>
+          </w:tcPr>
+          <w:p>
+            <w:r>
+              <w:t>Motores objetivo</w:t>
+            </w:r>
+          </w:p>
+        </w:tc>
+        <w:tc>
+          <w:tcPr>
+            <w:tcW w:type="dxa" w:w="4320"/>
+          </w:tcPr>
+          <w:p>
+            <w:r>
+              <w:t xml:space="preserve">Todos</w:t>
+            </w:r>
+          </w:p>
+        </w:tc>
+      </w:tr>
+      <w:tr>
+        <w:tc>
+          <w:tcPr>
+            <w:tcW w:type="dxa" w:w="4320"/>
+          </w:tcPr>
+          <w:p>
+            <w:r>
+              <w:t>Esfuerzo / impacto</w:t>
+            </w:r>
+          </w:p>
+        </w:tc>
+        <w:tc>
+          <w:tcPr>
+            <w:tcW w:type="dxa" w:w="4320"/>
+          </w:tcPr>
+          <w:p>
+            <w:r>
+              <w:t xml:space="preserve">M / S</w:t>
+            </w:r>
+          </w:p>
+        </w:tc>
+      </w:tr>
+      <w:tr>
+        <w:tc>
+          <w:tcPr>
+            <w:tcW w:type="dxa" w:w="4320"/>
+          </w:tcPr>
+          <w:p>
+            <w:r>
+              <w:t>Responsable</w:t>
+            </w:r>
+          </w:p>
+        </w:tc>
+        <w:tc>
+          <w:tcPr>
+            <w:tcW w:type="dxa" w:w="4320"/>
+          </w:tcPr>
+          <w:p>
+            <w:r>
+              <w:t xml:space="preserve">Comunicación (media jornada)</w:t>
+            </w:r>
+          </w:p>
+        </w:tc>
+      </w:tr>
+      <w:tr>
+        <w:tc>
+          <w:tcPr>
+            <w:tcW w:type="dxa" w:w="4320"/>
+          </w:tcPr>
+          <w:p>
+            <w:r>
+              <w:t>Plazo</w:t>
+            </w:r>
+          </w:p>
+        </w:tc>
+        <w:tc>
+          <w:tcPr>
+            <w:tcW w:type="dxa" w:w="4320"/>
+          </w:tcPr>
+          <w:p>
+            <w:r>
+              <w:t xml:space="preserve">12 semanas</w:t>
+            </w:r>
+          </w:p>
+        </w:tc>
+      </w:tr>
+      <w:tr>
+        <w:tc>
+          <w:tcPr>
+            <w:tcW w:type="dxa" w:w="4320"/>
+          </w:tcPr>
+          <w:p>
+            <w:r>
+              <w:t>KPI</w:t>
+            </w:r>
+          </w:p>
+        </w:tc>
+        <w:tc>
+          <w:tcPr>
+            <w:tcW w:type="dxa" w:w="4320"/>
+          </w:tcPr>
+          <w:p>
+            <w:r>
+              <w:t xml:space="preserve">Visibilidad espontánea por motor</w:t>
+            </w:r>
+          </w:p>
+        </w:tc>
+      </w:tr>
+      <w:tr>
+        <w:tc>
+          <w:tcPr>
+            <w:tcW w:type="dxa" w:w="4320"/>
+          </w:tcPr>
+          <w:p>
+            <w:r>
+              <w:t>Entregables</w:t>
+            </w:r>
+          </w:p>
+        </w:tc>
+        <w:tc>
+          <w:tcPr>
+            <w:tcW w:type="dxa" w:w="4320"/>
+          </w:tcPr>
+          <w:p>
+            <w:r>
+              <w:t xml:space="preserve">6 vídeos publicados</w:t>
+            </w:r>
+          </w:p>
+        </w:tc>
+      </w:tr>
+      <w:tr>
+        <w:tc>
+          <w:tcPr>
+            <w:tcW w:type="dxa" w:w="4320"/>
+          </w:tcPr>
+          <w:p>
+            <w:r>
+              <w:t>Dependencias</w:t>
+            </w:r>
+          </w:p>
+        </w:tc>
+        <w:tc>
+          <w:tcPr>
+            <w:tcW w:type="dxa" w:w="4320"/>
+          </w:tcPr>
+          <w:p>
+            <w:r>
+              <w:t xml:space="preserve">—</w:t>
+            </w:r>
+          </w:p>
+        </w:tc>
+      </w:tr>
+      <w:tr>
+        <w:tc>
+          <w:tcPr>
+            <w:tcW w:type="dxa" w:w="4320"/>
+          </w:tcPr>
+          <w:p>
+            <w:r>
+              <w:t>Hallazgos que la justifican</w:t>
+            </w:r>
+          </w:p>
+        </w:tc>
+        <w:tc>
+          <w:tcPr>
+            <w:tcW w:type="dxa" w:w="4320"/>
+          </w:tcPr>
+          <w:p>
+            <w:r>
+              <w:t xml:space="preserve">F-motor-debil</w:t>
             </w:r>
           </w:p>
         </w:tc>
@@ -7182,7 +11155,12 @@
         <w:pStyle w:val="Heading1"/>
       </w:pPr>
       <w:r>
-        <w:t>9. Medición y seguimiento</w:t>
+        <w:t>10. Escenarios y simulación del plan</w:t>
+      </w:r>
+    </w:p>
+    <w:p>
+      <w:r>
+        <w:t xml:space="preserve">Qué pasa con el Score de Citación si se ejecuta todo el plan o solo una parte. Son proyecciones con supuestos declarados, no promesas de resultado: la única forma de conocer el efecto real es volver a medir.</w:t>
       </w:r>
     </w:p>
     <w:p>
@@ -7190,7 +11168,764 @@
         <w:pStyle w:val="Heading2"/>
       </w:pPr>
       <w:r>
-        <w:t>KPIs</w:t>
+        <w:t>Escenarios del plan</w:t>
+      </w:r>
+    </w:p>
+    <w:tbl>
+      <w:tblPr>
+        <w:tblStyle w:val="LightGrid-Accent1"/>
+        <w:tblW w:type="auto" w:w="0"/>
+        <w:tblLook w:firstColumn="1" w:firstRow="1" w:lastColumn="0" w:lastRow="0" w:noHBand="0" w:noVBand="1" w:val="04A0"/>
+      </w:tblPr>
+      <w:tblGrid>
+        <w:gridCol w:w="1440"/>
+        <w:gridCol w:w="1440"/>
+        <w:gridCol w:w="1440"/>
+        <w:gridCol w:w="1440"/>
+        <w:gridCol w:w="1440"/>
+        <w:gridCol w:w="1440"/>
+      </w:tblGrid>
+      <w:tr>
+        <w:tc>
+          <w:tcPr>
+            <w:tcW w:type="dxa" w:w="1440"/>
+          </w:tcPr>
+          <w:p>
+            <w:r>
+              <w:t>Escenario</w:t>
+            </w:r>
+          </w:p>
+        </w:tc>
+        <w:tc>
+          <w:tcPr>
+            <w:tcW w:type="dxa" w:w="1440"/>
+          </w:tcPr>
+          <w:p>
+            <w:r>
+              <w:t>Acciones</w:t>
+            </w:r>
+          </w:p>
+        </w:tc>
+        <w:tc>
+          <w:tcPr>
+            <w:tcW w:type="dxa" w:w="1440"/>
+          </w:tcPr>
+          <w:p>
+            <w:r>
+              <w:t>Aplazadas</w:t>
+            </w:r>
+          </w:p>
+        </w:tc>
+        <w:tc>
+          <w:tcPr>
+            <w:tcW w:type="dxa" w:w="1440"/>
+          </w:tcPr>
+          <w:p>
+            <w:r>
+              <w:t>Hallazgos sin cubrir</w:t>
+            </w:r>
+          </w:p>
+        </w:tc>
+        <w:tc>
+          <w:tcPr>
+            <w:tcW w:type="dxa" w:w="1440"/>
+          </w:tcPr>
+          <w:p>
+            <w:r>
+              <w:t>Esfuerzo</w:t>
+            </w:r>
+          </w:p>
+        </w:tc>
+        <w:tc>
+          <w:tcPr>
+            <w:tcW w:type="dxa" w:w="1440"/>
+          </w:tcPr>
+          <w:p>
+            <w:r>
+              <w:t>Score proyectado [mín.–máx.]</w:t>
+            </w:r>
+          </w:p>
+        </w:tc>
+      </w:tr>
+      <w:tr>
+        <w:tc>
+          <w:tcPr>
+            <w:tcW w:type="dxa" w:w="1440"/>
+          </w:tcPr>
+          <w:p>
+            <w:r>
+              <w:t xml:space="preserve">Mínimo viable</w:t>
+            </w:r>
+          </w:p>
+        </w:tc>
+        <w:tc>
+          <w:tcPr>
+            <w:tcW w:type="dxa" w:w="1440"/>
+          </w:tcPr>
+          <w:p>
+            <w:r>
+              <w:t xml:space="preserve">A0-2, A1-2, A2-3</w:t>
+            </w:r>
+          </w:p>
+        </w:tc>
+        <w:tc>
+          <w:tcPr>
+            <w:tcW w:type="dxa" w:w="1440"/>
+          </w:tcPr>
+          <w:p>
+            <w:r>
+              <w:t xml:space="preserve">A0-1 (desactivada); A1-1 (desactivada); A2-1 (desactivada); A2-2 (desactivada); A3-1 (desactivada); A3-2 (desactivada)</w:t>
+            </w:r>
+          </w:p>
+        </w:tc>
+        <w:tc>
+          <w:tcPr>
+            <w:tcW w:type="dxa" w:w="1440"/>
+          </w:tcPr>
+          <w:p>
+            <w:r>
+              <w:t xml:space="preserve">F-caida-embudo, F-recomendacion-debil</w:t>
+            </w:r>
+          </w:p>
+        </w:tc>
+        <w:tc>
+          <w:tcPr>
+            <w:tcW w:type="dxa" w:w="1440"/>
+          </w:tcPr>
+          <w:p>
+            <w:r>
+              <w:t xml:space="preserve">5 puntos</w:t>
+            </w:r>
+          </w:p>
+        </w:tc>
+        <w:tc>
+          <w:tcPr>
+            <w:tcW w:type="dxa" w:w="1440"/>
+          </w:tcPr>
+          <w:p>
+            <w:r>
+              <w:t xml:space="preserve">27,7 [26,6–28,8]</w:t>
+            </w:r>
+          </w:p>
+        </w:tc>
+      </w:tr>
+      <w:tr>
+        <w:tc>
+          <w:tcPr>
+            <w:tcW w:type="dxa" w:w="1440"/>
+          </w:tcPr>
+          <w:p>
+            <w:r>
+              <w:t xml:space="preserve">Equilibrado</w:t>
+            </w:r>
+          </w:p>
+        </w:tc>
+        <w:tc>
+          <w:tcPr>
+            <w:tcW w:type="dxa" w:w="1440"/>
+          </w:tcPr>
+          <w:p>
+            <w:r>
+              <w:t xml:space="preserve">A0-2, A1-1, A1-2, A2-3</w:t>
+            </w:r>
+          </w:p>
+        </w:tc>
+        <w:tc>
+          <w:tcPr>
+            <w:tcW w:type="dxa" w:w="1440"/>
+          </w:tcPr>
+          <w:p>
+            <w:r>
+              <w:t xml:space="preserve">A0-1 (desactivada); A2-1 (desactivada); A2-2 (desactivada); A3-1 (desactivada); A3-2 (desactivada)</w:t>
+            </w:r>
+          </w:p>
+        </w:tc>
+        <w:tc>
+          <w:tcPr>
+            <w:tcW w:type="dxa" w:w="1440"/>
+          </w:tcPr>
+          <w:p>
+            <w:r>
+              <w:t xml:space="preserve">Ninguno</w:t>
+            </w:r>
+          </w:p>
+        </w:tc>
+        <w:tc>
+          <w:tcPr>
+            <w:tcW w:type="dxa" w:w="1440"/>
+          </w:tcPr>
+          <w:p>
+            <w:r>
+              <w:t xml:space="preserve">7 puntos</w:t>
+            </w:r>
+          </w:p>
+        </w:tc>
+        <w:tc>
+          <w:tcPr>
+            <w:tcW w:type="dxa" w:w="1440"/>
+          </w:tcPr>
+          <w:p>
+            <w:r>
+              <w:t xml:space="preserve">28,2 [26,8–29,8]</w:t>
+            </w:r>
+          </w:p>
+        </w:tc>
+      </w:tr>
+      <w:tr>
+        <w:tc>
+          <w:tcPr>
+            <w:tcW w:type="dxa" w:w="1440"/>
+          </w:tcPr>
+          <w:p>
+            <w:r>
+              <w:t xml:space="preserve">Completo (el de esta propuesta)</w:t>
+            </w:r>
+          </w:p>
+        </w:tc>
+        <w:tc>
+          <w:tcPr>
+            <w:tcW w:type="dxa" w:w="1440"/>
+          </w:tcPr>
+          <w:p>
+            <w:r>
+              <w:t xml:space="preserve">A0-1, A0-2, A1-1, A1-2, A2-1, A2-2, A2-3, A3-1, A3-2</w:t>
+            </w:r>
+          </w:p>
+        </w:tc>
+        <w:tc>
+          <w:tcPr>
+            <w:tcW w:type="dxa" w:w="1440"/>
+          </w:tcPr>
+          <w:p>
+            <w:r>
+              <w:t xml:space="preserve">—</w:t>
+            </w:r>
+          </w:p>
+        </w:tc>
+        <w:tc>
+          <w:tcPr>
+            <w:tcW w:type="dxa" w:w="1440"/>
+          </w:tcPr>
+          <w:p>
+            <w:r>
+              <w:t xml:space="preserve">Ninguno</w:t>
+            </w:r>
+          </w:p>
+        </w:tc>
+        <w:tc>
+          <w:tcPr>
+            <w:tcW w:type="dxa" w:w="1440"/>
+          </w:tcPr>
+          <w:p>
+            <w:r>
+              <w:t xml:space="preserve">16 puntos</w:t>
+            </w:r>
+          </w:p>
+        </w:tc>
+        <w:tc>
+          <w:tcPr>
+            <w:tcW w:type="dxa" w:w="1440"/>
+          </w:tcPr>
+          <w:p>
+            <w:r>
+              <w:t xml:space="preserve">30,8 [27,8–34,0]</w:t>
+            </w:r>
+          </w:p>
+        </w:tc>
+      </w:tr>
+    </w:tbl>
+    <w:p/>
+    <w:p>
+      <w:pPr>
+        <w:pStyle w:val="Heading2"/>
+      </w:pPr>
+      <w:r>
+        <w:t>Simulación del plan completo por fases</w:t>
+      </w:r>
+    </w:p>
+    <w:p>
+      <w:r>
+        <w:t xml:space="preserve">Score de Citación actual: 25,9.</w:t>
+      </w:r>
+    </w:p>
+    <w:tbl>
+      <w:tblPr>
+        <w:tblStyle w:val="LightGrid-Accent1"/>
+        <w:tblW w:type="auto" w:w="0"/>
+        <w:tblLook w:firstColumn="1" w:firstRow="1" w:lastColumn="0" w:lastRow="0" w:noHBand="0" w:noVBand="1" w:val="04A0"/>
+      </w:tblPr>
+      <w:tblGrid>
+        <w:gridCol w:w="2880"/>
+        <w:gridCol w:w="2880"/>
+        <w:gridCol w:w="2880"/>
+      </w:tblGrid>
+      <w:tr>
+        <w:tc>
+          <w:tcPr>
+            <w:tcW w:type="dxa" w:w="2880"/>
+          </w:tcPr>
+          <w:p>
+            <w:r>
+              <w:t>Al terminar</w:t>
+            </w:r>
+          </w:p>
+        </w:tc>
+        <w:tc>
+          <w:tcPr>
+            <w:tcW w:type="dxa" w:w="2880"/>
+          </w:tcPr>
+          <w:p>
+            <w:r>
+              <w:t>Score proyectado [mín.–máx.]</w:t>
+            </w:r>
+          </w:p>
+        </w:tc>
+        <w:tc>
+          <w:tcPr>
+            <w:tcW w:type="dxa" w:w="2880"/>
+          </w:tcPr>
+          <w:p>
+            <w:r>
+              <w:t>Visibilidad espontánea [mín.–máx.]</w:t>
+            </w:r>
+          </w:p>
+        </w:tc>
+      </w:tr>
+      <w:tr>
+        <w:tc>
+          <w:tcPr>
+            <w:tcW w:type="dxa" w:w="2880"/>
+          </w:tcPr>
+          <w:p>
+            <w:r>
+              <w:t xml:space="preserve">Fase 0 · Fundamentos</w:t>
+            </w:r>
+          </w:p>
+        </w:tc>
+        <w:tc>
+          <w:tcPr>
+            <w:tcW w:type="dxa" w:w="2880"/>
+          </w:tcPr>
+          <w:p>
+            <w:r>
+              <w:t xml:space="preserve">27,0 [26,3–27,8]</w:t>
+            </w:r>
+          </w:p>
+        </w:tc>
+        <w:tc>
+          <w:tcPr>
+            <w:tcW w:type="dxa" w:w="2880"/>
+          </w:tcPr>
+          <w:p>
+            <w:r>
+              <w:t xml:space="preserve">40,4 % [39,3 %–41,5 %]</w:t>
+            </w:r>
+          </w:p>
+        </w:tc>
+      </w:tr>
+      <w:tr>
+        <w:tc>
+          <w:tcPr>
+            <w:tcW w:type="dxa" w:w="2880"/>
+          </w:tcPr>
+          <w:p>
+            <w:r>
+              <w:t xml:space="preserve">Fase 1 · Quick wins</w:t>
+            </w:r>
+          </w:p>
+        </w:tc>
+        <w:tc>
+          <w:tcPr>
+            <w:tcW w:type="dxa" w:w="2880"/>
+          </w:tcPr>
+          <w:p>
+            <w:r>
+              <w:t xml:space="preserve">27,7 [26,6–29,0]</w:t>
+            </w:r>
+          </w:p>
+        </w:tc>
+        <w:tc>
+          <w:tcPr>
+            <w:tcW w:type="dxa" w:w="2880"/>
+          </w:tcPr>
+          <w:p>
+            <w:r>
+              <w:t xml:space="preserve">41,4 % [39,8 %–43,3 %]</w:t>
+            </w:r>
+          </w:p>
+        </w:tc>
+      </w:tr>
+      <w:tr>
+        <w:tc>
+          <w:tcPr>
+            <w:tcW w:type="dxa" w:w="2880"/>
+          </w:tcPr>
+          <w:p>
+            <w:r>
+              <w:t xml:space="preserve">Fase 2 · Autoridad y escala</w:t>
+            </w:r>
+          </w:p>
+        </w:tc>
+        <w:tc>
+          <w:tcPr>
+            <w:tcW w:type="dxa" w:w="2880"/>
+          </w:tcPr>
+          <w:p>
+            <w:r>
+              <w:t xml:space="preserve">30,5 [27,8–33,4]</w:t>
+            </w:r>
+          </w:p>
+        </w:tc>
+        <w:tc>
+          <w:tcPr>
+            <w:tcW w:type="dxa" w:w="2880"/>
+          </w:tcPr>
+          <w:p>
+            <w:r>
+              <w:t xml:space="preserve">45,6 % [41,5 %–50,0 %]</w:t>
+            </w:r>
+          </w:p>
+        </w:tc>
+      </w:tr>
+      <w:tr>
+        <w:tc>
+          <w:tcPr>
+            <w:tcW w:type="dxa" w:w="2880"/>
+          </w:tcPr>
+          <w:p>
+            <w:r>
+              <w:t xml:space="preserve">Fase 3 · Optimización y medición</w:t>
+            </w:r>
+          </w:p>
+        </w:tc>
+        <w:tc>
+          <w:tcPr>
+            <w:tcW w:type="dxa" w:w="2880"/>
+          </w:tcPr>
+          <w:p>
+            <w:r>
+              <w:t xml:space="preserve">30,8 [27,8–34,0]</w:t>
+            </w:r>
+          </w:p>
+        </w:tc>
+        <w:tc>
+          <w:tcPr>
+            <w:tcW w:type="dxa" w:w="2880"/>
+          </w:tcPr>
+          <w:p>
+            <w:r>
+              <w:t xml:space="preserve">46,0 % [41,5 %–50,7 %]</w:t>
+            </w:r>
+          </w:p>
+        </w:tc>
+      </w:tr>
+    </w:tbl>
+    <w:p/>
+    <w:p>
+      <w:pPr>
+        <w:pStyle w:val="Heading3"/>
+      </w:pPr>
+      <w:r>
+        <w:t>Supuestos</w:t>
+      </w:r>
+    </w:p>
+    <w:p>
+      <w:pPr>
+        <w:pStyle w:val="ListBullet"/>
+      </w:pPr>
+      <w:r>
+        <w:t xml:space="preserve">Solo se simula la visibilidad espontánea; el perfil de las apariciones (posición, fuerza y calidad de fuente medias) se mantiene como hoy.</w:t>
+      </w:r>
+    </w:p>
+    <w:p>
+      <w:pPr>
+        <w:pStyle w:val="ListBullet"/>
+      </w:pPr>
+      <w:r>
+        <w:t xml:space="preserve">Fase y motor son independientes al repartir la población en segmentos.</w:t>
+      </w:r>
+    </w:p>
+    <w:p>
+      <w:pPr>
+        <w:pStyle w:val="ListBullet"/>
+      </w:pPr>
+      <w:r>
+        <w:t xml:space="preserve">Mejora por acción según IMPACTO_POR_PALANCA (palanca × impacto S/M/L), con rangos mínimo, esperado y máximo; la palanca «medición» no mueve la visibilidad.</w:t>
+      </w:r>
+    </w:p>
+    <w:p>
+      <w:pPr>
+        <w:pStyle w:val="ListBullet"/>
+      </w:pPr>
+      <w:r>
+        <w:t xml:space="preserve">Rendimientos decrecientes: la k-ésima acción sobre un segmento aporta 0.6^k de su mejora; tope de +20 puntos por segmento y tasa máxima de 95 %.</w:t>
+      </w:r>
+    </w:p>
+    <w:p>
+      <w:pPr>
+        <w:pStyle w:val="ListBullet"/>
+      </w:pPr>
+      <w:r>
+        <w:t xml:space="preserve">Las acciones sin hallazgo del estudio no se simulan; la proyección es acumulada por fase.</w:t>
+      </w:r>
+    </w:p>
+    <w:p>
+      <w:pPr>
+        <w:pStyle w:val="ListBullet"/>
+      </w:pPr>
+      <w:r>
+        <w:t xml:space="preserve">Datos del kit sintéticos: la simulación ilustra el mecanismo, no el mercado real.</w:t>
+      </w:r>
+    </w:p>
+    <w:p>
+      <w:pPr>
+        <w:pStyle w:val="IntenseQuote"/>
+      </w:pPr>
+      <w:r>
+        <w:t xml:space="preserve">Estimación ilustrativa con supuestos declarados, no una predicción: no garantiza resultados ni estima visitas o ventas. Los asistentes de IA cambian y la única forma de saber el efecto real del plan es volver a medir.</w:t>
+      </w:r>
+    </w:p>
+    <w:p>
+      <w:r>
+        <w:t xml:space="preserve">Modelo de simulación: 1.0.</w:t>
+      </w:r>
+    </w:p>
+    <w:p>
+      <w:pPr>
+        <w:pStyle w:val="Heading1"/>
+      </w:pPr>
+      <w:r>
+        <w:t>11. Seguimiento con método</w:t>
+      </w:r>
+    </w:p>
+    <w:p>
+      <w:r>
+        <w:t xml:space="preserve">Esta propuesta no es una foto: el servicio es un seguimiento con método. Cada medición se compara con la anterior en las mismas condiciones y solo se informa de lo que cambia de verdad.</w:t>
+      </w:r>
+    </w:p>
+    <w:p>
+      <w:pPr>
+        <w:pStyle w:val="Heading3"/>
+      </w:pPr>
+      <w:r>
+        <w:t xml:space="preserve">Línea base</w:t>
+      </w:r>
+    </w:p>
+    <w:p>
+      <w:r>
+        <w:t xml:space="preserve">Este estudio fija el punto de partida: el Score de Citación con su margen, la aparición en cada uno de los cuatro motores y la posición frente a la competencia.</w:t>
+      </w:r>
+    </w:p>
+    <w:p>
+      <w:pPr>
+        <w:pStyle w:val="Heading3"/>
+      </w:pPr>
+      <w:r>
+        <w:t xml:space="preserve">Re-medición trimestral comparable</w:t>
+      </w:r>
+    </w:p>
+    <w:p>
+      <w:r>
+        <w:t xml:space="preserve">Mismo banco de prompts, los mismos cuatro motores, el mismo juez y la configuración de la marca vigente (perfil y mercado versionados). Si la configuración cambia, el cambio queda marcado en la serie.</w:t>
+      </w:r>
+    </w:p>
+    <w:p>
+      <w:pPr>
+        <w:pStyle w:val="Heading3"/>
+      </w:pPr>
+      <w:r>
+        <w:t xml:space="preserve">Solo cambios fuera del margen</w:t>
+      </w:r>
+    </w:p>
+    <w:p>
+      <w:r>
+        <w:t xml:space="preserve">Un cambio se comunica si su intervalo de confianza excluye el cero, y siempre frente a los competidores medidos en la misma ronda.</w:t>
+      </w:r>
+    </w:p>
+    <w:p>
+      <w:pPr>
+        <w:pStyle w:val="Heading3"/>
+      </w:pPr>
+      <w:r>
+        <w:t xml:space="preserve">Indicadores adelantados</w:t>
+      </w:r>
+    </w:p>
+    <w:p>
+      <w:r>
+        <w:t xml:space="preserve">Aparición por motor, presencia en las fuentes que citan los motores y exactitud de lo que dicen de la marca: se mueven antes que el score.</w:t>
+      </w:r>
+    </w:p>
+    <w:p>
+      <w:pPr>
+        <w:pStyle w:val="Heading3"/>
+      </w:pPr>
+      <w:r>
+        <w:t xml:space="preserve">Plan re-priorizado</w:t>
+      </w:r>
+    </w:p>
+    <w:p>
+      <w:r>
+        <w:t xml:space="preserve">Tras cada medición se actualiza el estado de cada acción y se re-priorizan las siguientes según lo que haya cambiado.</w:t>
+      </w:r>
+    </w:p>
+    <w:p>
+      <w:pPr>
+        <w:pStyle w:val="Heading2"/>
+      </w:pPr>
+      <w:r>
+        <w:t>Línea base de este estudio</w:t>
+      </w:r>
+    </w:p>
+    <w:tbl>
+      <w:tblPr>
+        <w:tblStyle w:val="LightGrid-Accent1"/>
+        <w:tblW w:type="auto" w:w="0"/>
+        <w:tblLook w:firstColumn="1" w:firstRow="1" w:lastColumn="0" w:lastRow="0" w:noHBand="0" w:noVBand="1" w:val="04A0"/>
+      </w:tblPr>
+      <w:tblGrid>
+        <w:gridCol w:w="4320"/>
+        <w:gridCol w:w="4320"/>
+      </w:tblGrid>
+      <w:tr>
+        <w:tc>
+          <w:tcPr>
+            <w:tcW w:type="dxa" w:w="4320"/>
+          </w:tcPr>
+          <w:p>
+            <w:r>
+              <w:t>Indicador</w:t>
+            </w:r>
+          </w:p>
+        </w:tc>
+        <w:tc>
+          <w:tcPr>
+            <w:tcW w:type="dxa" w:w="4320"/>
+          </w:tcPr>
+          <w:p>
+            <w:r>
+              <w:t>Valor</w:t>
+            </w:r>
+          </w:p>
+        </w:tc>
+      </w:tr>
+      <w:tr>
+        <w:tc>
+          <w:tcPr>
+            <w:tcW w:type="dxa" w:w="4320"/>
+          </w:tcPr>
+          <w:p>
+            <w:r>
+              <w:t xml:space="preserve">Fecha de la línea base</w:t>
+            </w:r>
+          </w:p>
+        </w:tc>
+        <w:tc>
+          <w:tcPr>
+            <w:tcW w:type="dxa" w:w="4320"/>
+          </w:tcPr>
+          <w:p>
+            <w:r>
+              <w:t xml:space="preserve">21/10/2026</w:t>
+            </w:r>
+          </w:p>
+        </w:tc>
+      </w:tr>
+      <w:tr>
+        <w:tc>
+          <w:tcPr>
+            <w:tcW w:type="dxa" w:w="4320"/>
+          </w:tcPr>
+          <w:p>
+            <w:r>
+              <w:t xml:space="preserve">Score de Citación</w:t>
+            </w:r>
+          </w:p>
+        </w:tc>
+        <w:tc>
+          <w:tcPr>
+            <w:tcW w:type="dxa" w:w="4320"/>
+          </w:tcPr>
+          <w:p>
+            <w:r>
+              <w:t xml:space="preserve">25,9 [21,6–30,1]</w:t>
+            </w:r>
+          </w:p>
+        </w:tc>
+      </w:tr>
+      <w:tr>
+        <w:tc>
+          <w:tcPr>
+            <w:tcW w:type="dxa" w:w="4320"/>
+          </w:tcPr>
+          <w:p>
+            <w:r>
+              <w:t xml:space="preserve">Motores medidos</w:t>
+            </w:r>
+          </w:p>
+        </w:tc>
+        <w:tc>
+          <w:tcPr>
+            <w:tcW w:type="dxa" w:w="4320"/>
+          </w:tcPr>
+          <w:p>
+            <w:r>
+              <w:t xml:space="preserve">ChatGPT, Gemini, Perplexity, Claude</w:t>
+            </w:r>
+          </w:p>
+        </w:tc>
+      </w:tr>
+      <w:tr>
+        <w:tc>
+          <w:tcPr>
+            <w:tcW w:type="dxa" w:w="4320"/>
+          </w:tcPr>
+          <w:p>
+            <w:r>
+              <w:t xml:space="preserve">Evaluaciones</w:t>
+            </w:r>
+          </w:p>
+        </w:tc>
+        <w:tc>
+          <w:tcPr>
+            <w:tcW w:type="dxa" w:w="4320"/>
+          </w:tcPr>
+          <w:p>
+            <w:r>
+              <w:t xml:space="preserve">240</w:t>
+            </w:r>
+          </w:p>
+        </w:tc>
+      </w:tr>
+      <w:tr>
+        <w:tc>
+          <w:tcPr>
+            <w:tcW w:type="dxa" w:w="4320"/>
+          </w:tcPr>
+          <w:p>
+            <w:r>
+              <w:t xml:space="preserve">Posición frente a la competencia</w:t>
+            </w:r>
+          </w:p>
+        </w:tc>
+        <w:tc>
+          <w:tcPr>
+            <w:tcW w:type="dxa" w:w="4320"/>
+          </w:tcPr>
+          <w:p>
+            <w:r>
+              <w:t xml:space="preserve">8.ª de 10</w:t>
+            </w:r>
+          </w:p>
+        </w:tc>
+      </w:tr>
+    </w:tbl>
+    <w:p/>
+    <w:p>
+      <w:pPr>
+        <w:pStyle w:val="Heading2"/>
+      </w:pPr>
+      <w:r>
+        <w:t>Indicadores y cadencia de esta propuesta</w:t>
       </w:r>
     </w:p>
     <w:p>
@@ -7270,7 +12005,7 @@
         <w:pStyle w:val="Heading1"/>
       </w:pPr>
       <w:r>
-        <w:t>10. Riesgos y supuestos</w:t>
+        <w:t>12. Riesgos y supuestos</w:t>
       </w:r>
     </w:p>
     <w:tbl>
@@ -7356,7 +12091,7 @@
         <w:pStyle w:val="Heading1"/>
       </w:pPr>
       <w:r>
-        <w:t>11. Hoja de ruta y presupuesto</w:t>
+        <w:t>13. Hoja de ruta y presupuesto</w:t>
       </w:r>
     </w:p>
     <w:p>
@@ -7416,7 +12151,29 @@
           </w:tcPr>
           <w:p>
             <w:r>
-              <w:t xml:space="preserve">Medición inicial</w:t>
+              <w:t xml:space="preserve">Medición inicial (línea base)</w:t>
+            </w:r>
+          </w:p>
+        </w:tc>
+      </w:tr>
+      <w:tr>
+        <w:tc>
+          <w:tcPr>
+            <w:tcW w:type="dxa" w:w="4320"/>
+          </w:tcPr>
+          <w:p>
+            <w:r>
+              <w:t xml:space="preserve">12</w:t>
+            </w:r>
+          </w:p>
+        </w:tc>
+        <w:tc>
+          <w:tcPr>
+            <w:tcW w:type="dxa" w:w="4320"/>
+          </w:tcPr>
+          <w:p>
+            <w:r>
+              <w:t xml:space="preserve">Primera re-medición trimestral comparable</w:t>
             </w:r>
           </w:p>
         </w:tc>
@@ -7470,17 +12227,17 @@
           </w:tcPr>
           <w:p>
             <w:r>
-              <w:t xml:space="preserve">agencia</w:t>
-            </w:r>
-          </w:p>
-        </w:tc>
-        <w:tc>
-          <w:tcPr>
-            <w:tcW w:type="dxa" w:w="4320"/>
-          </w:tcPr>
-          <w:p>
-            <w:r>
-              <w:t xml:space="preserve">A1</w:t>
+              <w:t xml:space="preserve">Agencia</w:t>
+            </w:r>
+          </w:p>
+        </w:tc>
+        <w:tc>
+          <w:tcPr>
+            <w:tcW w:type="dxa" w:w="4320"/>
+          </w:tcPr>
+          <w:p>
+            <w:r>
+              <w:t xml:space="preserve">A0-1, A3-1</w:t>
             </w:r>
           </w:p>
         </w:tc>
@@ -7492,17 +12249,105 @@
           </w:tcPr>
           <w:p>
             <w:r>
-              <w:t xml:space="preserve">tercero</w:t>
-            </w:r>
-          </w:p>
-        </w:tc>
-        <w:tc>
-          <w:tcPr>
-            <w:tcW w:type="dxa" w:w="4320"/>
-          </w:tcPr>
-          <w:p>
-            <w:r>
-              <w:t xml:space="preserve">A2</w:t>
+              <w:t xml:space="preserve">Agencia (desarrollo web)</w:t>
+            </w:r>
+          </w:p>
+        </w:tc>
+        <w:tc>
+          <w:tcPr>
+            <w:tcW w:type="dxa" w:w="4320"/>
+          </w:tcPr>
+          <w:p>
+            <w:r>
+              <w:t xml:space="preserve">A0-2</w:t>
+            </w:r>
+          </w:p>
+        </w:tc>
+      </w:tr>
+      <w:tr>
+        <w:tc>
+          <w:tcPr>
+            <w:tcW w:type="dxa" w:w="4320"/>
+          </w:tcPr>
+          <w:p>
+            <w:r>
+              <w:t xml:space="preserve">Responsable de marketing</w:t>
+            </w:r>
+          </w:p>
+        </w:tc>
+        <w:tc>
+          <w:tcPr>
+            <w:tcW w:type="dxa" w:w="4320"/>
+          </w:tcPr>
+          <w:p>
+            <w:r>
+              <w:t xml:space="preserve">A1-1, A2-2</w:t>
+            </w:r>
+          </w:p>
+        </w:tc>
+      </w:tr>
+      <w:tr>
+        <w:tc>
+          <w:tcPr>
+            <w:tcW w:type="dxa" w:w="4320"/>
+          </w:tcPr>
+          <w:p>
+            <w:r>
+              <w:t xml:space="preserve">Comunicación (media jornada)</w:t>
+            </w:r>
+          </w:p>
+        </w:tc>
+        <w:tc>
+          <w:tcPr>
+            <w:tcW w:type="dxa" w:w="4320"/>
+          </w:tcPr>
+          <w:p>
+            <w:r>
+              <w:t xml:space="preserve">A1-2, A3-2</w:t>
+            </w:r>
+          </w:p>
+        </w:tc>
+      </w:tr>
+      <w:tr>
+        <w:tc>
+          <w:tcPr>
+            <w:tcW w:type="dxa" w:w="4320"/>
+          </w:tcPr>
+          <w:p>
+            <w:r>
+              <w:t xml:space="preserve">Agencia (relaciones públicas)</w:t>
+            </w:r>
+          </w:p>
+        </w:tc>
+        <w:tc>
+          <w:tcPr>
+            <w:tcW w:type="dxa" w:w="4320"/>
+          </w:tcPr>
+          <w:p>
+            <w:r>
+              <w:t xml:space="preserve">A2-1</w:t>
+            </w:r>
+          </w:p>
+        </w:tc>
+      </w:tr>
+      <w:tr>
+        <w:tc>
+          <w:tcPr>
+            <w:tcW w:type="dxa" w:w="4320"/>
+          </w:tcPr>
+          <w:p>
+            <w:r>
+              <w:t xml:space="preserve">Comunicación con la agencia</w:t>
+            </w:r>
+          </w:p>
+        </w:tc>
+        <w:tc>
+          <w:tcPr>
+            <w:tcW w:type="dxa" w:w="4320"/>
+          </w:tcPr>
+          <w:p>
+            <w:r>
+              <w:t xml:space="preserve">A2-3</w:t>
             </w:r>
           </w:p>
         </w:tc>
@@ -7584,7 +12429,7 @@
       <w:pStyle w:val="Footer"/>
     </w:pPr>
     <w:r>
-      <w:t xml:space="preserve">posiq. · Propuesta para Clínica Alborada Visión</w:t>
+      <w:t xml:space="preserve">posiq. · Propuesta para Clínica Alborada Visión · Caso sintético del reto: datos ficticios</w:t>
     </w:r>
   </w:p>
 </w:ftr>
